--- a/src/Tests/Inputs/resumes/10/input.docx
+++ b/src/Tests/Inputs/resumes/10/input.docx
@@ -1,6 +1,6 @@
 
 <file path=word/document.xml><?xml version="1.0" encoding="utf-8"?>
-<w:document xmlns:wpc="http://schemas.microsoft.com/office/word/2010/wordprocessingCanvas" xmlns:cx="http://schemas.microsoft.com/office/drawing/2014/chartex" xmlns:cx1="http://schemas.microsoft.com/office/drawing/2015/9/8/chartex" xmlns:cx2="http://schemas.microsoft.com/office/drawing/2015/10/21/chartex" xmlns:cx3="http://schemas.microsoft.com/office/drawing/2016/5/9/chartex" xmlns:cx4="http://schemas.microsoft.com/office/drawing/2016/5/10/chartex" xmlns:cx5="http://schemas.microsoft.com/office/drawing/2016/5/11/chartex" xmlns:cx6="http://schemas.microsoft.com/office/drawing/2016/5/12/chartex" xmlns:cx7="http://schemas.microsoft.com/office/drawing/2016/5/13/chartex" xmlns:cx8="http://schemas.microsoft.com/office/drawing/2016/5/14/chartex" xmlns:mc="http://schemas.openxmlformats.org/markup-compatibility/2006" xmlns:aink="http://schemas.microsoft.com/office/drawing/2016/ink" xmlns:am3d="http://schemas.microsoft.com/office/drawing/2017/model3d" xmlns:o="urn:schemas-microsoft-com:office:office" xmlns:oel="http://schemas.microsoft.com/office/2019/extlst" xmlns:r="http://schemas.openxmlformats.org/officeDocument/2006/relationships" xmlns:m="http://schemas.openxmlformats.org/officeDocument/2006/math" xmlns:v="urn:schemas-microsoft-com:vml" xmlns:wp14="http://schemas.microsoft.com/office/word/2010/wordprocessingDrawing" xmlns:wp="http://schemas.openxmlformats.org/drawingml/2006/wordprocessingDrawing" xmlns:w10="urn:schemas-microsoft-com:office:word" xmlns:w="http://schemas.openxmlformats.org/wordprocessingml/2006/main" xmlns:w14="http://schemas.microsoft.com/office/word/2010/wordml" xmlns:w15="http://schemas.microsoft.com/office/word/2012/wordml" xmlns:w16cex="http://schemas.microsoft.com/office/word/2018/wordml/cex" xmlns:w16cid="http://schemas.microsoft.com/office/word/2016/wordml/cid" xmlns:w16="http://schemas.microsoft.com/office/word/2018/wordml" xmlns:w16sdtdh="http://schemas.microsoft.com/office/word/2020/wordml/sdtdatahash" xmlns:w16se="http://schemas.microsoft.com/office/word/2015/wordml/symex" xmlns:wpg="http://schemas.microsoft.com/office/word/2010/wordprocessingGroup" xmlns:wpi="http://schemas.microsoft.com/office/word/2010/wordprocessingInk" xmlns:wne="http://schemas.microsoft.com/office/word/2006/wordml" xmlns:wps="http://schemas.microsoft.com/office/word/2010/wordprocessingShape" mc:Ignorable="w14 w15 w16se w16cid w16 w16cex w16sdtdh wp14">
+<w:document xmlns:a="http://schemas.openxmlformats.org/drawingml/2006/main" xmlns:a16="http://schemas.microsoft.com/office/drawing/2014/main" xmlns:adec="http://schemas.microsoft.com/office/drawing/2017/decorative" xmlns:wpc="http://schemas.microsoft.com/office/word/2010/wordprocessingCanvas" xmlns:cx="http://schemas.microsoft.com/office/drawing/2014/chartex" xmlns:cx1="http://schemas.microsoft.com/office/drawing/2015/9/8/chartex" xmlns:cx2="http://schemas.microsoft.com/office/drawing/2015/10/21/chartex" xmlns:cx3="http://schemas.microsoft.com/office/drawing/2016/5/9/chartex" xmlns:cx4="http://schemas.microsoft.com/office/drawing/2016/5/10/chartex" xmlns:cx5="http://schemas.microsoft.com/office/drawing/2016/5/11/chartex" xmlns:cx6="http://schemas.microsoft.com/office/drawing/2016/5/12/chartex" xmlns:cx7="http://schemas.microsoft.com/office/drawing/2016/5/13/chartex" xmlns:cx8="http://schemas.microsoft.com/office/drawing/2016/5/14/chartex" xmlns:mc="http://schemas.openxmlformats.org/markup-compatibility/2006" xmlns:aink="http://schemas.microsoft.com/office/drawing/2016/ink" xmlns:am3d="http://schemas.microsoft.com/office/drawing/2017/model3d" xmlns:o="urn:schemas-microsoft-com:office:office" xmlns:oel="http://schemas.microsoft.com/office/2019/extlst" xmlns:r="http://schemas.openxmlformats.org/officeDocument/2006/relationships" xmlns:m="http://schemas.openxmlformats.org/officeDocument/2006/math" xmlns:v="urn:schemas-microsoft-com:vml" xmlns:wp14="http://schemas.microsoft.com/office/word/2010/wordprocessingDrawing" xmlns:wp="http://schemas.openxmlformats.org/drawingml/2006/wordprocessingDrawing" xmlns:w10="urn:schemas-microsoft-com:office:word" xmlns:w="http://schemas.openxmlformats.org/wordprocessingml/2006/main" xmlns:w14="http://schemas.microsoft.com/office/word/2010/wordml" xmlns:w15="http://schemas.microsoft.com/office/word/2012/wordml" xmlns:w16cex="http://schemas.microsoft.com/office/word/2018/wordml/cex" xmlns:w16cid="http://schemas.microsoft.com/office/word/2016/wordml/cid" xmlns:w16="http://schemas.microsoft.com/office/word/2018/wordml" xmlns:w16sdtdh="http://schemas.microsoft.com/office/word/2020/wordml/sdtdatahash" xmlns:w16se="http://schemas.microsoft.com/office/word/2015/wordml/symex" xmlns:wpg="http://schemas.microsoft.com/office/word/2010/wordprocessingGroup" xmlns:wpi="http://schemas.microsoft.com/office/word/2010/wordprocessingInk" xmlns:wne="http://schemas.microsoft.com/office/word/2006/wordml" xmlns:wps="http://schemas.microsoft.com/office/word/2010/wordprocessingShape" mc:Ignorable="w14 w15 w16se w16cid w16 w16cex w16sdtdh wp14">
   <w:body>
     <w:p>
       <w:r>
@@ -11,7 +11,7 @@
         <mc:AlternateContent>
           <mc:Choice Requires="wps">
             <w:drawing>
-              <wp:anchor distT="0" distB="0" distL="114300" distR="114300" simplePos="0" relativeHeight="251659264" behindDoc="0" locked="1" layoutInCell="1" allowOverlap="1" wp14:anchorId="071AA709" wp14:editId="22015890">
+              <wp:anchor distT="0" distB="0" distL="114300" distR="114300" simplePos="0" relativeHeight="251659264" behindDoc="0" locked="1" layoutInCell="1" allowOverlap="1" wp14:editId="22015890" wp14:anchorId="071AA709">
                 <wp:simplePos x="0" y="0"/>
                 <wp:positionH relativeFrom="page">
                   <wp:posOffset>0</wp:posOffset>
@@ -127,7 +127,7 @@
           </mc:Choice>
           <mc:Fallback>
             <w:pict>
-              <v:shape w14:anchorId="3BF23E15" id="Graphic 4" o:spid="_x0000_s1026" alt="&quot;&quot;" style="position:absolute;margin-left:0;margin-top:-14.4pt;width:37.45pt;height:75.7pt;z-index:251659264;visibility:visible;mso-wrap-style:square;mso-width-percent:0;mso-height-percent:0;mso-wrap-distance-left:9pt;mso-wrap-distance-top:0;mso-wrap-distance-right:9pt;mso-wrap-distance-bottom:0;mso-position-horizontal:absolute;mso-position-horizontal-relative:page;mso-position-vertical:absolute;mso-position-vertical-relative:text;mso-width-percent:0;mso-height-percent:0;mso-width-relative:margin;mso-height-relative:margin;v-text-anchor:middle" coordsize="710738,1440179" o:gfxdata="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" path="m,c392504,,710738,322421,710738,720090v,397669,-318234,720090,-710738,720090l,xe" fillcolor="#ab0f1b [3204]" strokecolor="white" strokeweight=".26114mm">
+              <v:shape id="Graphic 4" style="position:absolute;margin-left:0;margin-top:-14.4pt;width:37.45pt;height:75.7pt;z-index:251659264;visibility:visible;mso-wrap-style:square;mso-width-percent:0;mso-height-percent:0;mso-wrap-distance-left:9pt;mso-wrap-distance-top:0;mso-wrap-distance-right:9pt;mso-wrap-distance-bottom:0;mso-position-horizontal:absolute;mso-position-horizontal-relative:page;mso-position-vertical:absolute;mso-position-vertical-relative:text;mso-width-percent:0;mso-height-percent:0;mso-width-relative:margin;mso-height-relative:margin;v-text-anchor:middle" alt="&quot;&quot;" coordsize="710738,1440179" o:spid="_x0000_s1026" fillcolor="#ab0f1b [3204]" strokecolor="white" strokeweight=".26114mm" path="m,c392504,,710738,322421,710738,720090v,397669,-318234,720090,-710738,720090l,xe" o:gfxdata="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" w14:anchorId="3BF23E15">
                 <v:stroke joinstyle="miter"/>
                 <v:path arrowok="t" o:connecttype="custom" o:connectlocs="0,0;475488,480574;0,961148;0,0" o:connectangles="0,0,0,0"/>
                 <o:lock v:ext="edit" aspectratio="t"/>
@@ -163,7 +163,7 @@
             <w:tcW w:w="6390" w:type="dxa"/>
             <w:gridSpan w:val="3"/>
             <w:tcBorders>
-              <w:bottom w:val="single" w:sz="24" w:space="0" w:color="EF4C58" w:themeColor="accent1" w:themeTint="99"/>
+              <w:bottom w:val="single" w:color="EF4C58" w:themeColor="accent1" w:themeTint="99" w:sz="24" w:space="0"/>
             </w:tcBorders>
           </w:tcPr>
           <w:p>
@@ -195,7 +195,7 @@
           <w:tcPr>
             <w:tcW w:w="2960" w:type="dxa"/>
             <w:tcBorders>
-              <w:bottom w:val="single" w:sz="24" w:space="0" w:color="EF4C58" w:themeColor="accent1" w:themeTint="99"/>
+              <w:bottom w:val="single" w:color="EF4C58" w:themeColor="accent1" w:themeTint="99" w:sz="24" w:space="0"/>
             </w:tcBorders>
           </w:tcPr>
           <w:p>
@@ -292,7 +292,7 @@
             <w:tcW w:w="9350" w:type="dxa"/>
             <w:gridSpan w:val="4"/>
             <w:tcBorders>
-              <w:top w:val="single" w:sz="24" w:space="0" w:color="EF4C58" w:themeColor="accent1" w:themeTint="99"/>
+              <w:top w:val="single" w:color="EF4C58" w:themeColor="accent1" w:themeTint="99" w:sz="24" w:space="0"/>
             </w:tcBorders>
           </w:tcPr>
           <w:p>
@@ -324,7 +324,7 @@
             <w:tcW w:w="9350" w:type="dxa"/>
             <w:gridSpan w:val="4"/>
             <w:tcBorders>
-              <w:bottom w:val="single" w:sz="24" w:space="0" w:color="EF4C58" w:themeColor="accent1" w:themeTint="99"/>
+              <w:bottom w:val="single" w:color="EF4C58" w:themeColor="accent1" w:themeTint="99" w:sz="24" w:space="0"/>
             </w:tcBorders>
           </w:tcPr>
           <w:p>
@@ -354,7 +354,7 @@
             <w:tcW w:w="9350" w:type="dxa"/>
             <w:gridSpan w:val="4"/>
             <w:tcBorders>
-              <w:top w:val="single" w:sz="24" w:space="0" w:color="EF4C58" w:themeColor="accent1" w:themeTint="99"/>
+              <w:top w:val="single" w:color="EF4C58" w:themeColor="accent1" w:themeTint="99" w:sz="24" w:space="0"/>
             </w:tcBorders>
           </w:tcPr>
           <w:p>
@@ -540,7 +540,7 @@
             <w:tcW w:w="9350" w:type="dxa"/>
             <w:gridSpan w:val="4"/>
             <w:tcBorders>
-              <w:bottom w:val="single" w:sz="24" w:space="0" w:color="EF4C58" w:themeColor="accent1" w:themeTint="99"/>
+              <w:bottom w:val="single" w:color="EF4C58" w:themeColor="accent1" w:themeTint="99" w:sz="24" w:space="0"/>
             </w:tcBorders>
           </w:tcPr>
           <w:p>
@@ -570,7 +570,7 @@
             <w:tcW w:w="9350" w:type="dxa"/>
             <w:gridSpan w:val="4"/>
             <w:tcBorders>
-              <w:top w:val="single" w:sz="24" w:space="0" w:color="EF4C58" w:themeColor="accent1" w:themeTint="99"/>
+              <w:top w:val="single" w:color="EF4C58" w:themeColor="accent1" w:themeTint="99" w:sz="24" w:space="0"/>
             </w:tcBorders>
           </w:tcPr>
           <w:p>
@@ -747,7 +747,7 @@
             <w:tcW w:w="9350" w:type="dxa"/>
             <w:gridSpan w:val="4"/>
             <w:tcBorders>
-              <w:bottom w:val="single" w:sz="24" w:space="0" w:color="EF4C58" w:themeColor="accent1" w:themeTint="99"/>
+              <w:bottom w:val="single" w:color="EF4C58" w:themeColor="accent1" w:themeTint="99" w:sz="24" w:space="0"/>
             </w:tcBorders>
           </w:tcPr>
           <w:p>
@@ -777,7 +777,7 @@
             <w:tcW w:w="9350" w:type="dxa"/>
             <w:gridSpan w:val="4"/>
             <w:tcBorders>
-              <w:top w:val="single" w:sz="24" w:space="0" w:color="EF4C58" w:themeColor="accent1" w:themeTint="99"/>
+              <w:top w:val="single" w:color="EF4C58" w:themeColor="accent1" w:themeTint="99" w:sz="24" w:space="0"/>
             </w:tcBorders>
           </w:tcPr>
           <w:p>
@@ -808,7 +808,7 @@
           <w:tcPr>
             <w:tcW w:w="3116" w:type="dxa"/>
             <w:tcBorders>
-              <w:bottom w:val="single" w:sz="24" w:space="0" w:color="EF4C58" w:themeColor="accent1" w:themeTint="99"/>
+              <w:bottom w:val="single" w:color="EF4C58" w:themeColor="accent1" w:themeTint="99" w:sz="24" w:space="0"/>
             </w:tcBorders>
           </w:tcPr>
           <w:p>
@@ -871,7 +871,7 @@
           <w:tcPr>
             <w:tcW w:w="3117" w:type="dxa"/>
             <w:tcBorders>
-              <w:bottom w:val="single" w:sz="24" w:space="0" w:color="EF4C58" w:themeColor="accent1" w:themeTint="99"/>
+              <w:bottom w:val="single" w:color="EF4C58" w:themeColor="accent1" w:themeTint="99" w:sz="24" w:space="0"/>
             </w:tcBorders>
           </w:tcPr>
           <w:p>
@@ -936,7 +936,7 @@
             <w:tcW w:w="3117" w:type="dxa"/>
             <w:gridSpan w:val="2"/>
             <w:tcBorders>
-              <w:bottom w:val="single" w:sz="24" w:space="0" w:color="EF4C58" w:themeColor="accent1" w:themeTint="99"/>
+              <w:bottom w:val="single" w:color="EF4C58" w:themeColor="accent1" w:themeTint="99" w:sz="24" w:space="0"/>
             </w:tcBorders>
           </w:tcPr>
           <w:p>
@@ -1005,7 +1005,7 @@
             <w:tcW w:w="9350" w:type="dxa"/>
             <w:gridSpan w:val="4"/>
             <w:tcBorders>
-              <w:top w:val="single" w:sz="24" w:space="0" w:color="EF4C58" w:themeColor="accent1" w:themeTint="99"/>
+              <w:top w:val="single" w:color="EF4C58" w:themeColor="accent1" w:themeTint="99" w:sz="24" w:space="0"/>
             </w:tcBorders>
           </w:tcPr>
           <w:p>
@@ -1096,7 +1096,7 @@
         <mc:AlternateContent>
           <mc:Choice Requires="wps">
             <w:drawing>
-              <wp:anchor distT="0" distB="0" distL="114300" distR="114300" simplePos="0" relativeHeight="251661312" behindDoc="0" locked="1" layoutInCell="1" allowOverlap="1" wp14:anchorId="2DEA7E15" wp14:editId="28AF6255">
+              <wp:anchor distT="0" distB="0" distL="114300" distR="114300" simplePos="0" relativeHeight="251661312" behindDoc="0" locked="1" layoutInCell="1" allowOverlap="1" wp14:editId="28AF6255" wp14:anchorId="2DEA7E15">
                 <wp:simplePos x="0" y="0"/>
                 <wp:positionH relativeFrom="page">
                   <wp:posOffset>0</wp:posOffset>
@@ -1212,7 +1212,7 @@
           </mc:Choice>
           <mc:Fallback>
             <w:pict>
-              <v:shape w14:anchorId="58240E88" id="Graphic 4" o:spid="_x0000_s1026" alt="&quot;&quot;" style="position:absolute;margin-left:0;margin-top:-14.4pt;width:37.45pt;height:75.6pt;z-index:251661312;visibility:visible;mso-wrap-style:square;mso-width-percent:0;mso-height-percent:0;mso-wrap-distance-left:9pt;mso-wrap-distance-top:0;mso-wrap-distance-right:9pt;mso-wrap-distance-bottom:0;mso-position-horizontal:absolute;mso-position-horizontal-relative:page;mso-position-vertical:absolute;mso-position-vertical-relative:text;mso-width-percent:0;mso-height-percent:0;mso-width-relative:margin;mso-height-relative:margin;v-text-anchor:middle" coordsize="710738,1440179" o:gfxdata="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" path="m,c392504,,710738,322421,710738,720090v,397669,-318234,720090,-710738,720090l,xe" fillcolor="#172187 [3205]" strokecolor="white" strokeweight=".26114mm">
+              <v:shape id="Graphic 4" style="position:absolute;margin-left:0;margin-top:-14.4pt;width:37.45pt;height:75.6pt;z-index:251661312;visibility:visible;mso-wrap-style:square;mso-width-percent:0;mso-height-percent:0;mso-wrap-distance-left:9pt;mso-wrap-distance-top:0;mso-wrap-distance-right:9pt;mso-wrap-distance-bottom:0;mso-position-horizontal:absolute;mso-position-horizontal-relative:page;mso-position-vertical:absolute;mso-position-vertical-relative:text;mso-width-percent:0;mso-height-percent:0;mso-width-relative:margin;mso-height-relative:margin;v-text-anchor:middle" alt="&quot;&quot;" coordsize="710738,1440179" o:spid="_x0000_s1026" fillcolor="#172187 [3205]" strokecolor="white" strokeweight=".26114mm" path="m,c392504,,710738,322421,710738,720090v,397669,-318234,720090,-710738,720090l,xe" o:gfxdata="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" w14:anchorId="58240E88">
                 <v:stroke joinstyle="miter"/>
                 <v:path arrowok="t" o:connecttype="custom" o:connectlocs="0,0;475488,480060;0,960121;0,0" o:connectangles="0,0,0,0"/>
                 <o:lock v:ext="edit" aspectratio="t"/>
@@ -1248,7 +1248,7 @@
             <w:tcW w:w="6390" w:type="dxa"/>
             <w:gridSpan w:val="3"/>
             <w:tcBorders>
-              <w:bottom w:val="single" w:sz="24" w:space="0" w:color="4A57E0" w:themeColor="accent2" w:themeTint="99"/>
+              <w:bottom w:val="single" w:color="4A57E0" w:themeColor="accent2" w:themeTint="99" w:sz="24" w:space="0"/>
             </w:tcBorders>
           </w:tcPr>
           <w:p>
@@ -1277,7 +1277,7 @@
           <w:tcPr>
             <w:tcW w:w="2960" w:type="dxa"/>
             <w:tcBorders>
-              <w:bottom w:val="single" w:sz="24" w:space="0" w:color="4A57E0" w:themeColor="accent2" w:themeTint="99"/>
+              <w:bottom w:val="single" w:color="4A57E0" w:themeColor="accent2" w:themeTint="99" w:sz="24" w:space="0"/>
             </w:tcBorders>
           </w:tcPr>
           <w:p>
@@ -1357,7 +1357,7 @@
             <w:tcW w:w="9350" w:type="dxa"/>
             <w:gridSpan w:val="4"/>
             <w:tcBorders>
-              <w:top w:val="single" w:sz="24" w:space="0" w:color="4A57E0" w:themeColor="accent2" w:themeTint="99"/>
+              <w:top w:val="single" w:color="4A57E0" w:themeColor="accent2" w:themeTint="99" w:sz="24" w:space="0"/>
             </w:tcBorders>
           </w:tcPr>
           <w:p>
@@ -1389,7 +1389,7 @@
             <w:tcW w:w="9350" w:type="dxa"/>
             <w:gridSpan w:val="4"/>
             <w:tcBorders>
-              <w:bottom w:val="single" w:sz="24" w:space="0" w:color="4A57E0" w:themeColor="accent2" w:themeTint="99"/>
+              <w:bottom w:val="single" w:color="4A57E0" w:themeColor="accent2" w:themeTint="99" w:sz="24" w:space="0"/>
             </w:tcBorders>
           </w:tcPr>
           <w:p>
@@ -1419,7 +1419,7 @@
             <w:tcW w:w="9350" w:type="dxa"/>
             <w:gridSpan w:val="4"/>
             <w:tcBorders>
-              <w:top w:val="single" w:sz="24" w:space="0" w:color="4A57E0" w:themeColor="accent2" w:themeTint="99"/>
+              <w:top w:val="single" w:color="4A57E0" w:themeColor="accent2" w:themeTint="99" w:sz="24" w:space="0"/>
             </w:tcBorders>
           </w:tcPr>
           <w:p>
@@ -1605,7 +1605,7 @@
             <w:tcW w:w="9350" w:type="dxa"/>
             <w:gridSpan w:val="4"/>
             <w:tcBorders>
-              <w:bottom w:val="single" w:sz="24" w:space="0" w:color="4A57E0" w:themeColor="accent2" w:themeTint="99"/>
+              <w:bottom w:val="single" w:color="4A57E0" w:themeColor="accent2" w:themeTint="99" w:sz="24" w:space="0"/>
             </w:tcBorders>
           </w:tcPr>
           <w:p>
@@ -1635,7 +1635,7 @@
             <w:tcW w:w="9350" w:type="dxa"/>
             <w:gridSpan w:val="4"/>
             <w:tcBorders>
-              <w:top w:val="single" w:sz="24" w:space="0" w:color="4A57E0" w:themeColor="accent2" w:themeTint="99"/>
+              <w:top w:val="single" w:color="4A57E0" w:themeColor="accent2" w:themeTint="99" w:sz="24" w:space="0"/>
             </w:tcBorders>
           </w:tcPr>
           <w:p>
@@ -1812,7 +1812,7 @@
             <w:tcW w:w="9350" w:type="dxa"/>
             <w:gridSpan w:val="4"/>
             <w:tcBorders>
-              <w:bottom w:val="single" w:sz="24" w:space="0" w:color="4A57E0" w:themeColor="accent2" w:themeTint="99"/>
+              <w:bottom w:val="single" w:color="4A57E0" w:themeColor="accent2" w:themeTint="99" w:sz="24" w:space="0"/>
             </w:tcBorders>
           </w:tcPr>
           <w:p>
@@ -1842,7 +1842,7 @@
             <w:tcW w:w="9350" w:type="dxa"/>
             <w:gridSpan w:val="4"/>
             <w:tcBorders>
-              <w:top w:val="single" w:sz="24" w:space="0" w:color="4A57E0" w:themeColor="accent2" w:themeTint="99"/>
+              <w:top w:val="single" w:color="4A57E0" w:themeColor="accent2" w:themeTint="99" w:sz="24" w:space="0"/>
             </w:tcBorders>
           </w:tcPr>
           <w:p>
@@ -1873,7 +1873,7 @@
           <w:tcPr>
             <w:tcW w:w="3116" w:type="dxa"/>
             <w:tcBorders>
-              <w:bottom w:val="single" w:sz="24" w:space="0" w:color="4A57E0" w:themeColor="accent2" w:themeTint="99"/>
+              <w:bottom w:val="single" w:color="4A57E0" w:themeColor="accent2" w:themeTint="99" w:sz="24" w:space="0"/>
             </w:tcBorders>
           </w:tcPr>
           <w:p>
@@ -1924,7 +1924,7 @@
           <w:tcPr>
             <w:tcW w:w="3117" w:type="dxa"/>
             <w:tcBorders>
-              <w:bottom w:val="single" w:sz="24" w:space="0" w:color="4A57E0" w:themeColor="accent2" w:themeTint="99"/>
+              <w:bottom w:val="single" w:color="4A57E0" w:themeColor="accent2" w:themeTint="99" w:sz="24" w:space="0"/>
             </w:tcBorders>
           </w:tcPr>
           <w:p>
@@ -1976,7 +1976,7 @@
             <w:tcW w:w="3117" w:type="dxa"/>
             <w:gridSpan w:val="2"/>
             <w:tcBorders>
-              <w:bottom w:val="single" w:sz="24" w:space="0" w:color="4A57E0" w:themeColor="accent2" w:themeTint="99"/>
+              <w:bottom w:val="single" w:color="4A57E0" w:themeColor="accent2" w:themeTint="99" w:sz="24" w:space="0"/>
             </w:tcBorders>
           </w:tcPr>
           <w:p>
@@ -2030,7 +2030,7 @@
             <w:tcW w:w="9350" w:type="dxa"/>
             <w:gridSpan w:val="4"/>
             <w:tcBorders>
-              <w:top w:val="single" w:sz="24" w:space="0" w:color="4A57E0" w:themeColor="accent2" w:themeTint="99"/>
+              <w:top w:val="single" w:color="4A57E0" w:themeColor="accent2" w:themeTint="99" w:sz="24" w:space="0"/>
             </w:tcBorders>
           </w:tcPr>
           <w:p>
@@ -2116,7 +2116,7 @@
         <mc:AlternateContent>
           <mc:Choice Requires="wps">
             <w:drawing>
-              <wp:anchor distT="0" distB="0" distL="114300" distR="114300" simplePos="0" relativeHeight="251663360" behindDoc="0" locked="1" layoutInCell="1" allowOverlap="1" wp14:anchorId="5FE83AB4" wp14:editId="6B5C1E6F">
+              <wp:anchor distT="0" distB="0" distL="114300" distR="114300" simplePos="0" relativeHeight="251663360" behindDoc="0" locked="1" layoutInCell="1" allowOverlap="1" wp14:editId="6B5C1E6F" wp14:anchorId="5FE83AB4">
                 <wp:simplePos x="0" y="0"/>
                 <wp:positionH relativeFrom="page">
                   <wp:posOffset>0</wp:posOffset>
@@ -2232,7 +2232,7 @@
           </mc:Choice>
           <mc:Fallback>
             <w:pict>
-              <v:shape w14:anchorId="30F5B038" id="Graphic 4" o:spid="_x0000_s1026" alt="&quot;&quot;" style="position:absolute;margin-left:0;margin-top:-14.4pt;width:37.45pt;height:75.6pt;z-index:251663360;visibility:visible;mso-wrap-style:square;mso-width-percent:0;mso-height-percent:0;mso-wrap-distance-left:9pt;mso-wrap-distance-top:0;mso-wrap-distance-right:9pt;mso-wrap-distance-bottom:0;mso-position-horizontal:absolute;mso-position-horizontal-relative:page;mso-position-vertical:absolute;mso-position-vertical-relative:text;mso-width-percent:0;mso-height-percent:0;mso-width-relative:margin;mso-height-relative:margin;v-text-anchor:middle" coordsize="710738,1440179" o:gfxdata="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" path="m,c392504,,710738,322421,710738,720090v,397669,-318234,720090,-710738,720090l,xe" fillcolor="#005d3d [3206]" strokecolor="white" strokeweight=".26114mm">
+              <v:shape id="Graphic 4" style="position:absolute;margin-left:0;margin-top:-14.4pt;width:37.45pt;height:75.6pt;z-index:251663360;visibility:visible;mso-wrap-style:square;mso-width-percent:0;mso-height-percent:0;mso-wrap-distance-left:9pt;mso-wrap-distance-top:0;mso-wrap-distance-right:9pt;mso-wrap-distance-bottom:0;mso-position-horizontal:absolute;mso-position-horizontal-relative:page;mso-position-vertical:absolute;mso-position-vertical-relative:text;mso-width-percent:0;mso-height-percent:0;mso-width-relative:margin;mso-height-relative:margin;v-text-anchor:middle" alt="&quot;&quot;" coordsize="710738,1440179" o:spid="_x0000_s1026" fillcolor="#005d3d [3206]" strokecolor="white" strokeweight=".26114mm" path="m,c392504,,710738,322421,710738,720090v,397669,-318234,720090,-710738,720090l,xe" o:gfxdata="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" w14:anchorId="30F5B038">
                 <v:stroke joinstyle="miter"/>
                 <v:path arrowok="t" o:connecttype="custom" o:connectlocs="0,0;475488,480060;0,960121;0,0" o:connectangles="0,0,0,0"/>
                 <o:lock v:ext="edit" aspectratio="t"/>
@@ -2268,7 +2268,7 @@
             <w:tcW w:w="6390" w:type="dxa"/>
             <w:gridSpan w:val="3"/>
             <w:tcBorders>
-              <w:bottom w:val="single" w:sz="24" w:space="0" w:color="008557" w:themeColor="accent3" w:themeTint="E6"/>
+              <w:bottom w:val="single" w:color="008557" w:themeColor="accent3" w:themeTint="E6" w:sz="24" w:space="0"/>
             </w:tcBorders>
           </w:tcPr>
           <w:p>
@@ -2297,7 +2297,7 @@
           <w:tcPr>
             <w:tcW w:w="2960" w:type="dxa"/>
             <w:tcBorders>
-              <w:bottom w:val="single" w:sz="24" w:space="0" w:color="008557" w:themeColor="accent3" w:themeTint="E6"/>
+              <w:bottom w:val="single" w:color="008557" w:themeColor="accent3" w:themeTint="E6" w:sz="24" w:space="0"/>
             </w:tcBorders>
           </w:tcPr>
           <w:p>
@@ -2391,7 +2391,7 @@
             <w:tcW w:w="9350" w:type="dxa"/>
             <w:gridSpan w:val="4"/>
             <w:tcBorders>
-              <w:top w:val="single" w:sz="24" w:space="0" w:color="008557" w:themeColor="accent3" w:themeTint="E6"/>
+              <w:top w:val="single" w:color="008557" w:themeColor="accent3" w:themeTint="E6" w:sz="24" w:space="0"/>
             </w:tcBorders>
           </w:tcPr>
           <w:p>
@@ -2423,7 +2423,7 @@
             <w:tcW w:w="9350" w:type="dxa"/>
             <w:gridSpan w:val="4"/>
             <w:tcBorders>
-              <w:bottom w:val="single" w:sz="24" w:space="0" w:color="008557" w:themeColor="accent3" w:themeTint="E6"/>
+              <w:bottom w:val="single" w:color="008557" w:themeColor="accent3" w:themeTint="E6" w:sz="24" w:space="0"/>
             </w:tcBorders>
           </w:tcPr>
           <w:p>
@@ -2453,7 +2453,7 @@
             <w:tcW w:w="9350" w:type="dxa"/>
             <w:gridSpan w:val="4"/>
             <w:tcBorders>
-              <w:top w:val="single" w:sz="24" w:space="0" w:color="008557" w:themeColor="accent3" w:themeTint="E6"/>
+              <w:top w:val="single" w:color="008557" w:themeColor="accent3" w:themeTint="E6" w:sz="24" w:space="0"/>
             </w:tcBorders>
           </w:tcPr>
           <w:p>
@@ -2639,7 +2639,7 @@
             <w:tcW w:w="9350" w:type="dxa"/>
             <w:gridSpan w:val="4"/>
             <w:tcBorders>
-              <w:bottom w:val="single" w:sz="24" w:space="0" w:color="008557" w:themeColor="accent3" w:themeTint="E6"/>
+              <w:bottom w:val="single" w:color="008557" w:themeColor="accent3" w:themeTint="E6" w:sz="24" w:space="0"/>
             </w:tcBorders>
           </w:tcPr>
           <w:p>
@@ -2669,7 +2669,7 @@
             <w:tcW w:w="9350" w:type="dxa"/>
             <w:gridSpan w:val="4"/>
             <w:tcBorders>
-              <w:top w:val="single" w:sz="24" w:space="0" w:color="008557" w:themeColor="accent3" w:themeTint="E6"/>
+              <w:top w:val="single" w:color="008557" w:themeColor="accent3" w:themeTint="E6" w:sz="24" w:space="0"/>
             </w:tcBorders>
           </w:tcPr>
           <w:p>
@@ -2846,7 +2846,7 @@
             <w:tcW w:w="9350" w:type="dxa"/>
             <w:gridSpan w:val="4"/>
             <w:tcBorders>
-              <w:bottom w:val="single" w:sz="24" w:space="0" w:color="008557" w:themeColor="accent3" w:themeTint="E6"/>
+              <w:bottom w:val="single" w:color="008557" w:themeColor="accent3" w:themeTint="E6" w:sz="24" w:space="0"/>
             </w:tcBorders>
           </w:tcPr>
           <w:p>
@@ -2876,7 +2876,7 @@
             <w:tcW w:w="9350" w:type="dxa"/>
             <w:gridSpan w:val="4"/>
             <w:tcBorders>
-              <w:top w:val="single" w:sz="24" w:space="0" w:color="008557" w:themeColor="accent3" w:themeTint="E6"/>
+              <w:top w:val="single" w:color="008557" w:themeColor="accent3" w:themeTint="E6" w:sz="24" w:space="0"/>
             </w:tcBorders>
           </w:tcPr>
           <w:p>
@@ -2907,7 +2907,7 @@
           <w:tcPr>
             <w:tcW w:w="3116" w:type="dxa"/>
             <w:tcBorders>
-              <w:bottom w:val="single" w:sz="24" w:space="0" w:color="008557" w:themeColor="accent3" w:themeTint="E6"/>
+              <w:bottom w:val="single" w:color="008557" w:themeColor="accent3" w:themeTint="E6" w:sz="24" w:space="0"/>
             </w:tcBorders>
           </w:tcPr>
           <w:p>
@@ -2958,7 +2958,7 @@
           <w:tcPr>
             <w:tcW w:w="3117" w:type="dxa"/>
             <w:tcBorders>
-              <w:bottom w:val="single" w:sz="24" w:space="0" w:color="008557" w:themeColor="accent3" w:themeTint="E6"/>
+              <w:bottom w:val="single" w:color="008557" w:themeColor="accent3" w:themeTint="E6" w:sz="24" w:space="0"/>
             </w:tcBorders>
           </w:tcPr>
           <w:p>
@@ -3010,7 +3010,7 @@
             <w:tcW w:w="3117" w:type="dxa"/>
             <w:gridSpan w:val="2"/>
             <w:tcBorders>
-              <w:bottom w:val="single" w:sz="24" w:space="0" w:color="008557" w:themeColor="accent3" w:themeTint="E6"/>
+              <w:bottom w:val="single" w:color="008557" w:themeColor="accent3" w:themeTint="E6" w:sz="24" w:space="0"/>
             </w:tcBorders>
           </w:tcPr>
           <w:p>
@@ -3068,7 +3068,7 @@
             <w:tcW w:w="9350" w:type="dxa"/>
             <w:gridSpan w:val="4"/>
             <w:tcBorders>
-              <w:top w:val="single" w:sz="24" w:space="0" w:color="008557" w:themeColor="accent3" w:themeTint="E6"/>
+              <w:top w:val="single" w:color="008557" w:themeColor="accent3" w:themeTint="E6" w:sz="24" w:space="0"/>
             </w:tcBorders>
           </w:tcPr>
           <w:p>

--- a/src/Tests/Inputs/resumes/10/input.docx
+++ b/src/Tests/Inputs/resumes/10/input.docx
@@ -4665,3778 +4665,6 @@
 </w:styles>
 </file>
 
-<file path=word/glossary/document.xml><?xml version="1.0" encoding="utf-8"?>
-<w:glossaryDocument xmlns:wpc="http://schemas.microsoft.com/office/word/2010/wordprocessingCanvas" xmlns:cx="http://schemas.microsoft.com/office/drawing/2014/chartex" xmlns:cx1="http://schemas.microsoft.com/office/drawing/2015/9/8/chartex" xmlns:cx2="http://schemas.microsoft.com/office/drawing/2015/10/21/chartex" xmlns:cx3="http://schemas.microsoft.com/office/drawing/2016/5/9/chartex" xmlns:cx4="http://schemas.microsoft.com/office/drawing/2016/5/10/chartex" xmlns:cx5="http://schemas.microsoft.com/office/drawing/2016/5/11/chartex" xmlns:cx6="http://schemas.microsoft.com/office/drawing/2016/5/12/chartex" xmlns:cx7="http://schemas.microsoft.com/office/drawing/2016/5/13/chartex" xmlns:cx8="http://schemas.microsoft.com/office/drawing/2016/5/14/chartex" xmlns:mc="http://schemas.openxmlformats.org/markup-compatibility/2006" xmlns:aink="http://schemas.microsoft.com/office/drawing/2016/ink" xmlns:am3d="http://schemas.microsoft.com/office/drawing/2017/model3d" xmlns:o="urn:schemas-microsoft-com:office:office" xmlns:oel="http://schemas.microsoft.com/office/2019/extlst" xmlns:r="http://schemas.openxmlformats.org/officeDocument/2006/relationships" xmlns:m="http://schemas.openxmlformats.org/officeDocument/2006/math" xmlns:v="urn:schemas-microsoft-com:vml" xmlns:wp14="http://schemas.microsoft.com/office/word/2010/wordprocessingDrawing" xmlns:wp="http://schemas.openxmlformats.org/drawingml/2006/wordprocessingDrawing" xmlns:w10="urn:schemas-microsoft-com:office:word" xmlns:w="http://schemas.openxmlformats.org/wordprocessingml/2006/main" xmlns:w14="http://schemas.microsoft.com/office/word/2010/wordml" xmlns:w15="http://schemas.microsoft.com/office/word/2012/wordml" xmlns:w16cex="http://schemas.microsoft.com/office/word/2018/wordml/cex" xmlns:w16cid="http://schemas.microsoft.com/office/word/2016/wordml/cid" xmlns:w16="http://schemas.microsoft.com/office/word/2018/wordml" xmlns:w16sdtdh="http://schemas.microsoft.com/office/word/2020/wordml/sdtdatahash" xmlns:w16se="http://schemas.microsoft.com/office/word/2015/wordml/symex" xmlns:wpg="http://schemas.microsoft.com/office/word/2010/wordprocessingGroup" xmlns:wpi="http://schemas.microsoft.com/office/word/2010/wordprocessingInk" xmlns:wne="http://schemas.microsoft.com/office/word/2006/wordml" xmlns:wps="http://schemas.microsoft.com/office/word/2010/wordprocessingShape" mc:Ignorable="w14 w15 w16se w16cid w16 w16cex w16sdtdh wp14">
-  <w:docParts>
-    <w:docPart>
-      <w:docPartPr>
-        <w:name w:val="2BB63CE998434A3B80E3A562651DE86F"/>
-        <w:category>
-          <w:name w:val="General"/>
-          <w:gallery w:val="placeholder"/>
-        </w:category>
-        <w:types>
-          <w:type w:val="bbPlcHdr"/>
-        </w:types>
-        <w:behaviors>
-          <w:behavior w:val="content"/>
-        </w:behaviors>
-        <w:guid w:val="{6A33F195-E64D-473B-BBD8-198FC5C82EF3}"/>
-      </w:docPartPr>
-      <w:docPartBody>
-        <w:p>
-          <w:pPr>
-            <w:pStyle w:val="2BB63CE998434A3B80E3A562651DE86F"/>
-          </w:pPr>
-          <w:r>
-            <w:t>20XX – 20XX</w:t>
-          </w:r>
-        </w:p>
-      </w:docPartBody>
-    </w:docPart>
-    <w:docPart>
-      <w:docPartPr>
-        <w:name w:val="C1C90368CDC943DF89C7B3514692CDC0"/>
-        <w:category>
-          <w:name w:val="General"/>
-          <w:gallery w:val="placeholder"/>
-        </w:category>
-        <w:types>
-          <w:type w:val="bbPlcHdr"/>
-        </w:types>
-        <w:behaviors>
-          <w:behavior w:val="content"/>
-        </w:behaviors>
-        <w:guid w:val="{C9C139CA-2BB3-483E-8A5B-8A169C238D83}"/>
-      </w:docPartPr>
-      <w:docPartBody>
-        <w:p>
-          <w:pPr>
-            <w:pStyle w:val="C1C90368CDC943DF89C7B3514692CDC0"/>
-          </w:pPr>
-          <w:r>
-            <w:t>20XX – 20XX</w:t>
-          </w:r>
-        </w:p>
-      </w:docPartBody>
-    </w:docPart>
-    <w:docPart>
-      <w:docPartPr>
-        <w:name w:val="C1DF58B0013A4ABF879F8A7E345C6509"/>
-        <w:category>
-          <w:name w:val="General"/>
-          <w:gallery w:val="placeholder"/>
-        </w:category>
-        <w:types>
-          <w:type w:val="bbPlcHdr"/>
-        </w:types>
-        <w:behaviors>
-          <w:behavior w:val="content"/>
-        </w:behaviors>
-        <w:guid w:val="{3CAA8F56-0580-4FA3-83E3-20924F6D4420}"/>
-      </w:docPartPr>
-      <w:docPartBody>
-        <w:p>
-          <w:pPr>
-            <w:pStyle w:val="C1DF58B0013A4ABF879F8A7E345C6509"/>
-          </w:pPr>
-          <w:r>
-            <w:t>20XX – 20XX</w:t>
-          </w:r>
-        </w:p>
-      </w:docPartBody>
-    </w:docPart>
-    <w:docPart>
-      <w:docPartPr>
-        <w:name w:val="A398924DAC9C46488725C54CA0412051"/>
-        <w:category>
-          <w:name w:val="General"/>
-          <w:gallery w:val="placeholder"/>
-        </w:category>
-        <w:types>
-          <w:type w:val="bbPlcHdr"/>
-        </w:types>
-        <w:behaviors>
-          <w:behavior w:val="content"/>
-        </w:behaviors>
-        <w:guid w:val="{369D7CD4-36CA-4278-8B75-48D115E4B354}"/>
-      </w:docPartPr>
-      <w:docPartBody>
-        <w:p>
-          <w:pPr>
-            <w:pStyle w:val="A398924DAC9C46488725C54CA0412051"/>
-          </w:pPr>
-          <w:r>
-            <w:t>Communication</w:t>
-          </w:r>
-        </w:p>
-      </w:docPartBody>
-    </w:docPart>
-    <w:docPart>
-      <w:docPartPr>
-        <w:name w:val="A9234ADBB89B41B29AC7DD52EAE8ABB0"/>
-        <w:category>
-          <w:name w:val="General"/>
-          <w:gallery w:val="placeholder"/>
-        </w:category>
-        <w:types>
-          <w:type w:val="bbPlcHdr"/>
-        </w:types>
-        <w:behaviors>
-          <w:behavior w:val="content"/>
-        </w:behaviors>
-        <w:guid w:val="{35F9C1E0-261B-4BEB-B9FF-2105BDFFAD74}"/>
-      </w:docPartPr>
-      <w:docPartBody>
-        <w:p>
-          <w:pPr>
-            <w:pStyle w:val="A9234ADBB89B41B29AC7DD52EAE8ABB0"/>
-          </w:pPr>
-          <w:r>
-            <w:t>Technical expertise</w:t>
-          </w:r>
-        </w:p>
-      </w:docPartBody>
-    </w:docPart>
-    <w:docPart>
-      <w:docPartPr>
-        <w:name w:val="AEB3AF9155AB4EF2A6D129626138A8FD"/>
-        <w:category>
-          <w:name w:val="General"/>
-          <w:gallery w:val="placeholder"/>
-        </w:category>
-        <w:types>
-          <w:type w:val="bbPlcHdr"/>
-        </w:types>
-        <w:behaviors>
-          <w:behavior w:val="content"/>
-        </w:behaviors>
-        <w:guid w:val="{A1F07405-15B4-4172-BF75-A6BE9C66E1BF}"/>
-      </w:docPartPr>
-      <w:docPartBody>
-        <w:p>
-          <w:pPr>
-            <w:pStyle w:val="AEB3AF9155AB4EF2A6D129626138A8FD"/>
-          </w:pPr>
-          <w:r>
-            <w:t>Problem-solving</w:t>
-          </w:r>
-        </w:p>
-      </w:docPartBody>
-    </w:docPart>
-    <w:docPart>
-      <w:docPartPr>
-        <w:name w:val="C38B6CB9924B4B83AEEC8756442A7CB5"/>
-        <w:category>
-          <w:name w:val="General"/>
-          <w:gallery w:val="placeholder"/>
-        </w:category>
-        <w:types>
-          <w:type w:val="bbPlcHdr"/>
-        </w:types>
-        <w:behaviors>
-          <w:behavior w:val="content"/>
-        </w:behaviors>
-        <w:guid w:val="{D1CE441E-4023-408D-8E17-DD32C66BE8DD}"/>
-      </w:docPartPr>
-      <w:docPartBody>
-        <w:p>
-          <w:pPr>
-            <w:pStyle w:val="C38B6CB9924B4B83AEEC8756442A7CB5"/>
-          </w:pPr>
-          <w:r>
-            <w:t>Leadership</w:t>
-          </w:r>
-        </w:p>
-      </w:docPartBody>
-    </w:docPart>
-    <w:docPart>
-      <w:docPartPr>
-        <w:name w:val="A8890A63A8FD4B19A1C13E605B90B43D"/>
-        <w:category>
-          <w:name w:val="General"/>
-          <w:gallery w:val="placeholder"/>
-        </w:category>
-        <w:types>
-          <w:type w:val="bbPlcHdr"/>
-        </w:types>
-        <w:behaviors>
-          <w:behavior w:val="content"/>
-        </w:behaviors>
-        <w:guid w:val="{3EDB7B7D-1F36-4B51-BA70-2D9A7358692E}"/>
-      </w:docPartPr>
-      <w:docPartBody>
-        <w:p>
-          <w:pPr>
-            <w:pStyle w:val="A8890A63A8FD4B19A1C13E605B90B43D"/>
-          </w:pPr>
-          <w:r>
-            <w:t>Attention to detail</w:t>
-          </w:r>
-        </w:p>
-      </w:docPartBody>
-    </w:docPart>
-    <w:docPart>
-      <w:docPartPr>
-        <w:name w:val="36C5401919A149EA83C26E149A7E3E31"/>
-        <w:category>
-          <w:name w:val="General"/>
-          <w:gallery w:val="placeholder"/>
-        </w:category>
-        <w:types>
-          <w:type w:val="bbPlcHdr"/>
-        </w:types>
-        <w:behaviors>
-          <w:behavior w:val="content"/>
-        </w:behaviors>
-        <w:guid w:val="{933552F3-20DC-447E-8515-4300CE432256}"/>
-      </w:docPartPr>
-      <w:docPartBody>
-        <w:p>
-          <w:r>
-            <w:t>JACOB HANCOCK</w:t>
-          </w:r>
-        </w:p>
-      </w:docPartBody>
-    </w:docPart>
-    <w:docPart>
-      <w:docPartPr>
-        <w:name w:val="7BA0E1597A7A4B28A0FA536F1E031DC2"/>
-        <w:category>
-          <w:name w:val="General"/>
-          <w:gallery w:val="placeholder"/>
-        </w:category>
-        <w:types>
-          <w:type w:val="bbPlcHdr"/>
-        </w:types>
-        <w:behaviors>
-          <w:behavior w:val="content"/>
-        </w:behaviors>
-        <w:guid w:val="{140C50E8-7DE6-4C68-9392-C13F4E98A245}"/>
-      </w:docPartPr>
-      <w:docPartBody>
-        <w:p>
-          <w:pPr>
-            <w:pStyle w:val="7BA0E1597A7A4B28A0FA536F1E031DC21"/>
-          </w:pPr>
-          <w:r>
-            <w:rPr>
-              <w:lang w:val="fr-FR"/>
-            </w:rPr>
-            <w:t>Nashville, TN</w:t>
-          </w:r>
-        </w:p>
-      </w:docPartBody>
-    </w:docPart>
-    <w:docPart>
-      <w:docPartPr>
-        <w:name w:val="AA51554F7C2342189FE103CF09A13C7B"/>
-        <w:category>
-          <w:name w:val="General"/>
-          <w:gallery w:val="placeholder"/>
-        </w:category>
-        <w:types>
-          <w:type w:val="bbPlcHdr"/>
-        </w:types>
-        <w:behaviors>
-          <w:behavior w:val="content"/>
-        </w:behaviors>
-        <w:guid w:val="{E359D8C8-7FCC-49DA-BA94-2CFFDA0CF9E7}"/>
-      </w:docPartPr>
-      <w:docPartBody>
-        <w:p>
-          <w:pPr>
-            <w:pStyle w:val="AA51554F7C2342189FE103CF09A13C7B1"/>
-          </w:pPr>
-          <w:r>
-            <w:rPr>
-              <w:lang w:val="fr-FR"/>
-            </w:rPr>
-            <w:t xml:space="preserve">805.555.0105 | </w:t>
-          </w:r>
-        </w:p>
-      </w:docPartBody>
-    </w:docPart>
-    <w:docPart>
-      <w:docPartPr>
-        <w:name w:val="545F6B8B256A42D3BBB64676E165D8AD"/>
-        <w:category>
-          <w:name w:val="General"/>
-          <w:gallery w:val="placeholder"/>
-        </w:category>
-        <w:types>
-          <w:type w:val="bbPlcHdr"/>
-        </w:types>
-        <w:behaviors>
-          <w:behavior w:val="content"/>
-        </w:behaviors>
-        <w:guid w:val="{CD6964AE-D3F3-4214-B923-68DA2C7C6A07}"/>
-      </w:docPartPr>
-      <w:docPartBody>
-        <w:p>
-          <w:r>
-            <w:t>Objective</w:t>
-          </w:r>
-        </w:p>
-      </w:docPartBody>
-    </w:docPart>
-    <w:docPart>
-      <w:docPartPr>
-        <w:name w:val="CEA57C8EC42C456FAC52AC1EE0E5834F"/>
-        <w:category>
-          <w:name w:val="General"/>
-          <w:gallery w:val="placeholder"/>
-        </w:category>
-        <w:types>
-          <w:type w:val="bbPlcHdr"/>
-        </w:types>
-        <w:behaviors>
-          <w:behavior w:val="content"/>
-        </w:behaviors>
-        <w:guid w:val="{FA6E05CE-784D-4BDE-98CF-A75765B1C3D3}"/>
-      </w:docPartPr>
-      <w:docPartBody>
-        <w:p>
-          <w:r>
-            <w:t>To lead the development of a revolutionary artificial intelligence platform that will disrupt the financial industry and enhance customer experience, by collaborating with cross-functional teams and delivering on time, within budget, and with the highest quality standards.</w:t>
-          </w:r>
-        </w:p>
-      </w:docPartBody>
-    </w:docPart>
-    <w:docPart>
-      <w:docPartPr>
-        <w:name w:val="32AD75D7CCFD448BB81FE0639E326F0D"/>
-        <w:category>
-          <w:name w:val="General"/>
-          <w:gallery w:val="placeholder"/>
-        </w:category>
-        <w:types>
-          <w:type w:val="bbPlcHdr"/>
-        </w:types>
-        <w:behaviors>
-          <w:behavior w:val="content"/>
-        </w:behaviors>
-        <w:guid w:val="{0CC87CBE-1A1C-4503-A8AA-2928CFB1FAC7}"/>
-      </w:docPartPr>
-      <w:docPartBody>
-        <w:p>
-          <w:r>
-            <w:t>Education</w:t>
-          </w:r>
-        </w:p>
-      </w:docPartBody>
-    </w:docPart>
-    <w:docPart>
-      <w:docPartPr>
-        <w:name w:val="8CF610EF99A749C19AD37CE176B50BD4"/>
-        <w:category>
-          <w:name w:val="General"/>
-          <w:gallery w:val="placeholder"/>
-        </w:category>
-        <w:types>
-          <w:type w:val="bbPlcHdr"/>
-        </w:types>
-        <w:behaviors>
-          <w:behavior w:val="content"/>
-        </w:behaviors>
-        <w:guid w:val="{0332732E-8DFB-46CE-8E3B-F4E4FBCF9919}"/>
-      </w:docPartPr>
-      <w:docPartBody>
-        <w:p>
-          <w:pPr>
-            <w:pStyle w:val="8CF610EF99A749C19AD37CE176B50BD42"/>
-          </w:pPr>
-          <w:r>
-            <w:t xml:space="preserve">MBA | </w:t>
-          </w:r>
-          <w:r>
-            <w:rPr>
-              <w:iCs/>
-            </w:rPr>
-            <w:t xml:space="preserve">Jasper </w:t>
-          </w:r>
-          <w:r>
-            <w:t>University</w:t>
-          </w:r>
-        </w:p>
-      </w:docPartBody>
-    </w:docPart>
-    <w:docPart>
-      <w:docPartPr>
-        <w:name w:val="028A9270E9A44036850260BED7E67952"/>
-        <w:category>
-          <w:name w:val="General"/>
-          <w:gallery w:val="placeholder"/>
-        </w:category>
-        <w:types>
-          <w:type w:val="bbPlcHdr"/>
-        </w:types>
-        <w:behaviors>
-          <w:behavior w:val="content"/>
-        </w:behaviors>
-        <w:guid w:val="{4CA88C01-D18E-4A93-828A-9BB0C35E1A8A}"/>
-      </w:docPartPr>
-      <w:docPartBody>
-        <w:p>
-          <w:r>
-            <w:t>20XX – 20XX</w:t>
-          </w:r>
-        </w:p>
-      </w:docPartBody>
-    </w:docPart>
-    <w:docPart>
-      <w:docPartPr>
-        <w:name w:val="65E2BF250C354B53BFA1982B11905300"/>
-        <w:category>
-          <w:name w:val="General"/>
-          <w:gallery w:val="placeholder"/>
-        </w:category>
-        <w:types>
-          <w:type w:val="bbPlcHdr"/>
-        </w:types>
-        <w:behaviors>
-          <w:behavior w:val="content"/>
-        </w:behaviors>
-        <w:guid w:val="{03BD7941-CB78-4451-9C8F-6467C9B59D4F}"/>
-      </w:docPartPr>
-      <w:docPartBody>
-        <w:p>
-          <w:r>
-            <w:t>Participated in a consulting project for a startup that resulted in a recommendation to pivot their business model, which was implemented and led to increased revenue</w:t>
-          </w:r>
-        </w:p>
-      </w:docPartBody>
-    </w:docPart>
-    <w:docPart>
-      <w:docPartPr>
-        <w:name w:val="3B2E28A899594FEEA5A7E2A349E57607"/>
-        <w:category>
-          <w:name w:val="General"/>
-          <w:gallery w:val="placeholder"/>
-        </w:category>
-        <w:types>
-          <w:type w:val="bbPlcHdr"/>
-        </w:types>
-        <w:behaviors>
-          <w:behavior w:val="content"/>
-        </w:behaviors>
-        <w:guid w:val="{9F763066-6813-4DF7-AF5B-487C01FFCB4B}"/>
-      </w:docPartPr>
-      <w:docPartBody>
-        <w:p>
-          <w:r>
-            <w:t>BS Computer Science | Bellows College</w:t>
-          </w:r>
-        </w:p>
-      </w:docPartBody>
-    </w:docPart>
-    <w:docPart>
-      <w:docPartPr>
-        <w:name w:val="EFAF5C3C12814E2F923EAC25FF8EB4C2"/>
-        <w:category>
-          <w:name w:val="General"/>
-          <w:gallery w:val="placeholder"/>
-        </w:category>
-        <w:types>
-          <w:type w:val="bbPlcHdr"/>
-        </w:types>
-        <w:behaviors>
-          <w:behavior w:val="content"/>
-        </w:behaviors>
-        <w:guid w:val="{0E46EF8E-7338-4ADD-BF5A-45E10A19B3B4}"/>
-      </w:docPartPr>
-      <w:docPartBody>
-        <w:p>
-          <w:r>
-            <w:t>Courses included Data Structures, Algorithms, Computer Architecture, Operating Systems, and Software Engineering</w:t>
-          </w:r>
-        </w:p>
-      </w:docPartBody>
-    </w:docPart>
-    <w:docPart>
-      <w:docPartPr>
-        <w:name w:val="2712B7B9649E4A25AB20EEEEA7C0BEC3"/>
-        <w:category>
-          <w:name w:val="General"/>
-          <w:gallery w:val="placeholder"/>
-        </w:category>
-        <w:types>
-          <w:type w:val="bbPlcHdr"/>
-        </w:types>
-        <w:behaviors>
-          <w:behavior w:val="content"/>
-        </w:behaviors>
-        <w:guid w:val="{6602A51F-09DD-4AB6-9A37-BE11B89C8A8D}"/>
-      </w:docPartPr>
-      <w:docPartBody>
-        <w:p>
-          <w:r>
-            <w:t>Experience</w:t>
-          </w:r>
-        </w:p>
-      </w:docPartBody>
-    </w:docPart>
-    <w:docPart>
-      <w:docPartPr>
-        <w:name w:val="566B0D6F05834281BB0EB97AFA738CF9"/>
-        <w:category>
-          <w:name w:val="General"/>
-          <w:gallery w:val="placeholder"/>
-        </w:category>
-        <w:types>
-          <w:type w:val="bbPlcHdr"/>
-        </w:types>
-        <w:behaviors>
-          <w:behavior w:val="content"/>
-        </w:behaviors>
-        <w:guid w:val="{9D2561CB-97F4-4134-A28A-DB806EC569F0}"/>
-      </w:docPartPr>
-      <w:docPartBody>
-        <w:p>
-          <w:pPr>
-            <w:pStyle w:val="566B0D6F05834281BB0EB97AFA738CF92"/>
-          </w:pPr>
-          <w:r>
-            <w:t xml:space="preserve">Technical Program Manager | </w:t>
-          </w:r>
-          <w:r>
-            <w:rPr>
-              <w:iCs/>
-            </w:rPr>
-            <w:t>Relecloud</w:t>
-          </w:r>
-        </w:p>
-      </w:docPartBody>
-    </w:docPart>
-    <w:docPart>
-      <w:docPartPr>
-        <w:name w:val="4559EF136BA34D1793D1258D34388531"/>
-        <w:category>
-          <w:name w:val="General"/>
-          <w:gallery w:val="placeholder"/>
-        </w:category>
-        <w:types>
-          <w:type w:val="bbPlcHdr"/>
-        </w:types>
-        <w:behaviors>
-          <w:behavior w:val="content"/>
-        </w:behaviors>
-        <w:guid w:val="{FE6E4FEF-EF3E-4E57-A020-B3FDCC0A590F}"/>
-      </w:docPartPr>
-      <w:docPartBody>
-        <w:p>
-          <w:r>
-            <w:t>Oversaw project scope, timelines, and budget, resulting in the successful launch of the new infrastructure and improved site reliability metrics</w:t>
-          </w:r>
-        </w:p>
-      </w:docPartBody>
-    </w:docPart>
-    <w:docPart>
-      <w:docPartPr>
-        <w:name w:val="248BF1CE21FF4C7CB6C58B4F11B0D8AE"/>
-        <w:category>
-          <w:name w:val="General"/>
-          <w:gallery w:val="placeholder"/>
-        </w:category>
-        <w:types>
-          <w:type w:val="bbPlcHdr"/>
-        </w:types>
-        <w:behaviors>
-          <w:behavior w:val="content"/>
-        </w:behaviors>
-        <w:guid w:val="{77F7F12D-3C58-4722-AF87-115A5A86A871}"/>
-      </w:docPartPr>
-      <w:docPartBody>
-        <w:p>
-          <w:r>
-            <w:t>Project Manager | Proseware, Inc.</w:t>
-          </w:r>
-        </w:p>
-      </w:docPartBody>
-    </w:docPart>
-    <w:docPart>
-      <w:docPartPr>
-        <w:name w:val="DD96055218B046D2801FEFFA10695457"/>
-        <w:category>
-          <w:name w:val="General"/>
-          <w:gallery w:val="placeholder"/>
-        </w:category>
-        <w:types>
-          <w:type w:val="bbPlcHdr"/>
-        </w:types>
-        <w:behaviors>
-          <w:behavior w:val="content"/>
-        </w:behaviors>
-        <w:guid w:val="{F6F6FB00-79FC-4790-A2FE-6E4ECA2E8A96}"/>
-      </w:docPartPr>
-      <w:docPartBody>
-        <w:p>
-          <w:r>
-            <w:t>Managed a team of software developers and quality assurance specialists in the development and launch of a new customer relationship management (CRM) software product</w:t>
-          </w:r>
-        </w:p>
-      </w:docPartBody>
-    </w:docPart>
-    <w:docPart>
-      <w:docPartPr>
-        <w:name w:val="003E9A328C9041EA8910236DFF09FC8B"/>
-        <w:category>
-          <w:name w:val="General"/>
-          <w:gallery w:val="placeholder"/>
-        </w:category>
-        <w:types>
-          <w:type w:val="bbPlcHdr"/>
-        </w:types>
-        <w:behaviors>
-          <w:behavior w:val="content"/>
-        </w:behaviors>
-        <w:guid w:val="{99088990-3FFA-4B56-A588-225FB5CCB605}"/>
-      </w:docPartPr>
-      <w:docPartBody>
-        <w:p>
-          <w:r>
-            <w:t>Skills</w:t>
-          </w:r>
-        </w:p>
-      </w:docPartBody>
-    </w:docPart>
-    <w:docPart>
-      <w:docPartPr>
-        <w:name w:val="33C8A86EF84F40E390D62EB49C7DA962"/>
-        <w:category>
-          <w:name w:val="General"/>
-          <w:gallery w:val="placeholder"/>
-        </w:category>
-        <w:types>
-          <w:type w:val="bbPlcHdr"/>
-        </w:types>
-        <w:behaviors>
-          <w:behavior w:val="content"/>
-        </w:behaviors>
-        <w:guid w:val="{666251D6-392A-4A26-9FDC-608B6A0E35B7}"/>
-      </w:docPartPr>
-      <w:docPartBody>
-        <w:p>
-          <w:r>
-            <w:t>Project management</w:t>
-          </w:r>
-        </w:p>
-      </w:docPartBody>
-    </w:docPart>
-    <w:docPart>
-      <w:docPartPr>
-        <w:name w:val="DD62F250DA65423C8A74F5799EB9ED4C"/>
-        <w:category>
-          <w:name w:val="General"/>
-          <w:gallery w:val="placeholder"/>
-        </w:category>
-        <w:types>
-          <w:type w:val="bbPlcHdr"/>
-        </w:types>
-        <w:behaviors>
-          <w:behavior w:val="content"/>
-        </w:behaviors>
-        <w:guid w:val="{79F759D5-8304-4A9E-A18E-EA3CF2987395}"/>
-      </w:docPartPr>
-      <w:docPartBody>
-        <w:p>
-          <w:r>
-            <w:t>Activities</w:t>
-          </w:r>
-        </w:p>
-      </w:docPartBody>
-    </w:docPart>
-    <w:docPart>
-      <w:docPartPr>
-        <w:name w:val="C4C050B27AC44EAFBAD0B2AB52DDD5E4"/>
-        <w:category>
-          <w:name w:val="General"/>
-          <w:gallery w:val="placeholder"/>
-        </w:category>
-        <w:types>
-          <w:type w:val="bbPlcHdr"/>
-        </w:types>
-        <w:behaviors>
-          <w:behavior w:val="content"/>
-        </w:behaviors>
-        <w:guid w:val="{028F1E96-A547-426D-B8A1-36EF6F2B684A}"/>
-      </w:docPartPr>
-      <w:docPartBody>
-        <w:p>
-          <w:r>
-            <w:t>Participated in several hackathons, including a winning team at the 20</w:t>
-          </w:r>
-          <w:r>
-            <w:t>XX</w:t>
-          </w:r>
-          <w:r>
-            <w:t xml:space="preserve"> Hac</w:t>
-          </w:r>
-          <w:r>
-            <w:t>k</w:t>
-          </w:r>
-          <w:r>
-            <w:t xml:space="preserve"> event, demonstrating the ability to work under pressure and come up with innovative solutions to technical challenges.</w:t>
-          </w:r>
-        </w:p>
-      </w:docPartBody>
-    </w:docPart>
-    <w:docPart>
-      <w:docPartPr>
-        <w:name w:val="426D77CA0EC042A99A0FDF673F6AFBE3"/>
-        <w:category>
-          <w:name w:val="General"/>
-          <w:gallery w:val="placeholder"/>
-        </w:category>
-        <w:types>
-          <w:type w:val="bbPlcHdr"/>
-        </w:types>
-        <w:behaviors>
-          <w:behavior w:val="content"/>
-        </w:behaviors>
-        <w:guid w:val="{DD885EBC-244E-4A65-BC88-E6345EDB6308}"/>
-      </w:docPartPr>
-      <w:docPartBody>
-        <w:p>
-          <w:pPr>
-            <w:pStyle w:val="426D77CA0EC042A99A0FDF673F6AFBE3"/>
-          </w:pPr>
-          <w:r>
-            <w:t>JACOB HANCOCK</w:t>
-          </w:r>
-        </w:p>
-      </w:docPartBody>
-    </w:docPart>
-    <w:docPart>
-      <w:docPartPr>
-        <w:name w:val="7447F9DB2AD04AE7BF3230F4D4BB7941"/>
-        <w:category>
-          <w:name w:val="General"/>
-          <w:gallery w:val="placeholder"/>
-        </w:category>
-        <w:types>
-          <w:type w:val="bbPlcHdr"/>
-        </w:types>
-        <w:behaviors>
-          <w:behavior w:val="content"/>
-        </w:behaviors>
-        <w:guid w:val="{BB181B3A-F21C-497A-AAD8-A59A2D7D6E42}"/>
-      </w:docPartPr>
-      <w:docPartBody>
-        <w:p>
-          <w:pPr>
-            <w:pStyle w:val="7447F9DB2AD04AE7BF3230F4D4BB79412"/>
-          </w:pPr>
-          <w:r>
-            <w:rPr>
-              <w:lang w:val="fr-FR"/>
-            </w:rPr>
-            <w:t>Nashville, TN</w:t>
-          </w:r>
-        </w:p>
-      </w:docPartBody>
-    </w:docPart>
-    <w:docPart>
-      <w:docPartPr>
-        <w:name w:val="02C9FDB5CE264327A71BA4B894140456"/>
-        <w:category>
-          <w:name w:val="General"/>
-          <w:gallery w:val="placeholder"/>
-        </w:category>
-        <w:types>
-          <w:type w:val="bbPlcHdr"/>
-        </w:types>
-        <w:behaviors>
-          <w:behavior w:val="content"/>
-        </w:behaviors>
-        <w:guid w:val="{59C93A16-E197-4777-9965-615574B39762}"/>
-      </w:docPartPr>
-      <w:docPartBody>
-        <w:p>
-          <w:pPr>
-            <w:pStyle w:val="02C9FDB5CE264327A71BA4B894140456"/>
-          </w:pPr>
-          <w:r>
-            <w:t>Objective</w:t>
-          </w:r>
-        </w:p>
-      </w:docPartBody>
-    </w:docPart>
-    <w:docPart>
-      <w:docPartPr>
-        <w:name w:val="67A30738A38C410295CEFA18A770030A"/>
-        <w:category>
-          <w:name w:val="General"/>
-          <w:gallery w:val="placeholder"/>
-        </w:category>
-        <w:types>
-          <w:type w:val="bbPlcHdr"/>
-        </w:types>
-        <w:behaviors>
-          <w:behavior w:val="content"/>
-        </w:behaviors>
-        <w:guid w:val="{E5BA7230-381C-4A22-8051-0E2B84FA4C8C}"/>
-      </w:docPartPr>
-      <w:docPartBody>
-        <w:p>
-          <w:pPr>
-            <w:pStyle w:val="67A30738A38C410295CEFA18A770030A"/>
-          </w:pPr>
-          <w:r>
-            <w:t>To lead the development of a revolutionary artificial intelligence platform that will disrupt the financial industry and enhance customer experience, by collaborating with cross-functional teams and delivering on time, within budget, and with the highest quality standards.</w:t>
-          </w:r>
-        </w:p>
-      </w:docPartBody>
-    </w:docPart>
-    <w:docPart>
-      <w:docPartPr>
-        <w:name w:val="78F620ACF748431EA60F7F07DDA27D4C"/>
-        <w:category>
-          <w:name w:val="General"/>
-          <w:gallery w:val="placeholder"/>
-        </w:category>
-        <w:types>
-          <w:type w:val="bbPlcHdr"/>
-        </w:types>
-        <w:behaviors>
-          <w:behavior w:val="content"/>
-        </w:behaviors>
-        <w:guid w:val="{C147574C-4B8F-48D5-989E-12FDDD3F6527}"/>
-      </w:docPartPr>
-      <w:docPartBody>
-        <w:p>
-          <w:pPr>
-            <w:pStyle w:val="78F620ACF748431EA60F7F07DDA27D4C"/>
-          </w:pPr>
-          <w:r>
-            <w:t>Education</w:t>
-          </w:r>
-        </w:p>
-      </w:docPartBody>
-    </w:docPart>
-    <w:docPart>
-      <w:docPartPr>
-        <w:name w:val="6761DACEDFCE43E2AF30AFDB8C567406"/>
-        <w:category>
-          <w:name w:val="General"/>
-          <w:gallery w:val="placeholder"/>
-        </w:category>
-        <w:types>
-          <w:type w:val="bbPlcHdr"/>
-        </w:types>
-        <w:behaviors>
-          <w:behavior w:val="content"/>
-        </w:behaviors>
-        <w:guid w:val="{3C4E8FA7-84E2-4A0C-9FC3-7B27A3153B1A}"/>
-      </w:docPartPr>
-      <w:docPartBody>
-        <w:p>
-          <w:pPr>
-            <w:pStyle w:val="6761DACEDFCE43E2AF30AFDB8C5674062"/>
-          </w:pPr>
-          <w:r>
-            <w:t xml:space="preserve">MBA | </w:t>
-          </w:r>
-          <w:r>
-            <w:rPr>
-              <w:iCs/>
-            </w:rPr>
-            <w:t xml:space="preserve">Jasper </w:t>
-          </w:r>
-          <w:r>
-            <w:t>University</w:t>
-          </w:r>
-        </w:p>
-      </w:docPartBody>
-    </w:docPart>
-    <w:docPart>
-      <w:docPartPr>
-        <w:name w:val="13861AC289E04DD9978D071CD39724DB"/>
-        <w:category>
-          <w:name w:val="General"/>
-          <w:gallery w:val="placeholder"/>
-        </w:category>
-        <w:types>
-          <w:type w:val="bbPlcHdr"/>
-        </w:types>
-        <w:behaviors>
-          <w:behavior w:val="content"/>
-        </w:behaviors>
-        <w:guid w:val="{BD29194F-8FBC-4D1A-8E5B-20622BA9E3CA}"/>
-      </w:docPartPr>
-      <w:docPartBody>
-        <w:p>
-          <w:pPr>
-            <w:pStyle w:val="13861AC289E04DD9978D071CD39724DB"/>
-          </w:pPr>
-          <w:r>
-            <w:t>20XX – 20XX</w:t>
-          </w:r>
-        </w:p>
-      </w:docPartBody>
-    </w:docPart>
-    <w:docPart>
-      <w:docPartPr>
-        <w:name w:val="7A789B199A554B06A6BA043F00B21B6E"/>
-        <w:category>
-          <w:name w:val="General"/>
-          <w:gallery w:val="placeholder"/>
-        </w:category>
-        <w:types>
-          <w:type w:val="bbPlcHdr"/>
-        </w:types>
-        <w:behaviors>
-          <w:behavior w:val="content"/>
-        </w:behaviors>
-        <w:guid w:val="{52BA4C44-8647-4794-A520-8D24FEB9F0E8}"/>
-      </w:docPartPr>
-      <w:docPartBody>
-        <w:p>
-          <w:pPr>
-            <w:pStyle w:val="7A789B199A554B06A6BA043F00B21B6E"/>
-          </w:pPr>
-          <w:r>
-            <w:t>Participated in a consulting project for a startup that resulted in a recommendation to pivot their business model, which was implemented and led to increased revenue</w:t>
-          </w:r>
-        </w:p>
-      </w:docPartBody>
-    </w:docPart>
-    <w:docPart>
-      <w:docPartPr>
-        <w:name w:val="CB1DDB3BFC9D4C59B6E832CC83DFEC7A"/>
-        <w:category>
-          <w:name w:val="General"/>
-          <w:gallery w:val="placeholder"/>
-        </w:category>
-        <w:types>
-          <w:type w:val="bbPlcHdr"/>
-        </w:types>
-        <w:behaviors>
-          <w:behavior w:val="content"/>
-        </w:behaviors>
-        <w:guid w:val="{CAB55D75-052C-43FF-883A-4D5348AB9C10}"/>
-      </w:docPartPr>
-      <w:docPartBody>
-        <w:p>
-          <w:pPr>
-            <w:pStyle w:val="CB1DDB3BFC9D4C59B6E832CC83DFEC7A"/>
-          </w:pPr>
-          <w:r>
-            <w:t>BS Computer Science | Bellows College</w:t>
-          </w:r>
-        </w:p>
-      </w:docPartBody>
-    </w:docPart>
-    <w:docPart>
-      <w:docPartPr>
-        <w:name w:val="9DC1E8DD5055446EB2B0D0112F9F3EFB"/>
-        <w:category>
-          <w:name w:val="General"/>
-          <w:gallery w:val="placeholder"/>
-        </w:category>
-        <w:types>
-          <w:type w:val="bbPlcHdr"/>
-        </w:types>
-        <w:behaviors>
-          <w:behavior w:val="content"/>
-        </w:behaviors>
-        <w:guid w:val="{644441F6-8413-4914-BF7A-65DB610533D3}"/>
-      </w:docPartPr>
-      <w:docPartBody>
-        <w:p>
-          <w:pPr>
-            <w:pStyle w:val="9DC1E8DD5055446EB2B0D0112F9F3EFB"/>
-          </w:pPr>
-          <w:r>
-            <w:t>20XX – 20XX</w:t>
-          </w:r>
-        </w:p>
-      </w:docPartBody>
-    </w:docPart>
-    <w:docPart>
-      <w:docPartPr>
-        <w:name w:val="1CC9EC63487747AEA9AC69FD33EBD0FB"/>
-        <w:category>
-          <w:name w:val="General"/>
-          <w:gallery w:val="placeholder"/>
-        </w:category>
-        <w:types>
-          <w:type w:val="bbPlcHdr"/>
-        </w:types>
-        <w:behaviors>
-          <w:behavior w:val="content"/>
-        </w:behaviors>
-        <w:guid w:val="{62BAFBE2-1F11-4C89-A1F0-A2D205D016BA}"/>
-      </w:docPartPr>
-      <w:docPartBody>
-        <w:p>
-          <w:pPr>
-            <w:pStyle w:val="1CC9EC63487747AEA9AC69FD33EBD0FB"/>
-          </w:pPr>
-          <w:r>
-            <w:t>Courses included Data Structures, Algorithms, Computer Architecture, Operating Systems, and Software Engineering</w:t>
-          </w:r>
-        </w:p>
-      </w:docPartBody>
-    </w:docPart>
-    <w:docPart>
-      <w:docPartPr>
-        <w:name w:val="4F4083BF406440F8A310D2791E53043E"/>
-        <w:category>
-          <w:name w:val="General"/>
-          <w:gallery w:val="placeholder"/>
-        </w:category>
-        <w:types>
-          <w:type w:val="bbPlcHdr"/>
-        </w:types>
-        <w:behaviors>
-          <w:behavior w:val="content"/>
-        </w:behaviors>
-        <w:guid w:val="{A8B03B0B-7B47-4A2A-AF2A-083E341B346B}"/>
-      </w:docPartPr>
-      <w:docPartBody>
-        <w:p>
-          <w:pPr>
-            <w:pStyle w:val="4F4083BF406440F8A310D2791E53043E"/>
-          </w:pPr>
-          <w:r>
-            <w:t>Experience</w:t>
-          </w:r>
-        </w:p>
-      </w:docPartBody>
-    </w:docPart>
-    <w:docPart>
-      <w:docPartPr>
-        <w:name w:val="ED3C5AFAC7EF492891BD391C9C1E8924"/>
-        <w:category>
-          <w:name w:val="General"/>
-          <w:gallery w:val="placeholder"/>
-        </w:category>
-        <w:types>
-          <w:type w:val="bbPlcHdr"/>
-        </w:types>
-        <w:behaviors>
-          <w:behavior w:val="content"/>
-        </w:behaviors>
-        <w:guid w:val="{704C8DE7-08D1-4E75-98AE-6CB315FB8D83}"/>
-      </w:docPartPr>
-      <w:docPartBody>
-        <w:p>
-          <w:pPr>
-            <w:pStyle w:val="ED3C5AFAC7EF492891BD391C9C1E89242"/>
-          </w:pPr>
-          <w:r>
-            <w:t xml:space="preserve">Technical Program Manager | </w:t>
-          </w:r>
-          <w:r>
-            <w:rPr>
-              <w:iCs/>
-            </w:rPr>
-            <w:t>Relecloud</w:t>
-          </w:r>
-        </w:p>
-      </w:docPartBody>
-    </w:docPart>
-    <w:docPart>
-      <w:docPartPr>
-        <w:name w:val="A56BEFC8FDAD470C9F2E83535D060AF2"/>
-        <w:category>
-          <w:name w:val="General"/>
-          <w:gallery w:val="placeholder"/>
-        </w:category>
-        <w:types>
-          <w:type w:val="bbPlcHdr"/>
-        </w:types>
-        <w:behaviors>
-          <w:behavior w:val="content"/>
-        </w:behaviors>
-        <w:guid w:val="{2B5C805D-0505-4C16-B3B0-F4106C12EDF1}"/>
-      </w:docPartPr>
-      <w:docPartBody>
-        <w:p>
-          <w:pPr>
-            <w:pStyle w:val="A56BEFC8FDAD470C9F2E83535D060AF2"/>
-          </w:pPr>
-          <w:r>
-            <w:t>20XX – 20XX</w:t>
-          </w:r>
-        </w:p>
-      </w:docPartBody>
-    </w:docPart>
-    <w:docPart>
-      <w:docPartPr>
-        <w:name w:val="21FCADB1E1ED46FEB1B1EA4756EBD513"/>
-        <w:category>
-          <w:name w:val="General"/>
-          <w:gallery w:val="placeholder"/>
-        </w:category>
-        <w:types>
-          <w:type w:val="bbPlcHdr"/>
-        </w:types>
-        <w:behaviors>
-          <w:behavior w:val="content"/>
-        </w:behaviors>
-        <w:guid w:val="{04AA49C0-BED3-42E0-8707-F54FC6ED51F8}"/>
-      </w:docPartPr>
-      <w:docPartBody>
-        <w:p>
-          <w:pPr>
-            <w:pStyle w:val="21FCADB1E1ED46FEB1B1EA4756EBD513"/>
-          </w:pPr>
-          <w:r>
-            <w:t>Oversaw project scope, timelines, and budget, resulting in the successful launch of the new infrastructure and improved site reliability metrics</w:t>
-          </w:r>
-        </w:p>
-      </w:docPartBody>
-    </w:docPart>
-    <w:docPart>
-      <w:docPartPr>
-        <w:name w:val="A990C65C19E040F289A2EF0DCD500DD2"/>
-        <w:category>
-          <w:name w:val="General"/>
-          <w:gallery w:val="placeholder"/>
-        </w:category>
-        <w:types>
-          <w:type w:val="bbPlcHdr"/>
-        </w:types>
-        <w:behaviors>
-          <w:behavior w:val="content"/>
-        </w:behaviors>
-        <w:guid w:val="{9AA04317-27A4-4BE4-B3D4-9E9FE899CA37}"/>
-      </w:docPartPr>
-      <w:docPartBody>
-        <w:p>
-          <w:pPr>
-            <w:pStyle w:val="A990C65C19E040F289A2EF0DCD500DD2"/>
-          </w:pPr>
-          <w:r>
-            <w:t>Project Manager | Proseware, Inc.</w:t>
-          </w:r>
-        </w:p>
-      </w:docPartBody>
-    </w:docPart>
-    <w:docPart>
-      <w:docPartPr>
-        <w:name w:val="496644C1BDA846518AB8BE8B0AAC14EF"/>
-        <w:category>
-          <w:name w:val="General"/>
-          <w:gallery w:val="placeholder"/>
-        </w:category>
-        <w:types>
-          <w:type w:val="bbPlcHdr"/>
-        </w:types>
-        <w:behaviors>
-          <w:behavior w:val="content"/>
-        </w:behaviors>
-        <w:guid w:val="{F0C57E75-6763-4831-BF5E-3CA73BC5F670}"/>
-      </w:docPartPr>
-      <w:docPartBody>
-        <w:p>
-          <w:pPr>
-            <w:pStyle w:val="496644C1BDA846518AB8BE8B0AAC14EF"/>
-          </w:pPr>
-          <w:r>
-            <w:t>20XX – 20XX</w:t>
-          </w:r>
-        </w:p>
-      </w:docPartBody>
-    </w:docPart>
-    <w:docPart>
-      <w:docPartPr>
-        <w:name w:val="B6DCD5D69195476EB7E202C2B7858632"/>
-        <w:category>
-          <w:name w:val="General"/>
-          <w:gallery w:val="placeholder"/>
-        </w:category>
-        <w:types>
-          <w:type w:val="bbPlcHdr"/>
-        </w:types>
-        <w:behaviors>
-          <w:behavior w:val="content"/>
-        </w:behaviors>
-        <w:guid w:val="{167BE796-A4C7-4F5B-AC33-F5C8EB9284EE}"/>
-      </w:docPartPr>
-      <w:docPartBody>
-        <w:p>
-          <w:pPr>
-            <w:pStyle w:val="B6DCD5D69195476EB7E202C2B7858632"/>
-          </w:pPr>
-          <w:r>
-            <w:t>Managed a team of software developers and quality assurance specialists in the development and launch of a new customer relationship management (CRM) software product</w:t>
-          </w:r>
-        </w:p>
-      </w:docPartBody>
-    </w:docPart>
-    <w:docPart>
-      <w:docPartPr>
-        <w:name w:val="4BD0047C7E074D46B457C891EA14957E"/>
-        <w:category>
-          <w:name w:val="General"/>
-          <w:gallery w:val="placeholder"/>
-        </w:category>
-        <w:types>
-          <w:type w:val="bbPlcHdr"/>
-        </w:types>
-        <w:behaviors>
-          <w:behavior w:val="content"/>
-        </w:behaviors>
-        <w:guid w:val="{B85B9466-6C1F-4D08-9375-AE7C4E528436}"/>
-      </w:docPartPr>
-      <w:docPartBody>
-        <w:p>
-          <w:pPr>
-            <w:pStyle w:val="4BD0047C7E074D46B457C891EA14957E"/>
-          </w:pPr>
-          <w:r>
-            <w:t>Skills</w:t>
-          </w:r>
-        </w:p>
-      </w:docPartBody>
-    </w:docPart>
-    <w:docPart>
-      <w:docPartPr>
-        <w:name w:val="BF56F112B2F4446BBB5EEDC3884F5318"/>
-        <w:category>
-          <w:name w:val="General"/>
-          <w:gallery w:val="placeholder"/>
-        </w:category>
-        <w:types>
-          <w:type w:val="bbPlcHdr"/>
-        </w:types>
-        <w:behaviors>
-          <w:behavior w:val="content"/>
-        </w:behaviors>
-        <w:guid w:val="{AC7E07D3-6305-4428-A4DA-925F842B3D69}"/>
-      </w:docPartPr>
-      <w:docPartBody>
-        <w:p>
-          <w:pPr>
-            <w:pStyle w:val="BF56F112B2F4446BBB5EEDC3884F5318"/>
-          </w:pPr>
-          <w:r>
-            <w:t>Project management</w:t>
-          </w:r>
-        </w:p>
-      </w:docPartBody>
-    </w:docPart>
-    <w:docPart>
-      <w:docPartPr>
-        <w:name w:val="465DAE3EDC334975BDB7245FDF8D66F8"/>
-        <w:category>
-          <w:name w:val="General"/>
-          <w:gallery w:val="placeholder"/>
-        </w:category>
-        <w:types>
-          <w:type w:val="bbPlcHdr"/>
-        </w:types>
-        <w:behaviors>
-          <w:behavior w:val="content"/>
-        </w:behaviors>
-        <w:guid w:val="{7D438DD8-FC7B-43F6-B2AB-DF02B2EC4871}"/>
-      </w:docPartPr>
-      <w:docPartBody>
-        <w:p>
-          <w:pPr>
-            <w:pStyle w:val="465DAE3EDC334975BDB7245FDF8D66F8"/>
-          </w:pPr>
-          <w:r>
-            <w:t>Communication</w:t>
-          </w:r>
-        </w:p>
-      </w:docPartBody>
-    </w:docPart>
-    <w:docPart>
-      <w:docPartPr>
-        <w:name w:val="C80EC89915254EF38994772D7B579D3B"/>
-        <w:category>
-          <w:name w:val="General"/>
-          <w:gallery w:val="placeholder"/>
-        </w:category>
-        <w:types>
-          <w:type w:val="bbPlcHdr"/>
-        </w:types>
-        <w:behaviors>
-          <w:behavior w:val="content"/>
-        </w:behaviors>
-        <w:guid w:val="{17D6BDDF-C645-451B-B79A-30676C35F113}"/>
-      </w:docPartPr>
-      <w:docPartBody>
-        <w:p>
-          <w:pPr>
-            <w:pStyle w:val="C80EC89915254EF38994772D7B579D3B"/>
-          </w:pPr>
-          <w:r>
-            <w:t>Technical expertise</w:t>
-          </w:r>
-        </w:p>
-      </w:docPartBody>
-    </w:docPart>
-    <w:docPart>
-      <w:docPartPr>
-        <w:name w:val="F48ADED9ABF5432CA251253FA9BF03D1"/>
-        <w:category>
-          <w:name w:val="General"/>
-          <w:gallery w:val="placeholder"/>
-        </w:category>
-        <w:types>
-          <w:type w:val="bbPlcHdr"/>
-        </w:types>
-        <w:behaviors>
-          <w:behavior w:val="content"/>
-        </w:behaviors>
-        <w:guid w:val="{D801588B-A9DF-4493-9D37-88D0BB20D0F6}"/>
-      </w:docPartPr>
-      <w:docPartBody>
-        <w:p>
-          <w:pPr>
-            <w:pStyle w:val="F48ADED9ABF5432CA251253FA9BF03D1"/>
-          </w:pPr>
-          <w:r>
-            <w:t>Problem-solving</w:t>
-          </w:r>
-        </w:p>
-      </w:docPartBody>
-    </w:docPart>
-    <w:docPart>
-      <w:docPartPr>
-        <w:name w:val="BEB9368E130540C5B466276236CCB3C5"/>
-        <w:category>
-          <w:name w:val="General"/>
-          <w:gallery w:val="placeholder"/>
-        </w:category>
-        <w:types>
-          <w:type w:val="bbPlcHdr"/>
-        </w:types>
-        <w:behaviors>
-          <w:behavior w:val="content"/>
-        </w:behaviors>
-        <w:guid w:val="{D717E19C-F107-4CE7-96F3-4656FD36FC0F}"/>
-      </w:docPartPr>
-      <w:docPartBody>
-        <w:p>
-          <w:pPr>
-            <w:pStyle w:val="BEB9368E130540C5B466276236CCB3C5"/>
-          </w:pPr>
-          <w:r>
-            <w:t>Leadership</w:t>
-          </w:r>
-        </w:p>
-      </w:docPartBody>
-    </w:docPart>
-    <w:docPart>
-      <w:docPartPr>
-        <w:name w:val="D800FF7B411C4112999DA8EC44231437"/>
-        <w:category>
-          <w:name w:val="General"/>
-          <w:gallery w:val="placeholder"/>
-        </w:category>
-        <w:types>
-          <w:type w:val="bbPlcHdr"/>
-        </w:types>
-        <w:behaviors>
-          <w:behavior w:val="content"/>
-        </w:behaviors>
-        <w:guid w:val="{E644237C-91CD-476E-8851-3C641C1463DE}"/>
-      </w:docPartPr>
-      <w:docPartBody>
-        <w:p>
-          <w:pPr>
-            <w:pStyle w:val="D800FF7B411C4112999DA8EC44231437"/>
-          </w:pPr>
-          <w:r>
-            <w:t>Attention to detail</w:t>
-          </w:r>
-        </w:p>
-      </w:docPartBody>
-    </w:docPart>
-    <w:docPart>
-      <w:docPartPr>
-        <w:name w:val="D5BD4717E8AB493EAE2DE1940ABC9870"/>
-        <w:category>
-          <w:name w:val="General"/>
-          <w:gallery w:val="placeholder"/>
-        </w:category>
-        <w:types>
-          <w:type w:val="bbPlcHdr"/>
-        </w:types>
-        <w:behaviors>
-          <w:behavior w:val="content"/>
-        </w:behaviors>
-        <w:guid w:val="{43959931-6145-4B90-8687-228F0E317FE3}"/>
-      </w:docPartPr>
-      <w:docPartBody>
-        <w:p>
-          <w:pPr>
-            <w:pStyle w:val="D5BD4717E8AB493EAE2DE1940ABC9870"/>
-          </w:pPr>
-          <w:r>
-            <w:t>Activities</w:t>
-          </w:r>
-        </w:p>
-      </w:docPartBody>
-    </w:docPart>
-    <w:docPart>
-      <w:docPartPr>
-        <w:name w:val="BCA41B4E7F2D4BB39A832A19E19665E8"/>
-        <w:category>
-          <w:name w:val="General"/>
-          <w:gallery w:val="placeholder"/>
-        </w:category>
-        <w:types>
-          <w:type w:val="bbPlcHdr"/>
-        </w:types>
-        <w:behaviors>
-          <w:behavior w:val="content"/>
-        </w:behaviors>
-        <w:guid w:val="{63261C25-DCEE-413C-B9A0-19D2F94280B4}"/>
-      </w:docPartPr>
-      <w:docPartBody>
-        <w:p>
-          <w:pPr>
-            <w:pStyle w:val="BCA41B4E7F2D4BB39A832A19E19665E8"/>
-          </w:pPr>
-          <w:r>
-            <w:t>Participated in several hackathons, including a winning team at the 20</w:t>
-          </w:r>
-          <w:r>
-            <w:t>XX</w:t>
-          </w:r>
-          <w:r>
-            <w:t xml:space="preserve"> Hac</w:t>
-          </w:r>
-          <w:r>
-            <w:t>k</w:t>
-          </w:r>
-          <w:r>
-            <w:t xml:space="preserve"> event, demonstrating the ability to work under pressure and come up with innovative solutions to technical challenges.</w:t>
-          </w:r>
-        </w:p>
-      </w:docPartBody>
-    </w:docPart>
-    <w:docPart>
-      <w:docPartPr>
-        <w:name w:val="6EC8E9FE0A3B4B5ABD7EFEF8B3483A69"/>
-        <w:category>
-          <w:name w:val="General"/>
-          <w:gallery w:val="placeholder"/>
-        </w:category>
-        <w:types>
-          <w:type w:val="bbPlcHdr"/>
-        </w:types>
-        <w:behaviors>
-          <w:behavior w:val="content"/>
-        </w:behaviors>
-        <w:guid w:val="{CBC19D98-E039-446E-8720-E6939126746C}"/>
-      </w:docPartPr>
-      <w:docPartBody>
-        <w:p>
-          <w:pPr>
-            <w:pStyle w:val="6EC8E9FE0A3B4B5ABD7EFEF8B3483A69"/>
-          </w:pPr>
-          <w:r>
-            <w:t>JACOB HANCOCK</w:t>
-          </w:r>
-        </w:p>
-      </w:docPartBody>
-    </w:docPart>
-    <w:docPart>
-      <w:docPartPr>
-        <w:name w:val="431F9B2C53D94D70905B52DEE73F7670"/>
-        <w:category>
-          <w:name w:val="General"/>
-          <w:gallery w:val="placeholder"/>
-        </w:category>
-        <w:types>
-          <w:type w:val="bbPlcHdr"/>
-        </w:types>
-        <w:behaviors>
-          <w:behavior w:val="content"/>
-        </w:behaviors>
-        <w:guid w:val="{3D94419C-DF74-4FBF-96C8-769B3BEAF88D}"/>
-      </w:docPartPr>
-      <w:docPartBody>
-        <w:p>
-          <w:pPr>
-            <w:pStyle w:val="431F9B2C53D94D70905B52DEE73F76702"/>
-          </w:pPr>
-          <w:r>
-            <w:rPr>
-              <w:lang w:val="fr-FR"/>
-            </w:rPr>
-            <w:t>Nashville, TN</w:t>
-          </w:r>
-        </w:p>
-      </w:docPartBody>
-    </w:docPart>
-    <w:docPart>
-      <w:docPartPr>
-        <w:name w:val="322AF20984304C2A8FAD38BF67D910D9"/>
-        <w:category>
-          <w:name w:val="General"/>
-          <w:gallery w:val="placeholder"/>
-        </w:category>
-        <w:types>
-          <w:type w:val="bbPlcHdr"/>
-        </w:types>
-        <w:behaviors>
-          <w:behavior w:val="content"/>
-        </w:behaviors>
-        <w:guid w:val="{AC5824AA-B612-4A1F-A71C-901632F19436}"/>
-      </w:docPartPr>
-      <w:docPartBody>
-        <w:p>
-          <w:pPr>
-            <w:pStyle w:val="322AF20984304C2A8FAD38BF67D910D9"/>
-          </w:pPr>
-          <w:r>
-            <w:t>Objective</w:t>
-          </w:r>
-        </w:p>
-      </w:docPartBody>
-    </w:docPart>
-    <w:docPart>
-      <w:docPartPr>
-        <w:name w:val="6EEC4075D9174714A634B72CE763A09F"/>
-        <w:category>
-          <w:name w:val="General"/>
-          <w:gallery w:val="placeholder"/>
-        </w:category>
-        <w:types>
-          <w:type w:val="bbPlcHdr"/>
-        </w:types>
-        <w:behaviors>
-          <w:behavior w:val="content"/>
-        </w:behaviors>
-        <w:guid w:val="{3468F651-FDF2-45FE-92A6-5D8183F2C06C}"/>
-      </w:docPartPr>
-      <w:docPartBody>
-        <w:p>
-          <w:pPr>
-            <w:pStyle w:val="6EEC4075D9174714A634B72CE763A09F"/>
-          </w:pPr>
-          <w:r>
-            <w:t>To lead the development of a revolutionary artificial intelligence platform that will disrupt the financial industry and enhance customer experience, by collaborating with cross-functional teams and delivering on time, within budget, and with the highest quality standards.</w:t>
-          </w:r>
-        </w:p>
-      </w:docPartBody>
-    </w:docPart>
-    <w:docPart>
-      <w:docPartPr>
-        <w:name w:val="97CC8C4254B04D3A95AAAD603886E94E"/>
-        <w:category>
-          <w:name w:val="General"/>
-          <w:gallery w:val="placeholder"/>
-        </w:category>
-        <w:types>
-          <w:type w:val="bbPlcHdr"/>
-        </w:types>
-        <w:behaviors>
-          <w:behavior w:val="content"/>
-        </w:behaviors>
-        <w:guid w:val="{CA0F924A-F643-4898-B8BC-A66EE21C7CFF}"/>
-      </w:docPartPr>
-      <w:docPartBody>
-        <w:p>
-          <w:pPr>
-            <w:pStyle w:val="97CC8C4254B04D3A95AAAD603886E94E"/>
-          </w:pPr>
-          <w:r>
-            <w:t>Education</w:t>
-          </w:r>
-        </w:p>
-      </w:docPartBody>
-    </w:docPart>
-    <w:docPart>
-      <w:docPartPr>
-        <w:name w:val="68ED709E0639416AB3476691B59FDF0D"/>
-        <w:category>
-          <w:name w:val="General"/>
-          <w:gallery w:val="placeholder"/>
-        </w:category>
-        <w:types>
-          <w:type w:val="bbPlcHdr"/>
-        </w:types>
-        <w:behaviors>
-          <w:behavior w:val="content"/>
-        </w:behaviors>
-        <w:guid w:val="{8487BF42-EFE4-482C-B4CC-5682CECAAC5C}"/>
-      </w:docPartPr>
-      <w:docPartBody>
-        <w:p>
-          <w:pPr>
-            <w:pStyle w:val="68ED709E0639416AB3476691B59FDF0D2"/>
-          </w:pPr>
-          <w:r>
-            <w:t xml:space="preserve">MBA | </w:t>
-          </w:r>
-          <w:r>
-            <w:rPr>
-              <w:iCs/>
-            </w:rPr>
-            <w:t xml:space="preserve">Jasper </w:t>
-          </w:r>
-          <w:r>
-            <w:t>University</w:t>
-          </w:r>
-        </w:p>
-      </w:docPartBody>
-    </w:docPart>
-    <w:docPart>
-      <w:docPartPr>
-        <w:name w:val="2A984B7D538449B2BED7CF71B6F079F3"/>
-        <w:category>
-          <w:name w:val="General"/>
-          <w:gallery w:val="placeholder"/>
-        </w:category>
-        <w:types>
-          <w:type w:val="bbPlcHdr"/>
-        </w:types>
-        <w:behaviors>
-          <w:behavior w:val="content"/>
-        </w:behaviors>
-        <w:guid w:val="{50AC95EC-7C36-431A-803A-AB55EBA042F3}"/>
-      </w:docPartPr>
-      <w:docPartBody>
-        <w:p>
-          <w:pPr>
-            <w:pStyle w:val="2A984B7D538449B2BED7CF71B6F079F3"/>
-          </w:pPr>
-          <w:r>
-            <w:t>20XX – 20XX</w:t>
-          </w:r>
-        </w:p>
-      </w:docPartBody>
-    </w:docPart>
-    <w:docPart>
-      <w:docPartPr>
-        <w:name w:val="66FEDC40E10A4D86B4BA33265BD655D6"/>
-        <w:category>
-          <w:name w:val="General"/>
-          <w:gallery w:val="placeholder"/>
-        </w:category>
-        <w:types>
-          <w:type w:val="bbPlcHdr"/>
-        </w:types>
-        <w:behaviors>
-          <w:behavior w:val="content"/>
-        </w:behaviors>
-        <w:guid w:val="{AEC4871E-A3A8-4CAE-9113-DC5E28C3D4D3}"/>
-      </w:docPartPr>
-      <w:docPartBody>
-        <w:p>
-          <w:pPr>
-            <w:pStyle w:val="66FEDC40E10A4D86B4BA33265BD655D6"/>
-          </w:pPr>
-          <w:r>
-            <w:t>Participated in a consulting project for a startup that resulted in a recommendation to pivot their business model, which was implemented and led to increased revenue</w:t>
-          </w:r>
-        </w:p>
-      </w:docPartBody>
-    </w:docPart>
-    <w:docPart>
-      <w:docPartPr>
-        <w:name w:val="4BB7C9A7E5E1492BBBCDB4806CC278C7"/>
-        <w:category>
-          <w:name w:val="General"/>
-          <w:gallery w:val="placeholder"/>
-        </w:category>
-        <w:types>
-          <w:type w:val="bbPlcHdr"/>
-        </w:types>
-        <w:behaviors>
-          <w:behavior w:val="content"/>
-        </w:behaviors>
-        <w:guid w:val="{33DCAF98-BEBC-4975-AFC0-3B486F584B5D}"/>
-      </w:docPartPr>
-      <w:docPartBody>
-        <w:p>
-          <w:pPr>
-            <w:pStyle w:val="4BB7C9A7E5E1492BBBCDB4806CC278C7"/>
-          </w:pPr>
-          <w:r>
-            <w:t>BS Computer Science | Bellows College</w:t>
-          </w:r>
-        </w:p>
-      </w:docPartBody>
-    </w:docPart>
-    <w:docPart>
-      <w:docPartPr>
-        <w:name w:val="8D7CED009DD24BA5BDAD638A19735221"/>
-        <w:category>
-          <w:name w:val="General"/>
-          <w:gallery w:val="placeholder"/>
-        </w:category>
-        <w:types>
-          <w:type w:val="bbPlcHdr"/>
-        </w:types>
-        <w:behaviors>
-          <w:behavior w:val="content"/>
-        </w:behaviors>
-        <w:guid w:val="{9773C0A2-3475-460F-9875-3EF6F67F11F0}"/>
-      </w:docPartPr>
-      <w:docPartBody>
-        <w:p>
-          <w:pPr>
-            <w:pStyle w:val="8D7CED009DD24BA5BDAD638A19735221"/>
-          </w:pPr>
-          <w:r>
-            <w:t>20XX – 20XX</w:t>
-          </w:r>
-        </w:p>
-      </w:docPartBody>
-    </w:docPart>
-    <w:docPart>
-      <w:docPartPr>
-        <w:name w:val="BB72F57373254C06AE816EE366DF56CD"/>
-        <w:category>
-          <w:name w:val="General"/>
-          <w:gallery w:val="placeholder"/>
-        </w:category>
-        <w:types>
-          <w:type w:val="bbPlcHdr"/>
-        </w:types>
-        <w:behaviors>
-          <w:behavior w:val="content"/>
-        </w:behaviors>
-        <w:guid w:val="{5C2741ED-9CBA-44B0-885B-1C602AD40B52}"/>
-      </w:docPartPr>
-      <w:docPartBody>
-        <w:p>
-          <w:pPr>
-            <w:pStyle w:val="BB72F57373254C06AE816EE366DF56CD"/>
-          </w:pPr>
-          <w:r>
-            <w:t>Courses included Data Structures, Algorithms, Computer Architecture, Operating Systems, and Software Engineering</w:t>
-          </w:r>
-        </w:p>
-      </w:docPartBody>
-    </w:docPart>
-    <w:docPart>
-      <w:docPartPr>
-        <w:name w:val="0743B3CEDAAF4DCFB18C95CA6FC69D12"/>
-        <w:category>
-          <w:name w:val="General"/>
-          <w:gallery w:val="placeholder"/>
-        </w:category>
-        <w:types>
-          <w:type w:val="bbPlcHdr"/>
-        </w:types>
-        <w:behaviors>
-          <w:behavior w:val="content"/>
-        </w:behaviors>
-        <w:guid w:val="{16189D20-E0EF-452F-A46A-06701955BB06}"/>
-      </w:docPartPr>
-      <w:docPartBody>
-        <w:p>
-          <w:pPr>
-            <w:pStyle w:val="0743B3CEDAAF4DCFB18C95CA6FC69D12"/>
-          </w:pPr>
-          <w:r>
-            <w:t>Experience</w:t>
-          </w:r>
-        </w:p>
-      </w:docPartBody>
-    </w:docPart>
-    <w:docPart>
-      <w:docPartPr>
-        <w:name w:val="EC1403E3101443B9A25BAD4847D58F49"/>
-        <w:category>
-          <w:name w:val="General"/>
-          <w:gallery w:val="placeholder"/>
-        </w:category>
-        <w:types>
-          <w:type w:val="bbPlcHdr"/>
-        </w:types>
-        <w:behaviors>
-          <w:behavior w:val="content"/>
-        </w:behaviors>
-        <w:guid w:val="{C7FBC78F-28E8-4A35-8DF4-754941F7CF00}"/>
-      </w:docPartPr>
-      <w:docPartBody>
-        <w:p>
-          <w:pPr>
-            <w:pStyle w:val="EC1403E3101443B9A25BAD4847D58F492"/>
-          </w:pPr>
-          <w:r>
-            <w:t xml:space="preserve">Technical Program Manager | </w:t>
-          </w:r>
-          <w:r>
-            <w:rPr>
-              <w:iCs/>
-            </w:rPr>
-            <w:t>Relecloud</w:t>
-          </w:r>
-        </w:p>
-      </w:docPartBody>
-    </w:docPart>
-    <w:docPart>
-      <w:docPartPr>
-        <w:name w:val="DD6035EA682840A8BFA2419762289341"/>
-        <w:category>
-          <w:name w:val="General"/>
-          <w:gallery w:val="placeholder"/>
-        </w:category>
-        <w:types>
-          <w:type w:val="bbPlcHdr"/>
-        </w:types>
-        <w:behaviors>
-          <w:behavior w:val="content"/>
-        </w:behaviors>
-        <w:guid w:val="{7FEA6C0C-BA55-43E4-91A8-8421261B823B}"/>
-      </w:docPartPr>
-      <w:docPartBody>
-        <w:p>
-          <w:pPr>
-            <w:pStyle w:val="DD6035EA682840A8BFA2419762289341"/>
-          </w:pPr>
-          <w:r>
-            <w:t>20XX – 20XX</w:t>
-          </w:r>
-        </w:p>
-      </w:docPartBody>
-    </w:docPart>
-    <w:docPart>
-      <w:docPartPr>
-        <w:name w:val="5A2803D7FF304C15A6E8E5FF6842451C"/>
-        <w:category>
-          <w:name w:val="General"/>
-          <w:gallery w:val="placeholder"/>
-        </w:category>
-        <w:types>
-          <w:type w:val="bbPlcHdr"/>
-        </w:types>
-        <w:behaviors>
-          <w:behavior w:val="content"/>
-        </w:behaviors>
-        <w:guid w:val="{20AEF315-22BB-45CE-871B-59BBE34B0B73}"/>
-      </w:docPartPr>
-      <w:docPartBody>
-        <w:p>
-          <w:pPr>
-            <w:pStyle w:val="5A2803D7FF304C15A6E8E5FF6842451C"/>
-          </w:pPr>
-          <w:r>
-            <w:t>Oversaw project scope, timelines, and budget, resulting in the successful launch of the new infrastructure and improved site reliability metrics</w:t>
-          </w:r>
-        </w:p>
-      </w:docPartBody>
-    </w:docPart>
-    <w:docPart>
-      <w:docPartPr>
-        <w:name w:val="EED20227CF164709A603EF81F8285369"/>
-        <w:category>
-          <w:name w:val="General"/>
-          <w:gallery w:val="placeholder"/>
-        </w:category>
-        <w:types>
-          <w:type w:val="bbPlcHdr"/>
-        </w:types>
-        <w:behaviors>
-          <w:behavior w:val="content"/>
-        </w:behaviors>
-        <w:guid w:val="{2348F2A9-2252-4284-8CF6-83E88F50ABB7}"/>
-      </w:docPartPr>
-      <w:docPartBody>
-        <w:p>
-          <w:pPr>
-            <w:pStyle w:val="EED20227CF164709A603EF81F8285369"/>
-          </w:pPr>
-          <w:r>
-            <w:t>Project Manager | Proseware, Inc.</w:t>
-          </w:r>
-        </w:p>
-      </w:docPartBody>
-    </w:docPart>
-    <w:docPart>
-      <w:docPartPr>
-        <w:name w:val="1A57585AD3FA409189C0DC72AFE467C3"/>
-        <w:category>
-          <w:name w:val="General"/>
-          <w:gallery w:val="placeholder"/>
-        </w:category>
-        <w:types>
-          <w:type w:val="bbPlcHdr"/>
-        </w:types>
-        <w:behaviors>
-          <w:behavior w:val="content"/>
-        </w:behaviors>
-        <w:guid w:val="{FE9FAE68-01C8-4ECC-9581-41B2B2EE0D36}"/>
-      </w:docPartPr>
-      <w:docPartBody>
-        <w:p>
-          <w:pPr>
-            <w:pStyle w:val="1A57585AD3FA409189C0DC72AFE467C3"/>
-          </w:pPr>
-          <w:r>
-            <w:t>20XX – 20XX</w:t>
-          </w:r>
-        </w:p>
-      </w:docPartBody>
-    </w:docPart>
-    <w:docPart>
-      <w:docPartPr>
-        <w:name w:val="A11A87030E214D9F843ED225B4C2D476"/>
-        <w:category>
-          <w:name w:val="General"/>
-          <w:gallery w:val="placeholder"/>
-        </w:category>
-        <w:types>
-          <w:type w:val="bbPlcHdr"/>
-        </w:types>
-        <w:behaviors>
-          <w:behavior w:val="content"/>
-        </w:behaviors>
-        <w:guid w:val="{88D8E37E-9B7A-46BD-94B8-596FDB1EC2F5}"/>
-      </w:docPartPr>
-      <w:docPartBody>
-        <w:p>
-          <w:pPr>
-            <w:pStyle w:val="A11A87030E214D9F843ED225B4C2D476"/>
-          </w:pPr>
-          <w:r>
-            <w:t>Managed a team of software developers and quality assurance specialists in the development and launch of a new customer relationship management (CRM) software product</w:t>
-          </w:r>
-        </w:p>
-      </w:docPartBody>
-    </w:docPart>
-    <w:docPart>
-      <w:docPartPr>
-        <w:name w:val="D01EB5A3E22D4FA0A0A958BD08A3BF7C"/>
-        <w:category>
-          <w:name w:val="General"/>
-          <w:gallery w:val="placeholder"/>
-        </w:category>
-        <w:types>
-          <w:type w:val="bbPlcHdr"/>
-        </w:types>
-        <w:behaviors>
-          <w:behavior w:val="content"/>
-        </w:behaviors>
-        <w:guid w:val="{F4156EF2-884A-45B9-B177-039A5FB6BB25}"/>
-      </w:docPartPr>
-      <w:docPartBody>
-        <w:p>
-          <w:pPr>
-            <w:pStyle w:val="D01EB5A3E22D4FA0A0A958BD08A3BF7C"/>
-          </w:pPr>
-          <w:r>
-            <w:t>Skills</w:t>
-          </w:r>
-        </w:p>
-      </w:docPartBody>
-    </w:docPart>
-    <w:docPart>
-      <w:docPartPr>
-        <w:name w:val="C1AA646B8B0E41BFA8A6789EE8A220CA"/>
-        <w:category>
-          <w:name w:val="General"/>
-          <w:gallery w:val="placeholder"/>
-        </w:category>
-        <w:types>
-          <w:type w:val="bbPlcHdr"/>
-        </w:types>
-        <w:behaviors>
-          <w:behavior w:val="content"/>
-        </w:behaviors>
-        <w:guid w:val="{90E6099F-EF5C-46AB-82D1-E810AC9BBEC2}"/>
-      </w:docPartPr>
-      <w:docPartBody>
-        <w:p>
-          <w:pPr>
-            <w:pStyle w:val="C1AA646B8B0E41BFA8A6789EE8A220CA"/>
-          </w:pPr>
-          <w:r>
-            <w:t>Project management</w:t>
-          </w:r>
-        </w:p>
-      </w:docPartBody>
-    </w:docPart>
-    <w:docPart>
-      <w:docPartPr>
-        <w:name w:val="CBBA6CBF6F9040EDBD1FAF0175102D4C"/>
-        <w:category>
-          <w:name w:val="General"/>
-          <w:gallery w:val="placeholder"/>
-        </w:category>
-        <w:types>
-          <w:type w:val="bbPlcHdr"/>
-        </w:types>
-        <w:behaviors>
-          <w:behavior w:val="content"/>
-        </w:behaviors>
-        <w:guid w:val="{4CA9CE75-2BE3-4AD8-9F9C-A6400BD69996}"/>
-      </w:docPartPr>
-      <w:docPartBody>
-        <w:p>
-          <w:pPr>
-            <w:pStyle w:val="CBBA6CBF6F9040EDBD1FAF0175102D4C"/>
-          </w:pPr>
-          <w:r>
-            <w:t>Communication</w:t>
-          </w:r>
-        </w:p>
-      </w:docPartBody>
-    </w:docPart>
-    <w:docPart>
-      <w:docPartPr>
-        <w:name w:val="04BAF00B900D4476992BF9A39428A896"/>
-        <w:category>
-          <w:name w:val="General"/>
-          <w:gallery w:val="placeholder"/>
-        </w:category>
-        <w:types>
-          <w:type w:val="bbPlcHdr"/>
-        </w:types>
-        <w:behaviors>
-          <w:behavior w:val="content"/>
-        </w:behaviors>
-        <w:guid w:val="{38876131-956E-4C87-92DD-3D3E4F72465F}"/>
-      </w:docPartPr>
-      <w:docPartBody>
-        <w:p>
-          <w:pPr>
-            <w:pStyle w:val="04BAF00B900D4476992BF9A39428A896"/>
-          </w:pPr>
-          <w:r>
-            <w:t>Technical expertise</w:t>
-          </w:r>
-        </w:p>
-      </w:docPartBody>
-    </w:docPart>
-    <w:docPart>
-      <w:docPartPr>
-        <w:name w:val="5FED3798DDD04455AA1A0D9E61B16E11"/>
-        <w:category>
-          <w:name w:val="General"/>
-          <w:gallery w:val="placeholder"/>
-        </w:category>
-        <w:types>
-          <w:type w:val="bbPlcHdr"/>
-        </w:types>
-        <w:behaviors>
-          <w:behavior w:val="content"/>
-        </w:behaviors>
-        <w:guid w:val="{7A716C34-2780-4D75-9045-ED1A511BE3F3}"/>
-      </w:docPartPr>
-      <w:docPartBody>
-        <w:p>
-          <w:pPr>
-            <w:pStyle w:val="5FED3798DDD04455AA1A0D9E61B16E11"/>
-          </w:pPr>
-          <w:r>
-            <w:t>Problem-solving</w:t>
-          </w:r>
-        </w:p>
-      </w:docPartBody>
-    </w:docPart>
-    <w:docPart>
-      <w:docPartPr>
-        <w:name w:val="62FB670527AE4A6EA028A08CE55CB053"/>
-        <w:category>
-          <w:name w:val="General"/>
-          <w:gallery w:val="placeholder"/>
-        </w:category>
-        <w:types>
-          <w:type w:val="bbPlcHdr"/>
-        </w:types>
-        <w:behaviors>
-          <w:behavior w:val="content"/>
-        </w:behaviors>
-        <w:guid w:val="{DF912178-8E2E-4D8E-94DF-996F94377557}"/>
-      </w:docPartPr>
-      <w:docPartBody>
-        <w:p>
-          <w:pPr>
-            <w:pStyle w:val="62FB670527AE4A6EA028A08CE55CB053"/>
-          </w:pPr>
-          <w:r>
-            <w:t>Leadership</w:t>
-          </w:r>
-        </w:p>
-      </w:docPartBody>
-    </w:docPart>
-    <w:docPart>
-      <w:docPartPr>
-        <w:name w:val="665FE506777A45F48E7BDDCEE60D6094"/>
-        <w:category>
-          <w:name w:val="General"/>
-          <w:gallery w:val="placeholder"/>
-        </w:category>
-        <w:types>
-          <w:type w:val="bbPlcHdr"/>
-        </w:types>
-        <w:behaviors>
-          <w:behavior w:val="content"/>
-        </w:behaviors>
-        <w:guid w:val="{AB6CDDC9-93C7-44EE-9B10-4C5E5A8018BD}"/>
-      </w:docPartPr>
-      <w:docPartBody>
-        <w:p>
-          <w:pPr>
-            <w:pStyle w:val="665FE506777A45F48E7BDDCEE60D6094"/>
-          </w:pPr>
-          <w:r>
-            <w:t>Attention to detail</w:t>
-          </w:r>
-        </w:p>
-      </w:docPartBody>
-    </w:docPart>
-    <w:docPart>
-      <w:docPartPr>
-        <w:name w:val="809EE3F1DF374E6E88F92F3819929863"/>
-        <w:category>
-          <w:name w:val="General"/>
-          <w:gallery w:val="placeholder"/>
-        </w:category>
-        <w:types>
-          <w:type w:val="bbPlcHdr"/>
-        </w:types>
-        <w:behaviors>
-          <w:behavior w:val="content"/>
-        </w:behaviors>
-        <w:guid w:val="{D949E51B-635D-4DE5-8FAC-034E0B5C77E3}"/>
-      </w:docPartPr>
-      <w:docPartBody>
-        <w:p>
-          <w:pPr>
-            <w:pStyle w:val="809EE3F1DF374E6E88F92F3819929863"/>
-          </w:pPr>
-          <w:r>
-            <w:t>Activities</w:t>
-          </w:r>
-        </w:p>
-      </w:docPartBody>
-    </w:docPart>
-    <w:docPart>
-      <w:docPartPr>
-        <w:name w:val="4A3355A331B1455BA39ECADC89EE95A8"/>
-        <w:category>
-          <w:name w:val="General"/>
-          <w:gallery w:val="placeholder"/>
-        </w:category>
-        <w:types>
-          <w:type w:val="bbPlcHdr"/>
-        </w:types>
-        <w:behaviors>
-          <w:behavior w:val="content"/>
-        </w:behaviors>
-        <w:guid w:val="{E6151378-1B46-4F2E-97DD-8F8885BDBF2B}"/>
-      </w:docPartPr>
-      <w:docPartBody>
-        <w:p>
-          <w:pPr>
-            <w:pStyle w:val="4A3355A331B1455BA39ECADC89EE95A8"/>
-          </w:pPr>
-          <w:r>
-            <w:t>Participated in several hackathons, including a winning team at the 20</w:t>
-          </w:r>
-          <w:r>
-            <w:t>XX</w:t>
-          </w:r>
-          <w:r>
-            <w:t xml:space="preserve"> Hac</w:t>
-          </w:r>
-          <w:r>
-            <w:t>k</w:t>
-          </w:r>
-          <w:r>
-            <w:t xml:space="preserve"> event, demonstrating the ability to work under pressure and come up with innovative solutions to technical challenges.</w:t>
-          </w:r>
-        </w:p>
-      </w:docPartBody>
-    </w:docPart>
-    <w:docPart>
-      <w:docPartPr>
-        <w:name w:val="3E36A1EC2EA6460397BC254DDBE7D1EB"/>
-        <w:category>
-          <w:name w:val="General"/>
-          <w:gallery w:val="placeholder"/>
-        </w:category>
-        <w:types>
-          <w:type w:val="bbPlcHdr"/>
-        </w:types>
-        <w:behaviors>
-          <w:behavior w:val="content"/>
-        </w:behaviors>
-        <w:guid w:val="{EA61EF89-2663-4AAD-BBAF-2CD210673C3E}"/>
-      </w:docPartPr>
-      <w:docPartBody>
-        <w:p>
-          <w:pPr>
-            <w:pStyle w:val="3E36A1EC2EA6460397BC254DDBE7D1EB"/>
-          </w:pPr>
-          <w:r>
-            <w:t>jacob@example.com</w:t>
-          </w:r>
-        </w:p>
-      </w:docPartBody>
-    </w:docPart>
-    <w:docPart>
-      <w:docPartPr>
-        <w:name w:val="4D041204342D4634AD525C25AB699954"/>
-        <w:category>
-          <w:name w:val="General"/>
-          <w:gallery w:val="placeholder"/>
-        </w:category>
-        <w:types>
-          <w:type w:val="bbPlcHdr"/>
-        </w:types>
-        <w:behaviors>
-          <w:behavior w:val="content"/>
-        </w:behaviors>
-        <w:guid w:val="{204D33D2-A0E8-4A23-9F00-703824DF8978}"/>
-      </w:docPartPr>
-      <w:docPartBody>
-        <w:p>
-          <w:pPr>
-            <w:pStyle w:val="4D041204342D4634AD525C25AB699954"/>
-          </w:pPr>
-          <w:r>
-            <w:rPr>
-              <w:lang w:val="fr-FR"/>
-            </w:rPr>
-            <w:t xml:space="preserve">805.555.0105 | </w:t>
-          </w:r>
-        </w:p>
-      </w:docPartBody>
-    </w:docPart>
-    <w:docPart>
-      <w:docPartPr>
-        <w:name w:val="BCADB2AAC15B474F975415E3BB563686"/>
-        <w:category>
-          <w:name w:val="General"/>
-          <w:gallery w:val="placeholder"/>
-        </w:category>
-        <w:types>
-          <w:type w:val="bbPlcHdr"/>
-        </w:types>
-        <w:behaviors>
-          <w:behavior w:val="content"/>
-        </w:behaviors>
-        <w:guid w:val="{5B7674D0-B65A-4C48-9E9F-DB2CC15DC11C}"/>
-      </w:docPartPr>
-      <w:docPartBody>
-        <w:p>
-          <w:pPr>
-            <w:pStyle w:val="BCADB2AAC15B474F975415E3BB563686"/>
-          </w:pPr>
-          <w:r>
-            <w:t>jacob@example.com</w:t>
-          </w:r>
-        </w:p>
-      </w:docPartBody>
-    </w:docPart>
-    <w:docPart>
-      <w:docPartPr>
-        <w:name w:val="6511D74679BE407DA5C2B633EF0D9C93"/>
-        <w:category>
-          <w:name w:val="General"/>
-          <w:gallery w:val="placeholder"/>
-        </w:category>
-        <w:types>
-          <w:type w:val="bbPlcHdr"/>
-        </w:types>
-        <w:behaviors>
-          <w:behavior w:val="content"/>
-        </w:behaviors>
-        <w:guid w:val="{C0E721C7-2D16-482D-9131-F1E8C7BC8D80}"/>
-      </w:docPartPr>
-      <w:docPartBody>
-        <w:p>
-          <w:pPr>
-            <w:pStyle w:val="6511D74679BE407DA5C2B633EF0D9C93"/>
-          </w:pPr>
-          <w:r>
-            <w:rPr>
-              <w:lang w:val="fr-FR"/>
-            </w:rPr>
-            <w:t xml:space="preserve">805.555.0105 | </w:t>
-          </w:r>
-        </w:p>
-      </w:docPartBody>
-    </w:docPart>
-    <w:docPart>
-      <w:docPartPr>
-        <w:name w:val="CECAC445517F4D82AF8E844BEF9B3DDD"/>
-        <w:category>
-          <w:name w:val="General"/>
-          <w:gallery w:val="placeholder"/>
-        </w:category>
-        <w:types>
-          <w:type w:val="bbPlcHdr"/>
-        </w:types>
-        <w:behaviors>
-          <w:behavior w:val="content"/>
-        </w:behaviors>
-        <w:guid w:val="{2C60A9B6-BC5F-4F46-B36E-90143BFD2C7F}"/>
-      </w:docPartPr>
-      <w:docPartBody>
-        <w:p>
-          <w:pPr>
-            <w:pStyle w:val="CECAC445517F4D82AF8E844BEF9B3DDD"/>
-          </w:pPr>
-          <w:r>
-            <w:t>jacob@example.com</w:t>
-          </w:r>
-        </w:p>
-      </w:docPartBody>
-    </w:docPart>
-  </w:docParts>
-</w:glossaryDocument>
-</file>
-
-<file path=word/glossary/fontTable2.xml><?xml version="1.0" encoding="utf-8"?>
-<w:fonts xmlns:mc="http://schemas.openxmlformats.org/markup-compatibility/2006" xmlns:r="http://schemas.openxmlformats.org/officeDocument/2006/relationships" xmlns:w="http://schemas.openxmlformats.org/wordprocessingml/2006/main" xmlns:w14="http://schemas.microsoft.com/office/word/2010/wordml" xmlns:w15="http://schemas.microsoft.com/office/word/2012/wordml" xmlns:w16cex="http://schemas.microsoft.com/office/word/2018/wordml/cex" xmlns:w16cid="http://schemas.microsoft.com/office/word/2016/wordml/cid" xmlns:w16="http://schemas.microsoft.com/office/word/2018/wordml" xmlns:w16sdtdh="http://schemas.microsoft.com/office/word/2020/wordml/sdtdatahash" xmlns:w16se="http://schemas.microsoft.com/office/word/2015/wordml/symex" mc:Ignorable="w14 w15 w16se w16cid w16 w16cex w16sdtdh">
-  <w:font w:name="Symbol">
-    <w:panose1 w:val="05050102010706020507"/>
-    <w:charset w:val="02"/>
-    <w:family w:val="roman"/>
-    <w:pitch w:val="variable"/>
-    <w:sig w:usb0="00000000" w:usb1="10000000" w:usb2="00000000" w:usb3="00000000" w:csb0="80000000" w:csb1="00000000"/>
-  </w:font>
-  <w:font w:name="Times New Roman">
-    <w:panose1 w:val="02020603050405020304"/>
-    <w:charset w:val="00"/>
-    <w:family w:val="roman"/>
-    <w:pitch w:val="variable"/>
-    <w:sig w:usb0="E0002EFF" w:usb1="C000785B" w:usb2="00000009" w:usb3="00000000" w:csb0="000001FF" w:csb1="00000000"/>
-  </w:font>
-  <w:font w:name="Courier New">
-    <w:panose1 w:val="02070309020205020404"/>
-    <w:charset w:val="00"/>
-    <w:family w:val="modern"/>
-    <w:pitch w:val="fixed"/>
-    <w:sig w:usb0="E0002EFF" w:usb1="C0007843" w:usb2="00000009" w:usb3="00000000" w:csb0="000001FF" w:csb1="00000000"/>
-  </w:font>
-  <w:font w:name="Wingdings">
-    <w:panose1 w:val="05000000000000000000"/>
-    <w:charset w:val="02"/>
-    <w:family w:val="auto"/>
-    <w:pitch w:val="variable"/>
-    <w:sig w:usb0="00000000" w:usb1="10000000" w:usb2="00000000" w:usb3="00000000" w:csb0="80000000" w:csb1="00000000"/>
-  </w:font>
-  <w:font w:name="Gill Sans MT">
-    <w:panose1 w:val="020B0502020104020203"/>
-    <w:charset w:val="00"/>
-    <w:family w:val="swiss"/>
-    <w:pitch w:val="variable"/>
-    <w:sig w:usb0="00000007" w:usb1="00000000" w:usb2="00000000" w:usb3="00000000" w:csb0="00000003" w:csb1="00000000"/>
-  </w:font>
-  <w:font w:name="Times New Roman (Headings CS)">
-    <w:altName w:val="Times New Roman"/>
-    <w:panose1 w:val="00000000000000000000"/>
-    <w:charset w:val="00"/>
-    <w:family w:val="roman"/>
-    <w:notTrueType/>
-    <w:pitch w:val="default"/>
-  </w:font>
-  <w:font w:name="Segoe UI">
-    <w:panose1 w:val="020B0502040204020203"/>
-    <w:charset w:val="00"/>
-    <w:family w:val="swiss"/>
-    <w:pitch w:val="variable"/>
-    <w:sig w:usb0="E4002EFF" w:usb1="C000E47F" w:usb2="00000009" w:usb3="00000000" w:csb0="000001FF" w:csb1="00000000"/>
-  </w:font>
-  <w:font w:name="Calibri">
-    <w:panose1 w:val="020F0502020204030204"/>
-    <w:charset w:val="00"/>
-    <w:family w:val="swiss"/>
-    <w:pitch w:val="variable"/>
-    <w:sig w:usb0="E4002EFF" w:usb1="C000247B" w:usb2="00000009" w:usb3="00000000" w:csb0="000001FF" w:csb1="00000000"/>
-  </w:font>
-  <w:font w:name="Calibri Light">
-    <w:panose1 w:val="020F0302020204030204"/>
-    <w:charset w:val="00"/>
-    <w:family w:val="swiss"/>
-    <w:pitch w:val="variable"/>
-    <w:sig w:usb0="E4002EFF" w:usb1="C000247B" w:usb2="00000009" w:usb3="00000000" w:csb0="000001FF" w:csb1="00000000"/>
-  </w:font>
-</w:fonts>
-</file>
-
-<file path=word/glossary/settings2.xml><?xml version="1.0" encoding="utf-8"?>
-<w:settings xmlns:mc="http://schemas.openxmlformats.org/markup-compatibility/2006" xmlns:o="urn:schemas-microsoft-com:office:office" xmlns:r="http://schemas.openxmlformats.org/officeDocument/2006/relationships" xmlns:m="http://schemas.openxmlformats.org/officeDocument/2006/math" xmlns:v="urn:schemas-microsoft-com:vml" xmlns:w10="urn:schemas-microsoft-com:office:word" xmlns:w="http://schemas.openxmlformats.org/wordprocessingml/2006/main" xmlns:w14="http://schemas.microsoft.com/office/word/2010/wordml" xmlns:w15="http://schemas.microsoft.com/office/word/2012/wordml" xmlns:w16cex="http://schemas.microsoft.com/office/word/2018/wordml/cex" xmlns:w16cid="http://schemas.microsoft.com/office/word/2016/wordml/cid" xmlns:w16="http://schemas.microsoft.com/office/word/2018/wordml" xmlns:w16sdtdh="http://schemas.microsoft.com/office/word/2020/wordml/sdtdatahash" xmlns:w16se="http://schemas.microsoft.com/office/word/2015/wordml/symex" xmlns:sl="http://schemas.openxmlformats.org/schemaLibrary/2006/main" mc:Ignorable="w14 w15 w16se w16cid w16 w16cex w16sdtdh">
-  <w:view w:val="normal"/>
-  <w:defaultTabStop w:val="720"/>
-  <w:characterSpacingControl w:val="doNotCompress"/>
-  <w:compat>
-    <w:useFELayout/>
-    <w:compatSetting w:name="compatibilityMode" w:uri="http://schemas.microsoft.com/office/word" w:val="15"/>
-    <w:compatSetting w:name="overrideTableStyleFontSizeAndJustification" w:uri="http://schemas.microsoft.com/office/word" w:val="1"/>
-    <w:compatSetting w:name="enableOpenTypeFeatures" w:uri="http://schemas.microsoft.com/office/word" w:val="1"/>
-    <w:compatSetting w:name="doNotFlipMirrorIndents" w:uri="http://schemas.microsoft.com/office/word" w:val="1"/>
-    <w:compatSetting w:name="differentiateMultirowTableHeaders" w:uri="http://schemas.microsoft.com/office/word" w:val="1"/>
-    <w:compatSetting w:name="useWord2013TrackBottomHyphenation" w:uri="http://schemas.microsoft.com/office/word" w:val="1"/>
-  </w:compat>
-  <w:rsids>
-    <w:rsidRoot w:val="003F19AF"/>
-    <w:rsid w:val="00335EB8"/>
-    <w:rsid w:val="003F19AF"/>
-    <w:rsid w:val="003F77F9"/>
-    <w:rsid w:val="00647E83"/>
-    <w:rsid w:val="00896266"/>
-    <w:rsid w:val="0094503B"/>
-  </w:rsids>
-  <m:mathPr>
-    <m:mathFont m:val="Cambria Math"/>
-    <m:brkBin m:val="before"/>
-    <m:brkBinSub m:val="--"/>
-    <m:smallFrac m:val="0"/>
-    <m:dispDef/>
-    <m:lMargin m:val="0"/>
-    <m:rMargin m:val="0"/>
-    <m:defJc m:val="centerGroup"/>
-    <m:wrapIndent m:val="1440"/>
-    <m:intLim m:val="subSup"/>
-    <m:naryLim m:val="undOvr"/>
-  </m:mathPr>
-  <w:themeFontLang w:val="en-AU"/>
-  <w:clrSchemeMapping w:bg1="light1" w:t1="dark1" w:bg2="light2" w:t2="dark2" w:accent1="accent1" w:accent2="accent2" w:accent3="accent3" w:accent4="accent4" w:accent5="accent5" w:accent6="accent6" w:hyperlink="hyperlink" w:followedHyperlink="followedHyperlink"/>
-  <w:decimalSymbol w:val="."/>
-  <w:listSeparator w:val=","/>
-  <w15:chartTrackingRefBased/>
-</w:settings>
-</file>
-
-<file path=word/glossary/styles2.xml><?xml version="1.0" encoding="utf-8"?>
-<w:styles xmlns:mc="http://schemas.openxmlformats.org/markup-compatibility/2006" xmlns:r="http://schemas.openxmlformats.org/officeDocument/2006/relationships" xmlns:w="http://schemas.openxmlformats.org/wordprocessingml/2006/main" xmlns:w14="http://schemas.microsoft.com/office/word/2010/wordml" xmlns:w15="http://schemas.microsoft.com/office/word/2012/wordml" xmlns:w16cex="http://schemas.microsoft.com/office/word/2018/wordml/cex" xmlns:w16cid="http://schemas.microsoft.com/office/word/2016/wordml/cid" xmlns:w16="http://schemas.microsoft.com/office/word/2018/wordml" xmlns:w16sdtdh="http://schemas.microsoft.com/office/word/2020/wordml/sdtdatahash" xmlns:w16se="http://schemas.microsoft.com/office/word/2015/wordml/symex" mc:Ignorable="w14 w15 w16se w16cid w16 w16cex w16sdtdh">
-  <w:docDefaults>
-    <w:rPrDefault>
-      <w:rPr>
-        <w:rFonts w:asciiTheme="minorHAnsi" w:eastAsiaTheme="minorEastAsia" w:hAnsiTheme="minorHAnsi" w:cstheme="minorBidi"/>
-        <w:sz w:val="22"/>
-        <w:szCs w:val="22"/>
-        <w:lang w:val="en-AU" w:eastAsia="en-AU" w:bidi="ar-SA"/>
-      </w:rPr>
-    </w:rPrDefault>
-    <w:pPrDefault>
-      <w:pPr>
-        <w:spacing w:after="160" w:line="259" w:lineRule="auto"/>
-      </w:pPr>
-    </w:pPrDefault>
-  </w:docDefaults>
-  <w:latentStyles w:defLockedState="0" w:defUIPriority="99" w:defSemiHidden="0" w:defUnhideWhenUsed="0" w:defQFormat="0" w:count="376">
-    <w:lsdException w:name="Normal" w:uiPriority="0" w:qFormat="1"/>
-    <w:lsdException w:name="heading 1" w:uiPriority="9" w:qFormat="1"/>
-    <w:lsdException w:name="heading 2" w:semiHidden="1" w:uiPriority="9" w:unhideWhenUsed="1" w:qFormat="1"/>
-    <w:lsdException w:name="heading 3" w:semiHidden="1" w:uiPriority="9" w:unhideWhenUsed="1" w:qFormat="1"/>
-    <w:lsdException w:name="heading 4" w:semiHidden="1" w:uiPriority="9" w:unhideWhenUsed="1" w:qFormat="1"/>
-    <w:lsdException w:name="heading 5" w:semiHidden="1" w:uiPriority="9" w:unhideWhenUsed="1" w:qFormat="1"/>
-    <w:lsdException w:name="heading 6" w:semiHidden="1" w:uiPriority="9" w:unhideWhenUsed="1" w:qFormat="1"/>
-    <w:lsdException w:name="heading 7" w:semiHidden="1" w:uiPriority="9" w:unhideWhenUsed="1" w:qFormat="1"/>
-    <w:lsdException w:name="heading 8" w:semiHidden="1" w:uiPriority="9" w:unhideWhenUsed="1" w:qFormat="1"/>
-    <w:lsdException w:name="heading 9" w:semiHidden="1" w:uiPriority="9" w:unhideWhenUsed="1" w:qFormat="1"/>
-    <w:lsdException w:name="index 1" w:semiHidden="1" w:unhideWhenUsed="1"/>
-    <w:lsdException w:name="index 2" w:semiHidden="1" w:unhideWhenUsed="1"/>
-    <w:lsdException w:name="index 3" w:semiHidden="1" w:unhideWhenUsed="1"/>
-    <w:lsdException w:name="index 4" w:semiHidden="1" w:unhideWhenUsed="1"/>
-    <w:lsdException w:name="index 5" w:semiHidden="1" w:unhideWhenUsed="1"/>
-    <w:lsdException w:name="index 6" w:semiHidden="1" w:unhideWhenUsed="1"/>
-    <w:lsdException w:name="index 7" w:semiHidden="1" w:unhideWhenUsed="1"/>
-    <w:lsdException w:name="index 8" w:semiHidden="1" w:unhideWhenUsed="1"/>
-    <w:lsdException w:name="index 9" w:semiHidden="1" w:unhideWhenUsed="1"/>
-    <w:lsdException w:name="toc 1" w:semiHidden="1" w:uiPriority="39" w:unhideWhenUsed="1"/>
-    <w:lsdException w:name="toc 2" w:semiHidden="1" w:uiPriority="39" w:unhideWhenUsed="1"/>
-    <w:lsdException w:name="toc 3" w:semiHidden="1" w:uiPriority="39" w:unhideWhenUsed="1"/>
-    <w:lsdException w:name="toc 4" w:semiHidden="1" w:uiPriority="39" w:unhideWhenUsed="1"/>
-    <w:lsdException w:name="toc 5" w:semiHidden="1" w:uiPriority="39" w:unhideWhenUsed="1"/>
-    <w:lsdException w:name="toc 6" w:semiHidden="1" w:uiPriority="39" w:unhideWhenUsed="1"/>
-    <w:lsdException w:name="toc 7" w:semiHidden="1" w:uiPriority="39" w:unhideWhenUsed="1"/>
-    <w:lsdException w:name="toc 8" w:semiHidden="1" w:uiPriority="39" w:unhideWhenUsed="1"/>
-    <w:lsdException w:name="toc 9" w:semiHidden="1" w:uiPriority="39" w:unhideWhenUsed="1"/>
-    <w:lsdException w:name="Normal Indent" w:semiHidden="1" w:unhideWhenUsed="1"/>
-    <w:lsdException w:name="footnote text" w:semiHidden="1" w:unhideWhenUsed="1"/>
-    <w:lsdException w:name="annotation text" w:semiHidden="1" w:unhideWhenUsed="1"/>
-    <w:lsdException w:name="header" w:semiHidden="1" w:unhideWhenUsed="1"/>
-    <w:lsdException w:name="footer" w:semiHidden="1" w:unhideWhenUsed="1"/>
-    <w:lsdException w:name="index heading" w:semiHidden="1" w:unhideWhenUsed="1"/>
-    <w:lsdException w:name="caption" w:semiHidden="1" w:uiPriority="35" w:unhideWhenUsed="1" w:qFormat="1"/>
-    <w:lsdException w:name="table of figures" w:semiHidden="1" w:unhideWhenUsed="1"/>
-    <w:lsdException w:name="envelope address" w:semiHidden="1" w:unhideWhenUsed="1"/>
-    <w:lsdException w:name="envelope return" w:semiHidden="1" w:unhideWhenUsed="1"/>
-    <w:lsdException w:name="footnote reference" w:semiHidden="1" w:unhideWhenUsed="1"/>
-    <w:lsdException w:name="annotation reference" w:semiHidden="1" w:unhideWhenUsed="1"/>
-    <w:lsdException w:name="line number" w:semiHidden="1" w:unhideWhenUsed="1"/>
-    <w:lsdException w:name="page number" w:semiHidden="1" w:unhideWhenUsed="1"/>
-    <w:lsdException w:name="endnote reference" w:semiHidden="1" w:unhideWhenUsed="1"/>
-    <w:lsdException w:name="endnote text" w:semiHidden="1" w:unhideWhenUsed="1"/>
-    <w:lsdException w:name="table of authorities" w:semiHidden="1" w:unhideWhenUsed="1"/>
-    <w:lsdException w:name="macro" w:semiHidden="1" w:unhideWhenUsed="1"/>
-    <w:lsdException w:name="toa heading" w:semiHidden="1" w:unhideWhenUsed="1"/>
-    <w:lsdException w:name="List" w:semiHidden="1" w:unhideWhenUsed="1"/>
-    <w:lsdException w:name="List Bullet" w:semiHidden="1" w:unhideWhenUsed="1"/>
-    <w:lsdException w:name="List Number" w:semiHidden="1" w:unhideWhenUsed="1"/>
-    <w:lsdException w:name="List 2" w:semiHidden="1" w:unhideWhenUsed="1"/>
-    <w:lsdException w:name="List 3" w:semiHidden="1" w:unhideWhenUsed="1"/>
-    <w:lsdException w:name="List 4" w:semiHidden="1" w:unhideWhenUsed="1"/>
-    <w:lsdException w:name="List 5" w:semiHidden="1" w:unhideWhenUsed="1"/>
-    <w:lsdException w:name="List Bullet 2" w:semiHidden="1" w:unhideWhenUsed="1"/>
-    <w:lsdException w:name="List Bullet 3" w:semiHidden="1" w:unhideWhenUsed="1"/>
-    <w:lsdException w:name="List Bullet 4" w:semiHidden="1" w:unhideWhenUsed="1"/>
-    <w:lsdException w:name="List Bullet 5" w:semiHidden="1" w:unhideWhenUsed="1"/>
-    <w:lsdException w:name="List Number 2" w:semiHidden="1" w:unhideWhenUsed="1"/>
-    <w:lsdException w:name="List Number 3" w:semiHidden="1" w:unhideWhenUsed="1"/>
-    <w:lsdException w:name="List Number 4" w:semiHidden="1" w:unhideWhenUsed="1"/>
-    <w:lsdException w:name="List Number 5" w:semiHidden="1" w:unhideWhenUsed="1"/>
-    <w:lsdException w:name="Title" w:uiPriority="10" w:qFormat="1"/>
-    <w:lsdException w:name="Closing" w:semiHidden="1" w:unhideWhenUsed="1"/>
-    <w:lsdException w:name="Signature" w:semiHidden="1" w:unhideWhenUsed="1"/>
-    <w:lsdException w:name="Default Paragraph Font" w:semiHidden="1" w:uiPriority="1" w:unhideWhenUsed="1"/>
-    <w:lsdException w:name="Body Text" w:semiHidden="1" w:unhideWhenUsed="1"/>
-    <w:lsdException w:name="Body Text Indent" w:semiHidden="1" w:unhideWhenUsed="1"/>
-    <w:lsdException w:name="List Continue" w:semiHidden="1" w:unhideWhenUsed="1"/>
-    <w:lsdException w:name="List Continue 2" w:semiHidden="1" w:unhideWhenUsed="1"/>
-    <w:lsdException w:name="List Continue 3" w:semiHidden="1" w:unhideWhenUsed="1"/>
-    <w:lsdException w:name="List Continue 4" w:semiHidden="1" w:unhideWhenUsed="1"/>
-    <w:lsdException w:name="List Continue 5" w:semiHidden="1" w:unhideWhenUsed="1"/>
-    <w:lsdException w:name="Message Header" w:semiHidden="1" w:unhideWhenUsed="1"/>
-    <w:lsdException w:name="Subtitle" w:uiPriority="11" w:qFormat="1"/>
-    <w:lsdException w:name="Salutation" w:semiHidden="1" w:unhideWhenUsed="1"/>
-    <w:lsdException w:name="Date" w:semiHidden="1" w:unhideWhenUsed="1"/>
-    <w:lsdException w:name="Body Text First Indent" w:semiHidden="1" w:unhideWhenUsed="1"/>
-    <w:lsdException w:name="Body Text First Indent 2" w:semiHidden="1" w:unhideWhenUsed="1"/>
-    <w:lsdException w:name="Note Heading" w:semiHidden="1" w:unhideWhenUsed="1"/>
-    <w:lsdException w:name="Body Text 2" w:semiHidden="1" w:unhideWhenUsed="1"/>
-    <w:lsdException w:name="Body Text 3" w:semiHidden="1" w:unhideWhenUsed="1"/>
-    <w:lsdException w:name="Body Text Indent 2" w:semiHidden="1" w:unhideWhenUsed="1"/>
-    <w:lsdException w:name="Body Text Indent 3" w:semiHidden="1" w:unhideWhenUsed="1"/>
-    <w:lsdException w:name="Block Text" w:semiHidden="1" w:unhideWhenUsed="1"/>
-    <w:lsdException w:name="Hyperlink" w:semiHidden="1" w:unhideWhenUsed="1"/>
-    <w:lsdException w:name="FollowedHyperlink" w:semiHidden="1" w:unhideWhenUsed="1"/>
-    <w:lsdException w:name="Strong" w:uiPriority="22" w:qFormat="1"/>
-    <w:lsdException w:name="Emphasis" w:uiPriority="20" w:qFormat="1"/>
-    <w:lsdException w:name="Document Map" w:semiHidden="1" w:unhideWhenUsed="1"/>
-    <w:lsdException w:name="Plain Text" w:semiHidden="1" w:unhideWhenUsed="1"/>
-    <w:lsdException w:name="E-mail Signature" w:semiHidden="1" w:unhideWhenUsed="1"/>
-    <w:lsdException w:name="HTML Top of Form" w:semiHidden="1" w:unhideWhenUsed="1"/>
-    <w:lsdException w:name="HTML Bottom of Form" w:semiHidden="1" w:unhideWhenUsed="1"/>
-    <w:lsdException w:name="Normal (Web)" w:semiHidden="1" w:unhideWhenUsed="1"/>
-    <w:lsdException w:name="HTML Acronym" w:semiHidden="1" w:unhideWhenUsed="1"/>
-    <w:lsdException w:name="HTML Address" w:semiHidden="1" w:unhideWhenUsed="1"/>
-    <w:lsdException w:name="HTML Cite" w:semiHidden="1" w:unhideWhenUsed="1"/>
-    <w:lsdException w:name="HTML Code" w:semiHidden="1" w:unhideWhenUsed="1"/>
-    <w:lsdException w:name="HTML Definition" w:semiHidden="1" w:unhideWhenUsed="1"/>
-    <w:lsdException w:name="HTML Keyboard" w:semiHidden="1" w:unhideWhenUsed="1"/>
-    <w:lsdException w:name="HTML Preformatted" w:semiHidden="1" w:unhideWhenUsed="1"/>
-    <w:lsdException w:name="HTML Sample" w:semiHidden="1" w:unhideWhenUsed="1"/>
-    <w:lsdException w:name="HTML Typewriter" w:semiHidden="1" w:unhideWhenUsed="1"/>
-    <w:lsdException w:name="HTML Variable" w:semiHidden="1" w:unhideWhenUsed="1"/>
-    <w:lsdException w:name="Normal Table" w:semiHidden="1" w:unhideWhenUsed="1"/>
-    <w:lsdException w:name="annotation subject" w:semiHidden="1" w:unhideWhenUsed="1"/>
-    <w:lsdException w:name="No List" w:semiHidden="1" w:unhideWhenUsed="1"/>
-    <w:lsdException w:name="Outline List 1" w:semiHidden="1" w:unhideWhenUsed="1"/>
-    <w:lsdException w:name="Outline List 2" w:semiHidden="1" w:unhideWhenUsed="1"/>
-    <w:lsdException w:name="Outline List 3" w:semiHidden="1" w:unhideWhenUsed="1"/>
-    <w:lsdException w:name="Table Simple 1" w:semiHidden="1" w:unhideWhenUsed="1"/>
-    <w:lsdException w:name="Table Simple 2" w:semiHidden="1" w:unhideWhenUsed="1"/>
-    <w:lsdException w:name="Table Simple 3" w:semiHidden="1" w:unhideWhenUsed="1"/>
-    <w:lsdException w:name="Table Classic 1" w:semiHidden="1" w:unhideWhenUsed="1"/>
-    <w:lsdException w:name="Table Classic 2" w:semiHidden="1" w:unhideWhenUsed="1"/>
-    <w:lsdException w:name="Table Classic 3" w:semiHidden="1" w:unhideWhenUsed="1"/>
-    <w:lsdException w:name="Table Classic 4" w:semiHidden="1" w:unhideWhenUsed="1"/>
-    <w:lsdException w:name="Table Colorful 1" w:semiHidden="1" w:unhideWhenUsed="1"/>
-    <w:lsdException w:name="Table Colorful 2" w:semiHidden="1" w:unhideWhenUsed="1"/>
-    <w:lsdException w:name="Table Colorful 3" w:semiHidden="1" w:unhideWhenUsed="1"/>
-    <w:lsdException w:name="Table Columns 1" w:semiHidden="1" w:unhideWhenUsed="1"/>
-    <w:lsdException w:name="Table Columns 2" w:semiHidden="1" w:unhideWhenUsed="1"/>
-    <w:lsdException w:name="Table Columns 3" w:semiHidden="1" w:unhideWhenUsed="1"/>
-    <w:lsdException w:name="Table Columns 4" w:semiHidden="1" w:unhideWhenUsed="1"/>
-    <w:lsdException w:name="Table Columns 5" w:semiHidden="1" w:unhideWhenUsed="1"/>
-    <w:lsdException w:name="Table Grid 1" w:semiHidden="1" w:unhideWhenUsed="1"/>
-    <w:lsdException w:name="Table Grid 2" w:semiHidden="1" w:unhideWhenUsed="1"/>
-    <w:lsdException w:name="Table Grid 3" w:semiHidden="1" w:unhideWhenUsed="1"/>
-    <w:lsdException w:name="Table Grid 4" w:semiHidden="1" w:unhideWhenUsed="1"/>
-    <w:lsdException w:name="Table Grid 5" w:semiHidden="1" w:unhideWhenUsed="1"/>
-    <w:lsdException w:name="Table Grid 6" w:semiHidden="1" w:unhideWhenUsed="1"/>
-    <w:lsdException w:name="Table Grid 7" w:semiHidden="1" w:unhideWhenUsed="1"/>
-    <w:lsdException w:name="Table Grid 8" w:semiHidden="1" w:unhideWhenUsed="1"/>
-    <w:lsdException w:name="Table List 1" w:semiHidden="1" w:unhideWhenUsed="1"/>
-    <w:lsdException w:name="Table List 2" w:semiHidden="1" w:unhideWhenUsed="1"/>
-    <w:lsdException w:name="Table List 3" w:semiHidden="1" w:unhideWhenUsed="1"/>
-    <w:lsdException w:name="Table List 4" w:semiHidden="1" w:unhideWhenUsed="1"/>
-    <w:lsdException w:name="Table List 5" w:semiHidden="1" w:unhideWhenUsed="1"/>
-    <w:lsdException w:name="Table List 6" w:semiHidden="1" w:unhideWhenUsed="1"/>
-    <w:lsdException w:name="Table List 7" w:semiHidden="1" w:unhideWhenUsed="1"/>
-    <w:lsdException w:name="Table List 8" w:semiHidden="1" w:unhideWhenUsed="1"/>
-    <w:lsdException w:name="Table 3D effects 1" w:semiHidden="1" w:unhideWhenUsed="1"/>
-    <w:lsdException w:name="Table 3D effects 2" w:semiHidden="1" w:unhideWhenUsed="1"/>
-    <w:lsdException w:name="Table 3D effects 3" w:semiHidden="1" w:unhideWhenUsed="1"/>
-    <w:lsdException w:name="Table Contemporary" w:semiHidden="1" w:unhideWhenUsed="1"/>
-    <w:lsdException w:name="Table Elegant" w:semiHidden="1" w:unhideWhenUsed="1"/>
-    <w:lsdException w:name="Table Professional" w:semiHidden="1" w:unhideWhenUsed="1"/>
-    <w:lsdException w:name="Table Subtle 1" w:semiHidden="1" w:unhideWhenUsed="1"/>
-    <w:lsdException w:name="Table Subtle 2" w:semiHidden="1" w:unhideWhenUsed="1"/>
-    <w:lsdException w:name="Table Web 1" w:semiHidden="1" w:unhideWhenUsed="1"/>
-    <w:lsdException w:name="Table Web 2" w:semiHidden="1" w:unhideWhenUsed="1"/>
-    <w:lsdException w:name="Table Web 3" w:semiHidden="1" w:unhideWhenUsed="1"/>
-    <w:lsdException w:name="Balloon Text" w:semiHidden="1" w:unhideWhenUsed="1"/>
-    <w:lsdException w:name="Table Grid" w:uiPriority="39"/>
-    <w:lsdException w:name="Table Theme" w:semiHidden="1" w:unhideWhenUsed="1"/>
-    <w:lsdException w:name="Placeholder Text" w:semiHidden="1"/>
-    <w:lsdException w:name="No Spacing" w:uiPriority="1" w:qFormat="1"/>
-    <w:lsdException w:name="Light Shading" w:uiPriority="60"/>
-    <w:lsdException w:name="Light List" w:uiPriority="61"/>
-    <w:lsdException w:name="Light Grid" w:uiPriority="62"/>
-    <w:lsdException w:name="Medium Shading 1" w:uiPriority="63"/>
-    <w:lsdException w:name="Medium Shading 2" w:uiPriority="64"/>
-    <w:lsdException w:name="Medium List 1" w:uiPriority="65"/>
-    <w:lsdException w:name="Medium List 2" w:uiPriority="66"/>
-    <w:lsdException w:name="Medium Grid 1" w:uiPriority="67"/>
-    <w:lsdException w:name="Medium Grid 2" w:uiPriority="68"/>
-    <w:lsdException w:name="Medium Grid 3" w:uiPriority="69"/>
-    <w:lsdException w:name="Dark List" w:uiPriority="70"/>
-    <w:lsdException w:name="Colorful Shading" w:uiPriority="71"/>
-    <w:lsdException w:name="Colorful List" w:uiPriority="72"/>
-    <w:lsdException w:name="Colorful Grid" w:uiPriority="73"/>
-    <w:lsdException w:name="Light Shading Accent 1" w:uiPriority="60"/>
-    <w:lsdException w:name="Light List Accent 1" w:uiPriority="61"/>
-    <w:lsdException w:name="Light Grid Accent 1" w:uiPriority="62"/>
-    <w:lsdException w:name="Medium Shading 1 Accent 1" w:uiPriority="63"/>
-    <w:lsdException w:name="Medium Shading 2 Accent 1" w:uiPriority="64"/>
-    <w:lsdException w:name="Medium List 1 Accent 1" w:uiPriority="65"/>
-    <w:lsdException w:name="Revision" w:semiHidden="1"/>
-    <w:lsdException w:name="List Paragraph" w:uiPriority="34" w:qFormat="1"/>
-    <w:lsdException w:name="Quote" w:uiPriority="29" w:qFormat="1"/>
-    <w:lsdException w:name="Intense Quote" w:uiPriority="30" w:qFormat="1"/>
-    <w:lsdException w:name="Medium List 2 Accent 1" w:uiPriority="66"/>
-    <w:lsdException w:name="Medium Grid 1 Accent 1" w:uiPriority="67"/>
-    <w:lsdException w:name="Medium Grid 2 Accent 1" w:uiPriority="68"/>
-    <w:lsdException w:name="Medium Grid 3 Accent 1" w:uiPriority="69"/>
-    <w:lsdException w:name="Dark List Accent 1" w:uiPriority="70"/>
-    <w:lsdException w:name="Colorful Shading Accent 1" w:uiPriority="71"/>
-    <w:lsdException w:name="Colorful List Accent 1" w:uiPriority="72"/>
-    <w:lsdException w:name="Colorful Grid Accent 1" w:uiPriority="73"/>
-    <w:lsdException w:name="Light Shading Accent 2" w:uiPriority="60"/>
-    <w:lsdException w:name="Light List Accent 2" w:uiPriority="61"/>
-    <w:lsdException w:name="Light Grid Accent 2" w:uiPriority="62"/>
-    <w:lsdException w:name="Medium Shading 1 Accent 2" w:uiPriority="63"/>
-    <w:lsdException w:name="Medium Shading 2 Accent 2" w:uiPriority="64"/>
-    <w:lsdException w:name="Medium List 1 Accent 2" w:uiPriority="65"/>
-    <w:lsdException w:name="Medium List 2 Accent 2" w:uiPriority="66"/>
-    <w:lsdException w:name="Medium Grid 1 Accent 2" w:uiPriority="67"/>
-    <w:lsdException w:name="Medium Grid 2 Accent 2" w:uiPriority="68"/>
-    <w:lsdException w:name="Medium Grid 3 Accent 2" w:uiPriority="69"/>
-    <w:lsdException w:name="Dark List Accent 2" w:uiPriority="70"/>
-    <w:lsdException w:name="Colorful Shading Accent 2" w:uiPriority="71"/>
-    <w:lsdException w:name="Colorful List Accent 2" w:uiPriority="72"/>
-    <w:lsdException w:name="Colorful Grid Accent 2" w:uiPriority="73"/>
-    <w:lsdException w:name="Light Shading Accent 3" w:uiPriority="60"/>
-    <w:lsdException w:name="Light List Accent 3" w:uiPriority="61"/>
-    <w:lsdException w:name="Light Grid Accent 3" w:uiPriority="62"/>
-    <w:lsdException w:name="Medium Shading 1 Accent 3" w:uiPriority="63"/>
-    <w:lsdException w:name="Medium Shading 2 Accent 3" w:uiPriority="64"/>
-    <w:lsdException w:name="Medium List 1 Accent 3" w:uiPriority="65"/>
-    <w:lsdException w:name="Medium List 2 Accent 3" w:uiPriority="66"/>
-    <w:lsdException w:name="Medium Grid 1 Accent 3" w:uiPriority="67"/>
-    <w:lsdException w:name="Medium Grid 2 Accent 3" w:uiPriority="68"/>
-    <w:lsdException w:name="Medium Grid 3 Accent 3" w:uiPriority="69"/>
-    <w:lsdException w:name="Dark List Accent 3" w:uiPriority="70"/>
-    <w:lsdException w:name="Colorful Shading Accent 3" w:uiPriority="71"/>
-    <w:lsdException w:name="Colorful List Accent 3" w:uiPriority="72"/>
-    <w:lsdException w:name="Colorful Grid Accent 3" w:uiPriority="73"/>
-    <w:lsdException w:name="Light Shading Accent 4" w:uiPriority="60"/>
-    <w:lsdException w:name="Light List Accent 4" w:uiPriority="61"/>
-    <w:lsdException w:name="Light Grid Accent 4" w:uiPriority="62"/>
-    <w:lsdException w:name="Medium Shading 1 Accent 4" w:uiPriority="63"/>
-    <w:lsdException w:name="Medium Shading 2 Accent 4" w:uiPriority="64"/>
-    <w:lsdException w:name="Medium List 1 Accent 4" w:uiPriority="65"/>
-    <w:lsdException w:name="Medium List 2 Accent 4" w:uiPriority="66"/>
-    <w:lsdException w:name="Medium Grid 1 Accent 4" w:uiPriority="67"/>
-    <w:lsdException w:name="Medium Grid 2 Accent 4" w:uiPriority="68"/>
-    <w:lsdException w:name="Medium Grid 3 Accent 4" w:uiPriority="69"/>
-    <w:lsdException w:name="Dark List Accent 4" w:uiPriority="70"/>
-    <w:lsdException w:name="Colorful Shading Accent 4" w:uiPriority="71"/>
-    <w:lsdException w:name="Colorful List Accent 4" w:uiPriority="72"/>
-    <w:lsdException w:name="Colorful Grid Accent 4" w:uiPriority="73"/>
-    <w:lsdException w:name="Light Shading Accent 5" w:uiPriority="60"/>
-    <w:lsdException w:name="Light List Accent 5" w:uiPriority="61"/>
-    <w:lsdException w:name="Light Grid Accent 5" w:uiPriority="62"/>
-    <w:lsdException w:name="Medium Shading 1 Accent 5" w:uiPriority="63"/>
-    <w:lsdException w:name="Medium Shading 2 Accent 5" w:uiPriority="64"/>
-    <w:lsdException w:name="Medium List 1 Accent 5" w:uiPriority="65"/>
-    <w:lsdException w:name="Medium List 2 Accent 5" w:uiPriority="66"/>
-    <w:lsdException w:name="Medium Grid 1 Accent 5" w:uiPriority="67"/>
-    <w:lsdException w:name="Medium Grid 2 Accent 5" w:uiPriority="68"/>
-    <w:lsdException w:name="Medium Grid 3 Accent 5" w:uiPriority="69"/>
-    <w:lsdException w:name="Dark List Accent 5" w:uiPriority="70"/>
-    <w:lsdException w:name="Colorful Shading Accent 5" w:uiPriority="71"/>
-    <w:lsdException w:name="Colorful List Accent 5" w:uiPriority="72"/>
-    <w:lsdException w:name="Colorful Grid Accent 5" w:uiPriority="73"/>
-    <w:lsdException w:name="Light Shading Accent 6" w:uiPriority="60"/>
-    <w:lsdException w:name="Light List Accent 6" w:uiPriority="61"/>
-    <w:lsdException w:name="Light Grid Accent 6" w:uiPriority="62"/>
-    <w:lsdException w:name="Medium Shading 1 Accent 6" w:uiPriority="63"/>
-    <w:lsdException w:name="Medium Shading 2 Accent 6" w:uiPriority="64"/>
-    <w:lsdException w:name="Medium List 1 Accent 6" w:uiPriority="65"/>
-    <w:lsdException w:name="Medium List 2 Accent 6" w:uiPriority="66"/>
-    <w:lsdException w:name="Medium Grid 1 Accent 6" w:uiPriority="67"/>
-    <w:lsdException w:name="Medium Grid 2 Accent 6" w:uiPriority="68"/>
-    <w:lsdException w:name="Medium Grid 3 Accent 6" w:uiPriority="69"/>
-    <w:lsdException w:name="Dark List Accent 6" w:uiPriority="70"/>
-    <w:lsdException w:name="Colorful Shading Accent 6" w:uiPriority="71"/>
-    <w:lsdException w:name="Colorful List Accent 6" w:uiPriority="72"/>
-    <w:lsdException w:name="Colorful Grid Accent 6" w:uiPriority="73"/>
-    <w:lsdException w:name="Subtle Emphasis" w:uiPriority="19" w:qFormat="1"/>
-    <w:lsdException w:name="Intense Emphasis" w:uiPriority="21" w:qFormat="1"/>
-    <w:lsdException w:name="Subtle Reference" w:uiPriority="31" w:qFormat="1"/>
-    <w:lsdException w:name="Intense Reference" w:uiPriority="32" w:qFormat="1"/>
-    <w:lsdException w:name="Book Title" w:uiPriority="33" w:qFormat="1"/>
-    <w:lsdException w:name="Bibliography" w:semiHidden="1" w:uiPriority="37" w:unhideWhenUsed="1"/>
-    <w:lsdException w:name="TOC Heading" w:semiHidden="1" w:uiPriority="39" w:unhideWhenUsed="1" w:qFormat="1"/>
-    <w:lsdException w:name="Plain Table 1" w:uiPriority="41"/>
-    <w:lsdException w:name="Plain Table 2" w:uiPriority="42"/>
-    <w:lsdException w:name="Plain Table 3" w:uiPriority="43"/>
-    <w:lsdException w:name="Plain Table 4" w:uiPriority="44"/>
-    <w:lsdException w:name="Plain Table 5" w:uiPriority="45"/>
-    <w:lsdException w:name="Grid Table Light" w:uiPriority="40"/>
-    <w:lsdException w:name="Grid Table 1 Light" w:uiPriority="46"/>
-    <w:lsdException w:name="Grid Table 2" w:uiPriority="47"/>
-    <w:lsdException w:name="Grid Table 3" w:uiPriority="48"/>
-    <w:lsdException w:name="Grid Table 4" w:uiPriority="49"/>
-    <w:lsdException w:name="Grid Table 5 Dark" w:uiPriority="50"/>
-    <w:lsdException w:name="Grid Table 6 Colorful" w:uiPriority="51"/>
-    <w:lsdException w:name="Grid Table 7 Colorful" w:uiPriority="52"/>
-    <w:lsdException w:name="Grid Table 1 Light Accent 1" w:uiPriority="46"/>
-    <w:lsdException w:name="Grid Table 2 Accent 1" w:uiPriority="47"/>
-    <w:lsdException w:name="Grid Table 3 Accent 1" w:uiPriority="48"/>
-    <w:lsdException w:name="Grid Table 4 Accent 1" w:uiPriority="49"/>
-    <w:lsdException w:name="Grid Table 5 Dark Accent 1" w:uiPriority="50"/>
-    <w:lsdException w:name="Grid Table 6 Colorful Accent 1" w:uiPriority="51"/>
-    <w:lsdException w:name="Grid Table 7 Colorful Accent 1" w:uiPriority="52"/>
-    <w:lsdException w:name="Grid Table 1 Light Accent 2" w:uiPriority="46"/>
-    <w:lsdException w:name="Grid Table 2 Accent 2" w:uiPriority="47"/>
-    <w:lsdException w:name="Grid Table 3 Accent 2" w:uiPriority="48"/>
-    <w:lsdException w:name="Grid Table 4 Accent 2" w:uiPriority="49"/>
-    <w:lsdException w:name="Grid Table 5 Dark Accent 2" w:uiPriority="50"/>
-    <w:lsdException w:name="Grid Table 6 Colorful Accent 2" w:uiPriority="51"/>
-    <w:lsdException w:name="Grid Table 7 Colorful Accent 2" w:uiPriority="52"/>
-    <w:lsdException w:name="Grid Table 1 Light Accent 3" w:uiPriority="46"/>
-    <w:lsdException w:name="Grid Table 2 Accent 3" w:uiPriority="47"/>
-    <w:lsdException w:name="Grid Table 3 Accent 3" w:uiPriority="48"/>
-    <w:lsdException w:name="Grid Table 4 Accent 3" w:uiPriority="49"/>
-    <w:lsdException w:name="Grid Table 5 Dark Accent 3" w:uiPriority="50"/>
-    <w:lsdException w:name="Grid Table 6 Colorful Accent 3" w:uiPriority="51"/>
-    <w:lsdException w:name="Grid Table 7 Colorful Accent 3" w:uiPriority="52"/>
-    <w:lsdException w:name="Grid Table 1 Light Accent 4" w:uiPriority="46"/>
-    <w:lsdException w:name="Grid Table 2 Accent 4" w:uiPriority="47"/>
-    <w:lsdException w:name="Grid Table 3 Accent 4" w:uiPriority="48"/>
-    <w:lsdException w:name="Grid Table 4 Accent 4" w:uiPriority="49"/>
-    <w:lsdException w:name="Grid Table 5 Dark Accent 4" w:uiPriority="50"/>
-    <w:lsdException w:name="Grid Table 6 Colorful Accent 4" w:uiPriority="51"/>
-    <w:lsdException w:name="Grid Table 7 Colorful Accent 4" w:uiPriority="52"/>
-    <w:lsdException w:name="Grid Table 1 Light Accent 5" w:uiPriority="46"/>
-    <w:lsdException w:name="Grid Table 2 Accent 5" w:uiPriority="47"/>
-    <w:lsdException w:name="Grid Table 3 Accent 5" w:uiPriority="48"/>
-    <w:lsdException w:name="Grid Table 4 Accent 5" w:uiPriority="49"/>
-    <w:lsdException w:name="Grid Table 5 Dark Accent 5" w:uiPriority="50"/>
-    <w:lsdException w:name="Grid Table 6 Colorful Accent 5" w:uiPriority="51"/>
-    <w:lsdException w:name="Grid Table 7 Colorful Accent 5" w:uiPriority="52"/>
-    <w:lsdException w:name="Grid Table 1 Light Accent 6" w:uiPriority="46"/>
-    <w:lsdException w:name="Grid Table 2 Accent 6" w:uiPriority="47"/>
-    <w:lsdException w:name="Grid Table 3 Accent 6" w:uiPriority="48"/>
-    <w:lsdException w:name="Grid Table 4 Accent 6" w:uiPriority="49"/>
-    <w:lsdException w:name="Grid Table 5 Dark Accent 6" w:uiPriority="50"/>
-    <w:lsdException w:name="Grid Table 6 Colorful Accent 6" w:uiPriority="51"/>
-    <w:lsdException w:name="Grid Table 7 Colorful Accent 6" w:uiPriority="52"/>
-    <w:lsdException w:name="List Table 1 Light" w:uiPriority="46"/>
-    <w:lsdException w:name="List Table 2" w:uiPriority="47"/>
-    <w:lsdException w:name="List Table 3" w:uiPriority="48"/>
-    <w:lsdException w:name="List Table 4" w:uiPriority="49"/>
-    <w:lsdException w:name="List Table 5 Dark" w:uiPriority="50"/>
-    <w:lsdException w:name="List Table 6 Colorful" w:uiPriority="51"/>
-    <w:lsdException w:name="List Table 7 Colorful" w:uiPriority="52"/>
-    <w:lsdException w:name="List Table 1 Light Accent 1" w:uiPriority="46"/>
-    <w:lsdException w:name="List Table 2 Accent 1" w:uiPriority="47"/>
-    <w:lsdException w:name="List Table 3 Accent 1" w:uiPriority="48"/>
-    <w:lsdException w:name="List Table 4 Accent 1" w:uiPriority="49"/>
-    <w:lsdException w:name="List Table 5 Dark Accent 1" w:uiPriority="50"/>
-    <w:lsdException w:name="List Table 6 Colorful Accent 1" w:uiPriority="51"/>
-    <w:lsdException w:name="List Table 7 Colorful Accent 1" w:uiPriority="52"/>
-    <w:lsdException w:name="List Table 1 Light Accent 2" w:uiPriority="46"/>
-    <w:lsdException w:name="List Table 2 Accent 2" w:uiPriority="47"/>
-    <w:lsdException w:name="List Table 3 Accent 2" w:uiPriority="48"/>
-    <w:lsdException w:name="List Table 4 Accent 2" w:uiPriority="49"/>
-    <w:lsdException w:name="List Table 5 Dark Accent 2" w:uiPriority="50"/>
-    <w:lsdException w:name="List Table 6 Colorful Accent 2" w:uiPriority="51"/>
-    <w:lsdException w:name="List Table 7 Colorful Accent 2" w:uiPriority="52"/>
-    <w:lsdException w:name="List Table 1 Light Accent 3" w:uiPriority="46"/>
-    <w:lsdException w:name="List Table 2 Accent 3" w:uiPriority="47"/>
-    <w:lsdException w:name="List Table 3 Accent 3" w:uiPriority="48"/>
-    <w:lsdException w:name="List Table 4 Accent 3" w:uiPriority="49"/>
-    <w:lsdException w:name="List Table 5 Dark Accent 3" w:uiPriority="50"/>
-    <w:lsdException w:name="List Table 6 Colorful Accent 3" w:uiPriority="51"/>
-    <w:lsdException w:name="List Table 7 Colorful Accent 3" w:uiPriority="52"/>
-    <w:lsdException w:name="List Table 1 Light Accent 4" w:uiPriority="46"/>
-    <w:lsdException w:name="List Table 2 Accent 4" w:uiPriority="47"/>
-    <w:lsdException w:name="List Table 3 Accent 4" w:uiPriority="48"/>
-    <w:lsdException w:name="List Table 4 Accent 4" w:uiPriority="49"/>
-    <w:lsdException w:name="List Table 5 Dark Accent 4" w:uiPriority="50"/>
-    <w:lsdException w:name="List Table 6 Colorful Accent 4" w:uiPriority="51"/>
-    <w:lsdException w:name="List Table 7 Colorful Accent 4" w:uiPriority="52"/>
-    <w:lsdException w:name="List Table 1 Light Accent 5" w:uiPriority="46"/>
-    <w:lsdException w:name="List Table 2 Accent 5" w:uiPriority="47"/>
-    <w:lsdException w:name="List Table 3 Accent 5" w:uiPriority="48"/>
-    <w:lsdException w:name="List Table 4 Accent 5" w:uiPriority="49"/>
-    <w:lsdException w:name="List Table 5 Dark Accent 5" w:uiPriority="50"/>
-    <w:lsdException w:name="List Table 6 Colorful Accent 5" w:uiPriority="51"/>
-    <w:lsdException w:name="List Table 7 Colorful Accent 5" w:uiPriority="52"/>
-    <w:lsdException w:name="List Table 1 Light Accent 6" w:uiPriority="46"/>
-    <w:lsdException w:name="List Table 2 Accent 6" w:uiPriority="47"/>
-    <w:lsdException w:name="List Table 3 Accent 6" w:uiPriority="48"/>
-    <w:lsdException w:name="List Table 4 Accent 6" w:uiPriority="49"/>
-    <w:lsdException w:name="List Table 5 Dark Accent 6" w:uiPriority="50"/>
-    <w:lsdException w:name="List Table 6 Colorful Accent 6" w:uiPriority="51"/>
-    <w:lsdException w:name="List Table 7 Colorful Accent 6" w:uiPriority="52"/>
-    <w:lsdException w:name="Mention" w:semiHidden="1" w:unhideWhenUsed="1"/>
-    <w:lsdException w:name="Smart Hyperlink" w:semiHidden="1" w:unhideWhenUsed="1"/>
-    <w:lsdException w:name="Hashtag" w:semiHidden="1" w:unhideWhenUsed="1"/>
-    <w:lsdException w:name="Unresolved Mention" w:semiHidden="1" w:unhideWhenUsed="1"/>
-    <w:lsdException w:name="Smart Link" w:semiHidden="1" w:unhideWhenUsed="1"/>
-  </w:latentStyles>
-  <w:style w:type="paragraph" w:default="1" w:styleId="Normal">
-    <w:name w:val="Normal"/>
-    <w:qFormat/>
-  </w:style>
-  <w:style w:type="character" w:default="1" w:styleId="DefaultParagraphFont">
-    <w:name w:val="Default Paragraph Font"/>
-    <w:uiPriority w:val="1"/>
-    <w:semiHidden/>
-    <w:unhideWhenUsed/>
-  </w:style>
-  <w:style w:type="table" w:default="1" w:styleId="TableNormal">
-    <w:name w:val="Normal Table"/>
-    <w:uiPriority w:val="99"/>
-    <w:semiHidden/>
-    <w:unhideWhenUsed/>
-    <w:tblPr>
-      <w:tblInd w:w="0" w:type="dxa"/>
-      <w:tblCellMar>
-        <w:top w:w="0" w:type="dxa"/>
-        <w:left w:w="108" w:type="dxa"/>
-        <w:bottom w:w="0" w:type="dxa"/>
-        <w:right w:w="108" w:type="dxa"/>
-      </w:tblCellMar>
-    </w:tblPr>
-  </w:style>
-  <w:style w:type="numbering" w:default="1" w:styleId="NoList">
-    <w:name w:val="No List"/>
-    <w:uiPriority w:val="99"/>
-    <w:semiHidden/>
-    <w:unhideWhenUsed/>
-  </w:style>
-  <w:style w:type="character" w:styleId="PlaceholderText">
-    <w:name w:val="Placeholder Text"/>
-    <w:basedOn w:val="DefaultParagraphFont"/>
-    <w:uiPriority w:val="99"/>
-    <w:semiHidden/>
-    <w:rsid w:val="0094503B"/>
-    <w:rPr>
-      <w:color w:val="808080"/>
-    </w:rPr>
-  </w:style>
-  <w:style w:type="paragraph" w:customStyle="1" w:styleId="2BB63CE998434A3B80E3A562651DE86F">
-    <w:name w:val="2BB63CE998434A3B80E3A562651DE86F"/>
-    <w:rsid w:val="003F19AF"/>
-  </w:style>
-  <w:style w:type="paragraph" w:customStyle="1" w:styleId="C1C90368CDC943DF89C7B3514692CDC0">
-    <w:name w:val="C1C90368CDC943DF89C7B3514692CDC0"/>
-    <w:rsid w:val="003F19AF"/>
-  </w:style>
-  <w:style w:type="paragraph" w:customStyle="1" w:styleId="C1DF58B0013A4ABF879F8A7E345C6509">
-    <w:name w:val="C1DF58B0013A4ABF879F8A7E345C6509"/>
-    <w:rsid w:val="003F19AF"/>
-  </w:style>
-  <w:style w:type="paragraph" w:customStyle="1" w:styleId="A398924DAC9C46488725C54CA0412051">
-    <w:name w:val="A398924DAC9C46488725C54CA0412051"/>
-    <w:rsid w:val="003F19AF"/>
-  </w:style>
-  <w:style w:type="paragraph" w:customStyle="1" w:styleId="A9234ADBB89B41B29AC7DD52EAE8ABB0">
-    <w:name w:val="A9234ADBB89B41B29AC7DD52EAE8ABB0"/>
-    <w:rsid w:val="003F19AF"/>
-  </w:style>
-  <w:style w:type="paragraph" w:customStyle="1" w:styleId="AEB3AF9155AB4EF2A6D129626138A8FD">
-    <w:name w:val="AEB3AF9155AB4EF2A6D129626138A8FD"/>
-    <w:rsid w:val="003F19AF"/>
-  </w:style>
-  <w:style w:type="paragraph" w:customStyle="1" w:styleId="C38B6CB9924B4B83AEEC8756442A7CB5">
-    <w:name w:val="C38B6CB9924B4B83AEEC8756442A7CB5"/>
-    <w:rsid w:val="003F19AF"/>
-  </w:style>
-  <w:style w:type="paragraph" w:customStyle="1" w:styleId="A8890A63A8FD4B19A1C13E605B90B43D">
-    <w:name w:val="A8890A63A8FD4B19A1C13E605B90B43D"/>
-    <w:rsid w:val="003F19AF"/>
-  </w:style>
-  <w:style w:type="paragraph" w:customStyle="1" w:styleId="8CF610EF99A749C19AD37CE176B50BD4">
-    <w:name w:val="8CF610EF99A749C19AD37CE176B50BD4"/>
-    <w:rsid w:val="003F19AF"/>
-    <w:pPr>
-      <w:keepNext/>
-      <w:keepLines/>
-      <w:spacing w:after="120" w:line="240" w:lineRule="auto"/>
-      <w:outlineLvl w:val="1"/>
-    </w:pPr>
-    <w:rPr>
-      <w:rFonts w:ascii="Gill Sans MT" w:eastAsiaTheme="majorEastAsia" w:hAnsi="Gill Sans MT" w:cstheme="majorBidi"/>
-      <w:b/>
-      <w:color w:val="404040" w:themeColor="text1" w:themeTint="BF"/>
-      <w:sz w:val="20"/>
-      <w:szCs w:val="26"/>
-      <w:lang w:val="en-US" w:eastAsia="en-US"/>
-    </w:rPr>
-  </w:style>
-  <w:style w:type="paragraph" w:customStyle="1" w:styleId="566B0D6F05834281BB0EB97AFA738CF9">
-    <w:name w:val="566B0D6F05834281BB0EB97AFA738CF9"/>
-    <w:rsid w:val="003F19AF"/>
-    <w:pPr>
-      <w:keepNext/>
-      <w:keepLines/>
-      <w:spacing w:after="120" w:line="240" w:lineRule="auto"/>
-      <w:outlineLvl w:val="1"/>
-    </w:pPr>
-    <w:rPr>
-      <w:rFonts w:ascii="Gill Sans MT" w:eastAsiaTheme="majorEastAsia" w:hAnsi="Gill Sans MT" w:cstheme="majorBidi"/>
-      <w:b/>
-      <w:color w:val="404040" w:themeColor="text1" w:themeTint="BF"/>
-      <w:sz w:val="20"/>
-      <w:szCs w:val="26"/>
-      <w:lang w:val="en-US" w:eastAsia="en-US"/>
-    </w:rPr>
-  </w:style>
-  <w:style w:type="paragraph" w:customStyle="1" w:styleId="426D77CA0EC042A99A0FDF673F6AFBE3">
-    <w:name w:val="426D77CA0EC042A99A0FDF673F6AFBE3"/>
-    <w:rsid w:val="003F19AF"/>
-  </w:style>
-  <w:style w:type="paragraph" w:customStyle="1" w:styleId="7447F9DB2AD04AE7BF3230F4D4BB7941">
-    <w:name w:val="7447F9DB2AD04AE7BF3230F4D4BB7941"/>
-    <w:rsid w:val="003F19AF"/>
-  </w:style>
-  <w:style w:type="paragraph" w:customStyle="1" w:styleId="F1E9E03C2575418FA9B91558B23E5459">
-    <w:name w:val="F1E9E03C2575418FA9B91558B23E5459"/>
-    <w:rsid w:val="003F19AF"/>
-  </w:style>
-  <w:style w:type="paragraph" w:customStyle="1" w:styleId="02C9FDB5CE264327A71BA4B894140456">
-    <w:name w:val="02C9FDB5CE264327A71BA4B894140456"/>
-    <w:rsid w:val="003F19AF"/>
-  </w:style>
-  <w:style w:type="paragraph" w:customStyle="1" w:styleId="67A30738A38C410295CEFA18A770030A">
-    <w:name w:val="67A30738A38C410295CEFA18A770030A"/>
-    <w:rsid w:val="003F19AF"/>
-  </w:style>
-  <w:style w:type="paragraph" w:customStyle="1" w:styleId="78F620ACF748431EA60F7F07DDA27D4C">
-    <w:name w:val="78F620ACF748431EA60F7F07DDA27D4C"/>
-    <w:rsid w:val="003F19AF"/>
-  </w:style>
-  <w:style w:type="paragraph" w:customStyle="1" w:styleId="6761DACEDFCE43E2AF30AFDB8C567406">
-    <w:name w:val="6761DACEDFCE43E2AF30AFDB8C567406"/>
-    <w:rsid w:val="003F19AF"/>
-  </w:style>
-  <w:style w:type="paragraph" w:customStyle="1" w:styleId="13861AC289E04DD9978D071CD39724DB">
-    <w:name w:val="13861AC289E04DD9978D071CD39724DB"/>
-    <w:rsid w:val="003F19AF"/>
-  </w:style>
-  <w:style w:type="paragraph" w:customStyle="1" w:styleId="7A789B199A554B06A6BA043F00B21B6E">
-    <w:name w:val="7A789B199A554B06A6BA043F00B21B6E"/>
-    <w:rsid w:val="003F19AF"/>
-  </w:style>
-  <w:style w:type="paragraph" w:customStyle="1" w:styleId="CB1DDB3BFC9D4C59B6E832CC83DFEC7A">
-    <w:name w:val="CB1DDB3BFC9D4C59B6E832CC83DFEC7A"/>
-    <w:rsid w:val="003F19AF"/>
-  </w:style>
-  <w:style w:type="paragraph" w:customStyle="1" w:styleId="9DC1E8DD5055446EB2B0D0112F9F3EFB">
-    <w:name w:val="9DC1E8DD5055446EB2B0D0112F9F3EFB"/>
-    <w:rsid w:val="003F19AF"/>
-  </w:style>
-  <w:style w:type="paragraph" w:customStyle="1" w:styleId="1CC9EC63487747AEA9AC69FD33EBD0FB">
-    <w:name w:val="1CC9EC63487747AEA9AC69FD33EBD0FB"/>
-    <w:rsid w:val="003F19AF"/>
-  </w:style>
-  <w:style w:type="paragraph" w:customStyle="1" w:styleId="4F4083BF406440F8A310D2791E53043E">
-    <w:name w:val="4F4083BF406440F8A310D2791E53043E"/>
-    <w:rsid w:val="003F19AF"/>
-  </w:style>
-  <w:style w:type="paragraph" w:customStyle="1" w:styleId="ED3C5AFAC7EF492891BD391C9C1E8924">
-    <w:name w:val="ED3C5AFAC7EF492891BD391C9C1E8924"/>
-    <w:rsid w:val="003F19AF"/>
-  </w:style>
-  <w:style w:type="paragraph" w:customStyle="1" w:styleId="A56BEFC8FDAD470C9F2E83535D060AF2">
-    <w:name w:val="A56BEFC8FDAD470C9F2E83535D060AF2"/>
-    <w:rsid w:val="003F19AF"/>
-  </w:style>
-  <w:style w:type="paragraph" w:customStyle="1" w:styleId="21FCADB1E1ED46FEB1B1EA4756EBD513">
-    <w:name w:val="21FCADB1E1ED46FEB1B1EA4756EBD513"/>
-    <w:rsid w:val="003F19AF"/>
-  </w:style>
-  <w:style w:type="paragraph" w:customStyle="1" w:styleId="A990C65C19E040F289A2EF0DCD500DD2">
-    <w:name w:val="A990C65C19E040F289A2EF0DCD500DD2"/>
-    <w:rsid w:val="003F19AF"/>
-  </w:style>
-  <w:style w:type="paragraph" w:customStyle="1" w:styleId="496644C1BDA846518AB8BE8B0AAC14EF">
-    <w:name w:val="496644C1BDA846518AB8BE8B0AAC14EF"/>
-    <w:rsid w:val="003F19AF"/>
-  </w:style>
-  <w:style w:type="paragraph" w:customStyle="1" w:styleId="B6DCD5D69195476EB7E202C2B7858632">
-    <w:name w:val="B6DCD5D69195476EB7E202C2B7858632"/>
-    <w:rsid w:val="003F19AF"/>
-  </w:style>
-  <w:style w:type="paragraph" w:customStyle="1" w:styleId="4BD0047C7E074D46B457C891EA14957E">
-    <w:name w:val="4BD0047C7E074D46B457C891EA14957E"/>
-    <w:rsid w:val="003F19AF"/>
-  </w:style>
-  <w:style w:type="paragraph" w:customStyle="1" w:styleId="BF56F112B2F4446BBB5EEDC3884F5318">
-    <w:name w:val="BF56F112B2F4446BBB5EEDC3884F5318"/>
-    <w:rsid w:val="003F19AF"/>
-  </w:style>
-  <w:style w:type="paragraph" w:customStyle="1" w:styleId="465DAE3EDC334975BDB7245FDF8D66F8">
-    <w:name w:val="465DAE3EDC334975BDB7245FDF8D66F8"/>
-    <w:rsid w:val="003F19AF"/>
-  </w:style>
-  <w:style w:type="paragraph" w:customStyle="1" w:styleId="C80EC89915254EF38994772D7B579D3B">
-    <w:name w:val="C80EC89915254EF38994772D7B579D3B"/>
-    <w:rsid w:val="003F19AF"/>
-  </w:style>
-  <w:style w:type="paragraph" w:customStyle="1" w:styleId="F48ADED9ABF5432CA251253FA9BF03D1">
-    <w:name w:val="F48ADED9ABF5432CA251253FA9BF03D1"/>
-    <w:rsid w:val="003F19AF"/>
-  </w:style>
-  <w:style w:type="paragraph" w:customStyle="1" w:styleId="BEB9368E130540C5B466276236CCB3C5">
-    <w:name w:val="BEB9368E130540C5B466276236CCB3C5"/>
-    <w:rsid w:val="003F19AF"/>
-  </w:style>
-  <w:style w:type="paragraph" w:customStyle="1" w:styleId="D800FF7B411C4112999DA8EC44231437">
-    <w:name w:val="D800FF7B411C4112999DA8EC44231437"/>
-    <w:rsid w:val="003F19AF"/>
-  </w:style>
-  <w:style w:type="paragraph" w:customStyle="1" w:styleId="D5BD4717E8AB493EAE2DE1940ABC9870">
-    <w:name w:val="D5BD4717E8AB493EAE2DE1940ABC9870"/>
-    <w:rsid w:val="003F19AF"/>
-  </w:style>
-  <w:style w:type="paragraph" w:customStyle="1" w:styleId="BCA41B4E7F2D4BB39A832A19E19665E8">
-    <w:name w:val="BCA41B4E7F2D4BB39A832A19E19665E8"/>
-    <w:rsid w:val="003F19AF"/>
-  </w:style>
-  <w:style w:type="paragraph" w:customStyle="1" w:styleId="37DD6227A1794A51936785EE41A4C843">
-    <w:name w:val="37DD6227A1794A51936785EE41A4C843"/>
-    <w:rsid w:val="003F19AF"/>
-  </w:style>
-  <w:style w:type="paragraph" w:customStyle="1" w:styleId="C9AC85E01E7F4F82901F1609C3B966C7">
-    <w:name w:val="C9AC85E01E7F4F82901F1609C3B966C7"/>
-    <w:rsid w:val="003F19AF"/>
-  </w:style>
-  <w:style w:type="paragraph" w:customStyle="1" w:styleId="4A79A963FAAC4BA5B09EB800A05BE612">
-    <w:name w:val="4A79A963FAAC4BA5B09EB800A05BE612"/>
-    <w:rsid w:val="003F19AF"/>
-  </w:style>
-  <w:style w:type="paragraph" w:customStyle="1" w:styleId="FFF2A64B939B4D9C927CACBD9D3FEA86">
-    <w:name w:val="FFF2A64B939B4D9C927CACBD9D3FEA86"/>
-    <w:rsid w:val="003F19AF"/>
-  </w:style>
-  <w:style w:type="paragraph" w:customStyle="1" w:styleId="CD7D3D7B54074E58B7EF7DFC7679A592">
-    <w:name w:val="CD7D3D7B54074E58B7EF7DFC7679A592"/>
-    <w:rsid w:val="003F19AF"/>
-  </w:style>
-  <w:style w:type="paragraph" w:customStyle="1" w:styleId="F90CF3246A69443EAD08CDBAE391D924">
-    <w:name w:val="F90CF3246A69443EAD08CDBAE391D924"/>
-    <w:rsid w:val="003F19AF"/>
-  </w:style>
-  <w:style w:type="paragraph" w:customStyle="1" w:styleId="F44FCB51B33E4002966B4742F76D8318">
-    <w:name w:val="F44FCB51B33E4002966B4742F76D8318"/>
-    <w:rsid w:val="003F19AF"/>
-  </w:style>
-  <w:style w:type="paragraph" w:customStyle="1" w:styleId="45F6835B905C4FC99F8D070E186BD793">
-    <w:name w:val="45F6835B905C4FC99F8D070E186BD793"/>
-    <w:rsid w:val="003F19AF"/>
-  </w:style>
-  <w:style w:type="paragraph" w:customStyle="1" w:styleId="15E33D4F1AF34C098E77F2D49DA78DAF">
-    <w:name w:val="15E33D4F1AF34C098E77F2D49DA78DAF"/>
-    <w:rsid w:val="003F19AF"/>
-  </w:style>
-  <w:style w:type="paragraph" w:customStyle="1" w:styleId="2FCD2D8DF9C04400A1843469EB997270">
-    <w:name w:val="2FCD2D8DF9C04400A1843469EB997270"/>
-    <w:rsid w:val="003F19AF"/>
-  </w:style>
-  <w:style w:type="paragraph" w:customStyle="1" w:styleId="8817A98F2F464011AF0C38B928DA7F65">
-    <w:name w:val="8817A98F2F464011AF0C38B928DA7F65"/>
-    <w:rsid w:val="003F19AF"/>
-  </w:style>
-  <w:style w:type="paragraph" w:customStyle="1" w:styleId="FBE19382FAA34784828F3D6DB908DDCA">
-    <w:name w:val="FBE19382FAA34784828F3D6DB908DDCA"/>
-    <w:rsid w:val="003F19AF"/>
-  </w:style>
-  <w:style w:type="paragraph" w:customStyle="1" w:styleId="36916365456E48F3A6AA8FE0CB7D1956">
-    <w:name w:val="36916365456E48F3A6AA8FE0CB7D1956"/>
-    <w:rsid w:val="003F19AF"/>
-  </w:style>
-  <w:style w:type="paragraph" w:customStyle="1" w:styleId="B6B046235B784DE89A27542B0EFB26AE">
-    <w:name w:val="B6B046235B784DE89A27542B0EFB26AE"/>
-    <w:rsid w:val="003F19AF"/>
-  </w:style>
-  <w:style w:type="paragraph" w:customStyle="1" w:styleId="2DC45E2E32E443EF991DFD05BFA55AE8">
-    <w:name w:val="2DC45E2E32E443EF991DFD05BFA55AE8"/>
-    <w:rsid w:val="003F19AF"/>
-  </w:style>
-  <w:style w:type="paragraph" w:customStyle="1" w:styleId="8E3F770D8C1740E597346FD94CA14E69">
-    <w:name w:val="8E3F770D8C1740E597346FD94CA14E69"/>
-    <w:rsid w:val="003F19AF"/>
-  </w:style>
-  <w:style w:type="paragraph" w:customStyle="1" w:styleId="B1B4FCE8BFA748488557F3B139502E4B">
-    <w:name w:val="B1B4FCE8BFA748488557F3B139502E4B"/>
-    <w:rsid w:val="003F19AF"/>
-  </w:style>
-  <w:style w:type="paragraph" w:customStyle="1" w:styleId="07B435CEA3EA4FD39EA5FF8B19F38D3B">
-    <w:name w:val="07B435CEA3EA4FD39EA5FF8B19F38D3B"/>
-    <w:rsid w:val="003F19AF"/>
-  </w:style>
-  <w:style w:type="paragraph" w:customStyle="1" w:styleId="A2DB81D841AD4795BB4F16EC194729A5">
-    <w:name w:val="A2DB81D841AD4795BB4F16EC194729A5"/>
-    <w:rsid w:val="003F19AF"/>
-  </w:style>
-  <w:style w:type="paragraph" w:customStyle="1" w:styleId="C33C0670BA1D420395DD6B6486DAFDA5">
-    <w:name w:val="C33C0670BA1D420395DD6B6486DAFDA5"/>
-    <w:rsid w:val="003F19AF"/>
-  </w:style>
-  <w:style w:type="paragraph" w:customStyle="1" w:styleId="A505693381F349E7BBC75CADD2DEF559">
-    <w:name w:val="A505693381F349E7BBC75CADD2DEF559"/>
-    <w:rsid w:val="003F19AF"/>
-  </w:style>
-  <w:style w:type="paragraph" w:customStyle="1" w:styleId="691572F676D14870BFEC9C32AD9F7904">
-    <w:name w:val="691572F676D14870BFEC9C32AD9F7904"/>
-    <w:rsid w:val="003F19AF"/>
-  </w:style>
-  <w:style w:type="paragraph" w:customStyle="1" w:styleId="9CCE954653BC4DEBBDAA8127B6A750D8">
-    <w:name w:val="9CCE954653BC4DEBBDAA8127B6A750D8"/>
-    <w:rsid w:val="003F19AF"/>
-  </w:style>
-  <w:style w:type="paragraph" w:customStyle="1" w:styleId="59427E8D178F4BD7ADCCC4909726B5D4">
-    <w:name w:val="59427E8D178F4BD7ADCCC4909726B5D4"/>
-    <w:rsid w:val="003F19AF"/>
-  </w:style>
-  <w:style w:type="paragraph" w:customStyle="1" w:styleId="8E6F931E039D4EBBBD189F56EF66B34E">
-    <w:name w:val="8E6F931E039D4EBBBD189F56EF66B34E"/>
-    <w:rsid w:val="003F19AF"/>
-  </w:style>
-  <w:style w:type="paragraph" w:customStyle="1" w:styleId="998AF7593414433780606F74DDA4B792">
-    <w:name w:val="998AF7593414433780606F74DDA4B792"/>
-    <w:rsid w:val="003F19AF"/>
-  </w:style>
-  <w:style w:type="paragraph" w:customStyle="1" w:styleId="833C43F5A7FC42F18EE48F0F642FBBCD">
-    <w:name w:val="833C43F5A7FC42F18EE48F0F642FBBCD"/>
-    <w:rsid w:val="003F19AF"/>
-  </w:style>
-  <w:style w:type="paragraph" w:customStyle="1" w:styleId="6AC4FDB79C2042C09C08AC1250433A35">
-    <w:name w:val="6AC4FDB79C2042C09C08AC1250433A35"/>
-    <w:rsid w:val="003F19AF"/>
-  </w:style>
-  <w:style w:type="paragraph" w:customStyle="1" w:styleId="6EC8E9FE0A3B4B5ABD7EFEF8B3483A69">
-    <w:name w:val="6EC8E9FE0A3B4B5ABD7EFEF8B3483A69"/>
-    <w:rsid w:val="003F19AF"/>
-  </w:style>
-  <w:style w:type="paragraph" w:customStyle="1" w:styleId="431F9B2C53D94D70905B52DEE73F7670">
-    <w:name w:val="431F9B2C53D94D70905B52DEE73F7670"/>
-    <w:rsid w:val="003F19AF"/>
-  </w:style>
-  <w:style w:type="paragraph" w:customStyle="1" w:styleId="23BA095762A6470E9A78CD3366B2465A">
-    <w:name w:val="23BA095762A6470E9A78CD3366B2465A"/>
-    <w:rsid w:val="003F19AF"/>
-  </w:style>
-  <w:style w:type="paragraph" w:customStyle="1" w:styleId="322AF20984304C2A8FAD38BF67D910D9">
-    <w:name w:val="322AF20984304C2A8FAD38BF67D910D9"/>
-    <w:rsid w:val="003F19AF"/>
-  </w:style>
-  <w:style w:type="paragraph" w:customStyle="1" w:styleId="6EEC4075D9174714A634B72CE763A09F">
-    <w:name w:val="6EEC4075D9174714A634B72CE763A09F"/>
-    <w:rsid w:val="003F19AF"/>
-  </w:style>
-  <w:style w:type="paragraph" w:customStyle="1" w:styleId="97CC8C4254B04D3A95AAAD603886E94E">
-    <w:name w:val="97CC8C4254B04D3A95AAAD603886E94E"/>
-    <w:rsid w:val="003F19AF"/>
-  </w:style>
-  <w:style w:type="paragraph" w:customStyle="1" w:styleId="68ED709E0639416AB3476691B59FDF0D">
-    <w:name w:val="68ED709E0639416AB3476691B59FDF0D"/>
-    <w:rsid w:val="003F19AF"/>
-  </w:style>
-  <w:style w:type="paragraph" w:customStyle="1" w:styleId="2A984B7D538449B2BED7CF71B6F079F3">
-    <w:name w:val="2A984B7D538449B2BED7CF71B6F079F3"/>
-    <w:rsid w:val="003F19AF"/>
-  </w:style>
-  <w:style w:type="paragraph" w:customStyle="1" w:styleId="66FEDC40E10A4D86B4BA33265BD655D6">
-    <w:name w:val="66FEDC40E10A4D86B4BA33265BD655D6"/>
-    <w:rsid w:val="003F19AF"/>
-  </w:style>
-  <w:style w:type="paragraph" w:customStyle="1" w:styleId="4BB7C9A7E5E1492BBBCDB4806CC278C7">
-    <w:name w:val="4BB7C9A7E5E1492BBBCDB4806CC278C7"/>
-    <w:rsid w:val="003F19AF"/>
-  </w:style>
-  <w:style w:type="paragraph" w:customStyle="1" w:styleId="8D7CED009DD24BA5BDAD638A19735221">
-    <w:name w:val="8D7CED009DD24BA5BDAD638A19735221"/>
-    <w:rsid w:val="003F19AF"/>
-  </w:style>
-  <w:style w:type="paragraph" w:customStyle="1" w:styleId="BB72F57373254C06AE816EE366DF56CD">
-    <w:name w:val="BB72F57373254C06AE816EE366DF56CD"/>
-    <w:rsid w:val="003F19AF"/>
-  </w:style>
-  <w:style w:type="paragraph" w:customStyle="1" w:styleId="0743B3CEDAAF4DCFB18C95CA6FC69D12">
-    <w:name w:val="0743B3CEDAAF4DCFB18C95CA6FC69D12"/>
-    <w:rsid w:val="003F19AF"/>
-  </w:style>
-  <w:style w:type="paragraph" w:customStyle="1" w:styleId="EC1403E3101443B9A25BAD4847D58F49">
-    <w:name w:val="EC1403E3101443B9A25BAD4847D58F49"/>
-    <w:rsid w:val="003F19AF"/>
-  </w:style>
-  <w:style w:type="paragraph" w:customStyle="1" w:styleId="DD6035EA682840A8BFA2419762289341">
-    <w:name w:val="DD6035EA682840A8BFA2419762289341"/>
-    <w:rsid w:val="003F19AF"/>
-  </w:style>
-  <w:style w:type="paragraph" w:customStyle="1" w:styleId="5A2803D7FF304C15A6E8E5FF6842451C">
-    <w:name w:val="5A2803D7FF304C15A6E8E5FF6842451C"/>
-    <w:rsid w:val="003F19AF"/>
-  </w:style>
-  <w:style w:type="paragraph" w:customStyle="1" w:styleId="EED20227CF164709A603EF81F8285369">
-    <w:name w:val="EED20227CF164709A603EF81F8285369"/>
-    <w:rsid w:val="003F19AF"/>
-  </w:style>
-  <w:style w:type="paragraph" w:customStyle="1" w:styleId="1A57585AD3FA409189C0DC72AFE467C3">
-    <w:name w:val="1A57585AD3FA409189C0DC72AFE467C3"/>
-    <w:rsid w:val="003F19AF"/>
-  </w:style>
-  <w:style w:type="paragraph" w:customStyle="1" w:styleId="A11A87030E214D9F843ED225B4C2D476">
-    <w:name w:val="A11A87030E214D9F843ED225B4C2D476"/>
-    <w:rsid w:val="003F19AF"/>
-  </w:style>
-  <w:style w:type="paragraph" w:customStyle="1" w:styleId="D01EB5A3E22D4FA0A0A958BD08A3BF7C">
-    <w:name w:val="D01EB5A3E22D4FA0A0A958BD08A3BF7C"/>
-    <w:rsid w:val="003F19AF"/>
-  </w:style>
-  <w:style w:type="paragraph" w:customStyle="1" w:styleId="C1AA646B8B0E41BFA8A6789EE8A220CA">
-    <w:name w:val="C1AA646B8B0E41BFA8A6789EE8A220CA"/>
-    <w:rsid w:val="003F19AF"/>
-  </w:style>
-  <w:style w:type="paragraph" w:customStyle="1" w:styleId="CBBA6CBF6F9040EDBD1FAF0175102D4C">
-    <w:name w:val="CBBA6CBF6F9040EDBD1FAF0175102D4C"/>
-    <w:rsid w:val="003F19AF"/>
-  </w:style>
-  <w:style w:type="paragraph" w:customStyle="1" w:styleId="04BAF00B900D4476992BF9A39428A896">
-    <w:name w:val="04BAF00B900D4476992BF9A39428A896"/>
-    <w:rsid w:val="003F19AF"/>
-  </w:style>
-  <w:style w:type="paragraph" w:customStyle="1" w:styleId="5FED3798DDD04455AA1A0D9E61B16E11">
-    <w:name w:val="5FED3798DDD04455AA1A0D9E61B16E11"/>
-    <w:rsid w:val="003F19AF"/>
-  </w:style>
-  <w:style w:type="paragraph" w:customStyle="1" w:styleId="62FB670527AE4A6EA028A08CE55CB053">
-    <w:name w:val="62FB670527AE4A6EA028A08CE55CB053"/>
-    <w:rsid w:val="003F19AF"/>
-  </w:style>
-  <w:style w:type="paragraph" w:customStyle="1" w:styleId="665FE506777A45F48E7BDDCEE60D6094">
-    <w:name w:val="665FE506777A45F48E7BDDCEE60D6094"/>
-    <w:rsid w:val="003F19AF"/>
-  </w:style>
-  <w:style w:type="paragraph" w:customStyle="1" w:styleId="809EE3F1DF374E6E88F92F3819929863">
-    <w:name w:val="809EE3F1DF374E6E88F92F3819929863"/>
-    <w:rsid w:val="003F19AF"/>
-  </w:style>
-  <w:style w:type="paragraph" w:customStyle="1" w:styleId="4A3355A331B1455BA39ECADC89EE95A8">
-    <w:name w:val="4A3355A331B1455BA39ECADC89EE95A8"/>
-    <w:rsid w:val="003F19AF"/>
-  </w:style>
-  <w:style w:type="paragraph" w:customStyle="1" w:styleId="B73A57E3C13C4F02B75383E13A60549F">
-    <w:name w:val="B73A57E3C13C4F02B75383E13A60549F"/>
-    <w:rsid w:val="0094503B"/>
-    <w:rPr>
-      <w:kern w:val="2"/>
-      <w:lang w:val="en-US" w:eastAsia="en-US"/>
-      <w14:ligatures w14:val="standardContextual"/>
-    </w:rPr>
-  </w:style>
-  <w:style w:type="paragraph" w:customStyle="1" w:styleId="E0A90D95FE7A44A18CCBEDA38EFEB4F5">
-    <w:name w:val="E0A90D95FE7A44A18CCBEDA38EFEB4F5"/>
-    <w:rsid w:val="0094503B"/>
-    <w:rPr>
-      <w:kern w:val="2"/>
-      <w:lang w:val="en-US" w:eastAsia="en-US"/>
-      <w14:ligatures w14:val="standardContextual"/>
-    </w:rPr>
-  </w:style>
-  <w:style w:type="paragraph" w:customStyle="1" w:styleId="3E36A1EC2EA6460397BC254DDBE7D1EB">
-    <w:name w:val="3E36A1EC2EA6460397BC254DDBE7D1EB"/>
-    <w:rsid w:val="0094503B"/>
-    <w:rPr>
-      <w:kern w:val="2"/>
-      <w:lang w:val="en-US" w:eastAsia="en-US"/>
-      <w14:ligatures w14:val="standardContextual"/>
-    </w:rPr>
-  </w:style>
-  <w:style w:type="paragraph" w:customStyle="1" w:styleId="7BA0E1597A7A4B28A0FA536F1E031DC2">
-    <w:name w:val="7BA0E1597A7A4B28A0FA536F1E031DC2"/>
-    <w:rsid w:val="0094503B"/>
-    <w:pPr>
-      <w:spacing w:before="40" w:after="0" w:line="240" w:lineRule="auto"/>
-    </w:pPr>
-    <w:rPr>
-      <w:rFonts w:eastAsiaTheme="minorHAnsi"/>
-      <w:color w:val="4472C4" w:themeColor="accent1"/>
-      <w:sz w:val="20"/>
-      <w:lang w:val="en-US" w:eastAsia="en-US"/>
-    </w:rPr>
-  </w:style>
-  <w:style w:type="paragraph" w:customStyle="1" w:styleId="AA51554F7C2342189FE103CF09A13C7B">
-    <w:name w:val="AA51554F7C2342189FE103CF09A13C7B"/>
-    <w:rsid w:val="0094503B"/>
-    <w:pPr>
-      <w:spacing w:before="40" w:after="0" w:line="240" w:lineRule="auto"/>
-    </w:pPr>
-    <w:rPr>
-      <w:rFonts w:eastAsiaTheme="minorHAnsi"/>
-      <w:color w:val="4472C4" w:themeColor="accent1"/>
-      <w:sz w:val="20"/>
-      <w:lang w:val="en-US" w:eastAsia="en-US"/>
-    </w:rPr>
-  </w:style>
-  <w:style w:type="paragraph" w:customStyle="1" w:styleId="8CF610EF99A749C19AD37CE176B50BD41">
-    <w:name w:val="8CF610EF99A749C19AD37CE176B50BD41"/>
-    <w:rsid w:val="0094503B"/>
-    <w:pPr>
-      <w:keepNext/>
-      <w:keepLines/>
-      <w:spacing w:after="120" w:line="240" w:lineRule="auto"/>
-      <w:outlineLvl w:val="1"/>
-    </w:pPr>
-    <w:rPr>
-      <w:rFonts w:eastAsiaTheme="majorEastAsia" w:cstheme="majorBidi"/>
-      <w:b/>
-      <w:color w:val="404040" w:themeColor="text1" w:themeTint="BF"/>
-      <w:sz w:val="20"/>
-      <w:szCs w:val="26"/>
-      <w:lang w:val="en-US" w:eastAsia="en-US"/>
-    </w:rPr>
-  </w:style>
-  <w:style w:type="paragraph" w:customStyle="1" w:styleId="566B0D6F05834281BB0EB97AFA738CF91">
-    <w:name w:val="566B0D6F05834281BB0EB97AFA738CF91"/>
-    <w:rsid w:val="0094503B"/>
-    <w:pPr>
-      <w:keepNext/>
-      <w:keepLines/>
-      <w:spacing w:after="120" w:line="240" w:lineRule="auto"/>
-      <w:outlineLvl w:val="1"/>
-    </w:pPr>
-    <w:rPr>
-      <w:rFonts w:eastAsiaTheme="majorEastAsia" w:cstheme="majorBidi"/>
-      <w:b/>
-      <w:color w:val="404040" w:themeColor="text1" w:themeTint="BF"/>
-      <w:sz w:val="20"/>
-      <w:szCs w:val="26"/>
-      <w:lang w:val="en-US" w:eastAsia="en-US"/>
-    </w:rPr>
-  </w:style>
-  <w:style w:type="paragraph" w:customStyle="1" w:styleId="7447F9DB2AD04AE7BF3230F4D4BB79411">
-    <w:name w:val="7447F9DB2AD04AE7BF3230F4D4BB79411"/>
-    <w:rsid w:val="0094503B"/>
-    <w:pPr>
-      <w:spacing w:before="40" w:after="0" w:line="240" w:lineRule="auto"/>
-    </w:pPr>
-    <w:rPr>
-      <w:rFonts w:eastAsiaTheme="minorHAnsi"/>
-      <w:color w:val="ED7D31" w:themeColor="accent2"/>
-      <w:sz w:val="20"/>
-      <w:lang w:val="en-US" w:eastAsia="en-US"/>
-    </w:rPr>
-  </w:style>
-  <w:style w:type="paragraph" w:customStyle="1" w:styleId="F1E9E03C2575418FA9B91558B23E54591">
-    <w:name w:val="F1E9E03C2575418FA9B91558B23E54591"/>
-    <w:rsid w:val="0094503B"/>
-    <w:pPr>
-      <w:spacing w:before="40" w:after="0" w:line="240" w:lineRule="auto"/>
-    </w:pPr>
-    <w:rPr>
-      <w:rFonts w:eastAsiaTheme="minorHAnsi"/>
-      <w:color w:val="ED7D31" w:themeColor="accent2"/>
-      <w:sz w:val="20"/>
-      <w:lang w:val="en-US" w:eastAsia="en-US"/>
-    </w:rPr>
-  </w:style>
-  <w:style w:type="paragraph" w:customStyle="1" w:styleId="6761DACEDFCE43E2AF30AFDB8C5674061">
-    <w:name w:val="6761DACEDFCE43E2AF30AFDB8C5674061"/>
-    <w:rsid w:val="0094503B"/>
-    <w:pPr>
-      <w:keepNext/>
-      <w:keepLines/>
-      <w:spacing w:after="120" w:line="240" w:lineRule="auto"/>
-      <w:outlineLvl w:val="1"/>
-    </w:pPr>
-    <w:rPr>
-      <w:rFonts w:eastAsiaTheme="majorEastAsia" w:cstheme="majorBidi"/>
-      <w:b/>
-      <w:color w:val="404040" w:themeColor="text1" w:themeTint="BF"/>
-      <w:sz w:val="20"/>
-      <w:szCs w:val="26"/>
-      <w:lang w:val="en-US" w:eastAsia="en-US"/>
-    </w:rPr>
-  </w:style>
-  <w:style w:type="paragraph" w:customStyle="1" w:styleId="ED3C5AFAC7EF492891BD391C9C1E89241">
-    <w:name w:val="ED3C5AFAC7EF492891BD391C9C1E89241"/>
-    <w:rsid w:val="0094503B"/>
-    <w:pPr>
-      <w:keepNext/>
-      <w:keepLines/>
-      <w:spacing w:after="120" w:line="240" w:lineRule="auto"/>
-      <w:outlineLvl w:val="1"/>
-    </w:pPr>
-    <w:rPr>
-      <w:rFonts w:eastAsiaTheme="majorEastAsia" w:cstheme="majorBidi"/>
-      <w:b/>
-      <w:color w:val="404040" w:themeColor="text1" w:themeTint="BF"/>
-      <w:sz w:val="20"/>
-      <w:szCs w:val="26"/>
-      <w:lang w:val="en-US" w:eastAsia="en-US"/>
-    </w:rPr>
-  </w:style>
-  <w:style w:type="paragraph" w:customStyle="1" w:styleId="431F9B2C53D94D70905B52DEE73F76701">
-    <w:name w:val="431F9B2C53D94D70905B52DEE73F76701"/>
-    <w:rsid w:val="0094503B"/>
-    <w:pPr>
-      <w:spacing w:before="40" w:after="0" w:line="240" w:lineRule="auto"/>
-    </w:pPr>
-    <w:rPr>
-      <w:rFonts w:eastAsiaTheme="minorHAnsi"/>
-      <w:color w:val="A5A5A5" w:themeColor="accent3"/>
-      <w:sz w:val="20"/>
-      <w:lang w:val="en-US" w:eastAsia="en-US"/>
-    </w:rPr>
-  </w:style>
-  <w:style w:type="paragraph" w:customStyle="1" w:styleId="23BA095762A6470E9A78CD3366B2465A1">
-    <w:name w:val="23BA095762A6470E9A78CD3366B2465A1"/>
-    <w:rsid w:val="0094503B"/>
-    <w:pPr>
-      <w:spacing w:before="40" w:after="0" w:line="240" w:lineRule="auto"/>
-    </w:pPr>
-    <w:rPr>
-      <w:rFonts w:eastAsiaTheme="minorHAnsi"/>
-      <w:color w:val="A5A5A5" w:themeColor="accent3"/>
-      <w:sz w:val="20"/>
-      <w:lang w:val="en-US" w:eastAsia="en-US"/>
-    </w:rPr>
-  </w:style>
-  <w:style w:type="paragraph" w:customStyle="1" w:styleId="68ED709E0639416AB3476691B59FDF0D1">
-    <w:name w:val="68ED709E0639416AB3476691B59FDF0D1"/>
-    <w:rsid w:val="0094503B"/>
-    <w:pPr>
-      <w:keepNext/>
-      <w:keepLines/>
-      <w:spacing w:after="120" w:line="240" w:lineRule="auto"/>
-      <w:outlineLvl w:val="1"/>
-    </w:pPr>
-    <w:rPr>
-      <w:rFonts w:eastAsiaTheme="majorEastAsia" w:cstheme="majorBidi"/>
-      <w:b/>
-      <w:color w:val="404040" w:themeColor="text1" w:themeTint="BF"/>
-      <w:sz w:val="20"/>
-      <w:szCs w:val="26"/>
-      <w:lang w:val="en-US" w:eastAsia="en-US"/>
-    </w:rPr>
-  </w:style>
-  <w:style w:type="paragraph" w:customStyle="1" w:styleId="EC1403E3101443B9A25BAD4847D58F491">
-    <w:name w:val="EC1403E3101443B9A25BAD4847D58F491"/>
-    <w:rsid w:val="0094503B"/>
-    <w:pPr>
-      <w:keepNext/>
-      <w:keepLines/>
-      <w:spacing w:after="120" w:line="240" w:lineRule="auto"/>
-      <w:outlineLvl w:val="1"/>
-    </w:pPr>
-    <w:rPr>
-      <w:rFonts w:eastAsiaTheme="majorEastAsia" w:cstheme="majorBidi"/>
-      <w:b/>
-      <w:color w:val="404040" w:themeColor="text1" w:themeTint="BF"/>
-      <w:sz w:val="20"/>
-      <w:szCs w:val="26"/>
-      <w:lang w:val="en-US" w:eastAsia="en-US"/>
-    </w:rPr>
-  </w:style>
-  <w:style w:type="paragraph" w:customStyle="1" w:styleId="7BA0E1597A7A4B28A0FA536F1E031DC21">
-    <w:name w:val="7BA0E1597A7A4B28A0FA536F1E031DC21"/>
-    <w:rsid w:val="0094503B"/>
-    <w:pPr>
-      <w:spacing w:before="40" w:after="0" w:line="240" w:lineRule="auto"/>
-    </w:pPr>
-    <w:rPr>
-      <w:rFonts w:eastAsiaTheme="minorHAnsi"/>
-      <w:color w:val="4472C4" w:themeColor="accent1"/>
-      <w:sz w:val="20"/>
-      <w:lang w:val="en-US" w:eastAsia="en-US"/>
-    </w:rPr>
-  </w:style>
-  <w:style w:type="paragraph" w:customStyle="1" w:styleId="AA51554F7C2342189FE103CF09A13C7B1">
-    <w:name w:val="AA51554F7C2342189FE103CF09A13C7B1"/>
-    <w:rsid w:val="0094503B"/>
-    <w:pPr>
-      <w:spacing w:before="40" w:after="0" w:line="240" w:lineRule="auto"/>
-    </w:pPr>
-    <w:rPr>
-      <w:rFonts w:eastAsiaTheme="minorHAnsi"/>
-      <w:color w:val="4472C4" w:themeColor="accent1"/>
-      <w:sz w:val="20"/>
-      <w:lang w:val="en-US" w:eastAsia="en-US"/>
-    </w:rPr>
-  </w:style>
-  <w:style w:type="paragraph" w:customStyle="1" w:styleId="8CF610EF99A749C19AD37CE176B50BD42">
-    <w:name w:val="8CF610EF99A749C19AD37CE176B50BD42"/>
-    <w:rsid w:val="0094503B"/>
-    <w:pPr>
-      <w:keepNext/>
-      <w:keepLines/>
-      <w:spacing w:after="120" w:line="240" w:lineRule="auto"/>
-      <w:outlineLvl w:val="1"/>
-    </w:pPr>
-    <w:rPr>
-      <w:rFonts w:eastAsiaTheme="majorEastAsia" w:cstheme="majorBidi"/>
-      <w:b/>
-      <w:color w:val="404040" w:themeColor="text1" w:themeTint="BF"/>
-      <w:sz w:val="20"/>
-      <w:szCs w:val="26"/>
-      <w:lang w:val="en-US" w:eastAsia="en-US"/>
-    </w:rPr>
-  </w:style>
-  <w:style w:type="paragraph" w:customStyle="1" w:styleId="566B0D6F05834281BB0EB97AFA738CF92">
-    <w:name w:val="566B0D6F05834281BB0EB97AFA738CF92"/>
-    <w:rsid w:val="0094503B"/>
-    <w:pPr>
-      <w:keepNext/>
-      <w:keepLines/>
-      <w:spacing w:after="120" w:line="240" w:lineRule="auto"/>
-      <w:outlineLvl w:val="1"/>
-    </w:pPr>
-    <w:rPr>
-      <w:rFonts w:eastAsiaTheme="majorEastAsia" w:cstheme="majorBidi"/>
-      <w:b/>
-      <w:color w:val="404040" w:themeColor="text1" w:themeTint="BF"/>
-      <w:sz w:val="20"/>
-      <w:szCs w:val="26"/>
-      <w:lang w:val="en-US" w:eastAsia="en-US"/>
-    </w:rPr>
-  </w:style>
-  <w:style w:type="paragraph" w:customStyle="1" w:styleId="7447F9DB2AD04AE7BF3230F4D4BB79412">
-    <w:name w:val="7447F9DB2AD04AE7BF3230F4D4BB79412"/>
-    <w:rsid w:val="0094503B"/>
-    <w:pPr>
-      <w:spacing w:before="40" w:after="0" w:line="240" w:lineRule="auto"/>
-    </w:pPr>
-    <w:rPr>
-      <w:rFonts w:eastAsiaTheme="minorHAnsi"/>
-      <w:color w:val="ED7D31" w:themeColor="accent2"/>
-      <w:sz w:val="20"/>
-      <w:lang w:val="en-US" w:eastAsia="en-US"/>
-    </w:rPr>
-  </w:style>
-  <w:style w:type="paragraph" w:customStyle="1" w:styleId="F1E9E03C2575418FA9B91558B23E54592">
-    <w:name w:val="F1E9E03C2575418FA9B91558B23E54592"/>
-    <w:rsid w:val="0094503B"/>
-    <w:pPr>
-      <w:spacing w:before="40" w:after="0" w:line="240" w:lineRule="auto"/>
-    </w:pPr>
-    <w:rPr>
-      <w:rFonts w:eastAsiaTheme="minorHAnsi"/>
-      <w:color w:val="ED7D31" w:themeColor="accent2"/>
-      <w:sz w:val="20"/>
-      <w:lang w:val="en-US" w:eastAsia="en-US"/>
-    </w:rPr>
-  </w:style>
-  <w:style w:type="paragraph" w:customStyle="1" w:styleId="6761DACEDFCE43E2AF30AFDB8C5674062">
-    <w:name w:val="6761DACEDFCE43E2AF30AFDB8C5674062"/>
-    <w:rsid w:val="0094503B"/>
-    <w:pPr>
-      <w:keepNext/>
-      <w:keepLines/>
-      <w:spacing w:after="120" w:line="240" w:lineRule="auto"/>
-      <w:outlineLvl w:val="1"/>
-    </w:pPr>
-    <w:rPr>
-      <w:rFonts w:eastAsiaTheme="majorEastAsia" w:cstheme="majorBidi"/>
-      <w:b/>
-      <w:color w:val="404040" w:themeColor="text1" w:themeTint="BF"/>
-      <w:sz w:val="20"/>
-      <w:szCs w:val="26"/>
-      <w:lang w:val="en-US" w:eastAsia="en-US"/>
-    </w:rPr>
-  </w:style>
-  <w:style w:type="paragraph" w:customStyle="1" w:styleId="ED3C5AFAC7EF492891BD391C9C1E89242">
-    <w:name w:val="ED3C5AFAC7EF492891BD391C9C1E89242"/>
-    <w:rsid w:val="0094503B"/>
-    <w:pPr>
-      <w:keepNext/>
-      <w:keepLines/>
-      <w:spacing w:after="120" w:line="240" w:lineRule="auto"/>
-      <w:outlineLvl w:val="1"/>
-    </w:pPr>
-    <w:rPr>
-      <w:rFonts w:eastAsiaTheme="majorEastAsia" w:cstheme="majorBidi"/>
-      <w:b/>
-      <w:color w:val="404040" w:themeColor="text1" w:themeTint="BF"/>
-      <w:sz w:val="20"/>
-      <w:szCs w:val="26"/>
-      <w:lang w:val="en-US" w:eastAsia="en-US"/>
-    </w:rPr>
-  </w:style>
-  <w:style w:type="paragraph" w:customStyle="1" w:styleId="431F9B2C53D94D70905B52DEE73F76702">
-    <w:name w:val="431F9B2C53D94D70905B52DEE73F76702"/>
-    <w:rsid w:val="0094503B"/>
-    <w:pPr>
-      <w:spacing w:before="40" w:after="0" w:line="240" w:lineRule="auto"/>
-    </w:pPr>
-    <w:rPr>
-      <w:rFonts w:eastAsiaTheme="minorHAnsi"/>
-      <w:color w:val="A5A5A5" w:themeColor="accent3"/>
-      <w:sz w:val="20"/>
-      <w:lang w:val="en-US" w:eastAsia="en-US"/>
-    </w:rPr>
-  </w:style>
-  <w:style w:type="paragraph" w:customStyle="1" w:styleId="23BA095762A6470E9A78CD3366B2465A2">
-    <w:name w:val="23BA095762A6470E9A78CD3366B2465A2"/>
-    <w:rsid w:val="0094503B"/>
-    <w:pPr>
-      <w:spacing w:before="40" w:after="0" w:line="240" w:lineRule="auto"/>
-    </w:pPr>
-    <w:rPr>
-      <w:rFonts w:eastAsiaTheme="minorHAnsi"/>
-      <w:color w:val="A5A5A5" w:themeColor="accent3"/>
-      <w:sz w:val="20"/>
-      <w:lang w:val="en-US" w:eastAsia="en-US"/>
-    </w:rPr>
-  </w:style>
-  <w:style w:type="paragraph" w:customStyle="1" w:styleId="68ED709E0639416AB3476691B59FDF0D2">
-    <w:name w:val="68ED709E0639416AB3476691B59FDF0D2"/>
-    <w:rsid w:val="0094503B"/>
-    <w:pPr>
-      <w:keepNext/>
-      <w:keepLines/>
-      <w:spacing w:after="120" w:line="240" w:lineRule="auto"/>
-      <w:outlineLvl w:val="1"/>
-    </w:pPr>
-    <w:rPr>
-      <w:rFonts w:eastAsiaTheme="majorEastAsia" w:cstheme="majorBidi"/>
-      <w:b/>
-      <w:color w:val="404040" w:themeColor="text1" w:themeTint="BF"/>
-      <w:sz w:val="20"/>
-      <w:szCs w:val="26"/>
-      <w:lang w:val="en-US" w:eastAsia="en-US"/>
-    </w:rPr>
-  </w:style>
-  <w:style w:type="paragraph" w:customStyle="1" w:styleId="EC1403E3101443B9A25BAD4847D58F492">
-    <w:name w:val="EC1403E3101443B9A25BAD4847D58F492"/>
-    <w:rsid w:val="0094503B"/>
-    <w:pPr>
-      <w:keepNext/>
-      <w:keepLines/>
-      <w:spacing w:after="120" w:line="240" w:lineRule="auto"/>
-      <w:outlineLvl w:val="1"/>
-    </w:pPr>
-    <w:rPr>
-      <w:rFonts w:eastAsiaTheme="majorEastAsia" w:cstheme="majorBidi"/>
-      <w:b/>
-      <w:color w:val="404040" w:themeColor="text1" w:themeTint="BF"/>
-      <w:sz w:val="20"/>
-      <w:szCs w:val="26"/>
-      <w:lang w:val="en-US" w:eastAsia="en-US"/>
-    </w:rPr>
-  </w:style>
-  <w:style w:type="paragraph" w:customStyle="1" w:styleId="CFDAA41A4C99469CBC15DDAF88BDAB06">
-    <w:name w:val="CFDAA41A4C99469CBC15DDAF88BDAB06"/>
-    <w:rsid w:val="0094503B"/>
-    <w:rPr>
-      <w:kern w:val="2"/>
-      <w:lang w:val="en-US" w:eastAsia="en-US"/>
-      <w14:ligatures w14:val="standardContextual"/>
-    </w:rPr>
-  </w:style>
-  <w:style w:type="paragraph" w:customStyle="1" w:styleId="1B7547EFF6E749EBA5D5C63D5B482A18">
-    <w:name w:val="1B7547EFF6E749EBA5D5C63D5B482A18"/>
-    <w:rsid w:val="0094503B"/>
-    <w:rPr>
-      <w:kern w:val="2"/>
-      <w:lang w:val="en-US" w:eastAsia="en-US"/>
-      <w14:ligatures w14:val="standardContextual"/>
-    </w:rPr>
-  </w:style>
-  <w:style w:type="paragraph" w:customStyle="1" w:styleId="34FBACA7381540BD8CF9EC30B519456B">
-    <w:name w:val="34FBACA7381540BD8CF9EC30B519456B"/>
-    <w:rsid w:val="0094503B"/>
-    <w:rPr>
-      <w:kern w:val="2"/>
-      <w:lang w:val="en-US" w:eastAsia="en-US"/>
-      <w14:ligatures w14:val="standardContextual"/>
-    </w:rPr>
-  </w:style>
-  <w:style w:type="paragraph" w:customStyle="1" w:styleId="7D763B15C4594CC7AC777EF5C41A5BC7">
-    <w:name w:val="7D763B15C4594CC7AC777EF5C41A5BC7"/>
-    <w:rsid w:val="0094503B"/>
-    <w:rPr>
-      <w:kern w:val="2"/>
-      <w:lang w:val="en-US" w:eastAsia="en-US"/>
-      <w14:ligatures w14:val="standardContextual"/>
-    </w:rPr>
-  </w:style>
-  <w:style w:type="paragraph" w:customStyle="1" w:styleId="4D041204342D4634AD525C25AB699954">
-    <w:name w:val="4D041204342D4634AD525C25AB699954"/>
-    <w:rsid w:val="0094503B"/>
-    <w:rPr>
-      <w:kern w:val="2"/>
-      <w:lang w:val="en-US" w:eastAsia="en-US"/>
-      <w14:ligatures w14:val="standardContextual"/>
-    </w:rPr>
-  </w:style>
-  <w:style w:type="paragraph" w:customStyle="1" w:styleId="BCADB2AAC15B474F975415E3BB563686">
-    <w:name w:val="BCADB2AAC15B474F975415E3BB563686"/>
-    <w:rsid w:val="0094503B"/>
-    <w:rPr>
-      <w:kern w:val="2"/>
-      <w:lang w:val="en-US" w:eastAsia="en-US"/>
-      <w14:ligatures w14:val="standardContextual"/>
-    </w:rPr>
-  </w:style>
-  <w:style w:type="paragraph" w:customStyle="1" w:styleId="E89FD4362FF9419A82953CB078F07123">
-    <w:name w:val="E89FD4362FF9419A82953CB078F07123"/>
-    <w:rsid w:val="0094503B"/>
-    <w:rPr>
-      <w:kern w:val="2"/>
-      <w:lang w:val="en-US" w:eastAsia="en-US"/>
-      <w14:ligatures w14:val="standardContextual"/>
-    </w:rPr>
-  </w:style>
-  <w:style w:type="paragraph" w:customStyle="1" w:styleId="2E16ABA8A935491A8E40B820212482FB">
-    <w:name w:val="2E16ABA8A935491A8E40B820212482FB"/>
-    <w:rsid w:val="0094503B"/>
-    <w:rPr>
-      <w:kern w:val="2"/>
-      <w:lang w:val="en-US" w:eastAsia="en-US"/>
-      <w14:ligatures w14:val="standardContextual"/>
-    </w:rPr>
-  </w:style>
-  <w:style w:type="paragraph" w:customStyle="1" w:styleId="6511D74679BE407DA5C2B633EF0D9C93">
-    <w:name w:val="6511D74679BE407DA5C2B633EF0D9C93"/>
-    <w:rsid w:val="0094503B"/>
-    <w:rPr>
-      <w:kern w:val="2"/>
-      <w:lang w:val="en-US" w:eastAsia="en-US"/>
-      <w14:ligatures w14:val="standardContextual"/>
-    </w:rPr>
-  </w:style>
-  <w:style w:type="paragraph" w:customStyle="1" w:styleId="CECAC445517F4D82AF8E844BEF9B3DDD">
-    <w:name w:val="CECAC445517F4D82AF8E844BEF9B3DDD"/>
-    <w:rsid w:val="0094503B"/>
-    <w:rPr>
-      <w:kern w:val="2"/>
-      <w:lang w:val="en-US" w:eastAsia="en-US"/>
-      <w14:ligatures w14:val="standardContextual"/>
-    </w:rPr>
-  </w:style>
-</w:styles>
-</file>
-
-<file path=word/glossary/webSettings2.xml><?xml version="1.0" encoding="utf-8"?>
-<w:webSettings xmlns:mc="http://schemas.openxmlformats.org/markup-compatibility/2006" xmlns:r="http://schemas.openxmlformats.org/officeDocument/2006/relationships" xmlns:w="http://schemas.openxmlformats.org/wordprocessingml/2006/main" xmlns:w14="http://schemas.microsoft.com/office/word/2010/wordml" xmlns:w15="http://schemas.microsoft.com/office/word/2012/wordml" xmlns:w16cex="http://schemas.microsoft.com/office/word/2018/wordml/cex" xmlns:w16cid="http://schemas.microsoft.com/office/word/2016/wordml/cid" xmlns:w16="http://schemas.microsoft.com/office/word/2018/wordml" xmlns:w16sdtdh="http://schemas.microsoft.com/office/word/2020/wordml/sdtdatahash" xmlns:w16se="http://schemas.microsoft.com/office/word/2015/wordml/symex" mc:Ignorable="w14 w15 w16se w16cid w16 w16cex w16sdtdh">
-  <w:optimizeForBrowser/>
-  <w:allowPNG/>
-</w:webSettings>
-</file>
-
 <file path=word/theme/theme11.xml><?xml version="1.0" encoding="utf-8"?>
 <a:theme xmlns:a="http://schemas.openxmlformats.org/drawingml/2006/main" name="Office Theme">
   <a:themeElements>
@@ -8702,359 +4930,6 @@
 </a:theme>
 </file>
 
-<file path=customXml/item13.xml><?xml version="1.0" encoding="utf-8"?>
-<b:Sources xmlns:b="http://schemas.openxmlformats.org/officeDocument/2006/bibliography" xmlns="http://schemas.openxmlformats.org/officeDocument/2006/bibliography" SelectedStyle="\APASixthEditionOfficeOnline.xsl" StyleName="APA" Version="6"/>
-</file>
-
-<file path=customXml/item24.xml><?xml version="1.0" encoding="utf-8"?>
-<ct:contentTypeSchema xmlns:ct="http://schemas.microsoft.com/office/2006/metadata/contentType" xmlns:ma="http://schemas.microsoft.com/office/2006/metadata/properties/metaAttributes" ct:_="" ma:_="" ma:contentTypeName="Document" ma:contentTypeID="0x01010079F111ED35F8CC479449609E8A0923A6" ma:contentTypeVersion="26" ma:contentTypeDescription="Create a new document." ma:contentTypeScope="" ma:versionID="ac37c1753acd5e330d2062ccec26ea66">
-  <xsd:schema xmlns:xsd="http://www.w3.org/2001/XMLSchema" xmlns:xs="http://www.w3.org/2001/XMLSchema" xmlns:p="http://schemas.microsoft.com/office/2006/metadata/properties" xmlns:ns1="http://schemas.microsoft.com/sharepoint/v3" xmlns:ns2="71af3243-3dd4-4a8d-8c0d-dd76da1f02a5" xmlns:ns3="16c05727-aa75-4e4a-9b5f-8a80a1165891" xmlns:ns4="230e9df3-be65-4c73-a93b-d1236ebd677e" targetNamespace="http://schemas.microsoft.com/office/2006/metadata/properties" ma:root="true" ma:fieldsID="3b340c7101c92c5120abd06486f94548" ns1:_="" ns2:_="" ns3:_="" ns4:_="">
-    <xsd:import namespace="http://schemas.microsoft.com/sharepoint/v3"/>
-    <xsd:import namespace="71af3243-3dd4-4a8d-8c0d-dd76da1f02a5"/>
-    <xsd:import namespace="16c05727-aa75-4e4a-9b5f-8a80a1165891"/>
-    <xsd:import namespace="230e9df3-be65-4c73-a93b-d1236ebd677e"/>
-    <xsd:element name="properties">
-      <xsd:complexType>
-        <xsd:sequence>
-          <xsd:element name="documentManagement">
-            <xsd:complexType>
-              <xsd:all>
-                <xsd:element ref="ns2:Status" minOccurs="0"/>
-                <xsd:element ref="ns2:Image" minOccurs="0"/>
-                <xsd:element ref="ns2:MediaServiceMetadata" minOccurs="0"/>
-                <xsd:element ref="ns2:MediaServiceFastMetadata" minOccurs="0"/>
-                <xsd:element ref="ns2:MediaServiceOCR" minOccurs="0"/>
-                <xsd:element ref="ns2:MediaServiceAutoTags" minOccurs="0"/>
-                <xsd:element ref="ns2:MediaServiceEventHashCode" minOccurs="0"/>
-                <xsd:element ref="ns2:MediaServiceGenerationTime" minOccurs="0"/>
-                <xsd:element ref="ns3:SharedWithUsers" minOccurs="0"/>
-                <xsd:element ref="ns3:SharedWithDetails" minOccurs="0"/>
-                <xsd:element ref="ns2:MediaServiceAutoKeyPoints" minOccurs="0"/>
-                <xsd:element ref="ns2:MediaServiceKeyPoints" minOccurs="0"/>
-                <xsd:element ref="ns2:MediaServiceDateTaken" minOccurs="0"/>
-                <xsd:element ref="ns1:_ip_UnifiedCompliancePolicyProperties" minOccurs="0"/>
-                <xsd:element ref="ns1:_ip_UnifiedCompliancePolicyUIAction" minOccurs="0"/>
-                <xsd:element ref="ns4:TaxCatchAll" minOccurs="0"/>
-                <xsd:element ref="ns2:ImageTagsTaxHTField" minOccurs="0"/>
-                <xsd:element ref="ns2:MediaServiceLocation" minOccurs="0"/>
-                <xsd:element ref="ns2:MediaLengthInSeconds" minOccurs="0"/>
-                <xsd:element ref="ns2:Background" minOccurs="0"/>
-                <xsd:element ref="ns2:MediaServiceSearchProperties" minOccurs="0"/>
-                <xsd:element ref="ns2:MediaServiceDocTags" minOccurs="0"/>
-              </xsd:all>
-            </xsd:complexType>
-          </xsd:element>
-        </xsd:sequence>
-      </xsd:complexType>
-    </xsd:element>
-  </xsd:schema>
-  <xsd:schema xmlns:xsd="http://www.w3.org/2001/XMLSchema" xmlns:xs="http://www.w3.org/2001/XMLSchema" xmlns:dms="http://schemas.microsoft.com/office/2006/documentManagement/types" xmlns:pc="http://schemas.microsoft.com/office/infopath/2007/PartnerControls" targetNamespace="http://schemas.microsoft.com/sharepoint/v3" elementFormDefault="qualified">
-    <xsd:import namespace="http://schemas.microsoft.com/office/2006/documentManagement/types"/>
-    <xsd:import namespace="http://schemas.microsoft.com/office/infopath/2007/PartnerControls"/>
-    <xsd:element name="_ip_UnifiedCompliancePolicyProperties" ma:index="20" nillable="true" ma:displayName="Unified Compliance Policy Properties" ma:hidden="true" ma:internalName="_ip_UnifiedCompliancePolicyProperties" ma:readOnly="false">
-      <xsd:simpleType>
-        <xsd:restriction base="dms:Note"/>
-      </xsd:simpleType>
-    </xsd:element>
-    <xsd:element name="_ip_UnifiedCompliancePolicyUIAction" ma:index="21" nillable="true" ma:displayName="Unified Compliance Policy UI Action" ma:hidden="true" ma:internalName="_ip_UnifiedCompliancePolicyUIAction" ma:readOnly="false">
-      <xsd:simpleType>
-        <xsd:restriction base="dms:Text"/>
-      </xsd:simpleType>
-    </xsd:element>
-  </xsd:schema>
-  <xsd:schema xmlns:xsd="http://www.w3.org/2001/XMLSchema" xmlns:xs="http://www.w3.org/2001/XMLSchema" xmlns:dms="http://schemas.microsoft.com/office/2006/documentManagement/types" xmlns:pc="http://schemas.microsoft.com/office/infopath/2007/PartnerControls" targetNamespace="71af3243-3dd4-4a8d-8c0d-dd76da1f02a5" elementFormDefault="qualified">
-    <xsd:import namespace="http://schemas.microsoft.com/office/2006/documentManagement/types"/>
-    <xsd:import namespace="http://schemas.microsoft.com/office/infopath/2007/PartnerControls"/>
-    <xsd:element name="Status" ma:index="2" nillable="true" ma:displayName="Status" ma:default="Not started" ma:format="Dropdown" ma:internalName="Status" ma:readOnly="false">
-      <xsd:simpleType>
-        <xsd:restriction base="dms:Choice">
-          <xsd:enumeration value="Not started"/>
-          <xsd:enumeration value="In Progress"/>
-          <xsd:enumeration value="Completed"/>
-        </xsd:restriction>
-      </xsd:simpleType>
-    </xsd:element>
-    <xsd:element name="Image" ma:index="3" nillable="true" ma:displayName="Image" ma:format="Image" ma:internalName="Image" ma:readOnly="false">
-      <xsd:complexType>
-        <xsd:complexContent>
-          <xsd:extension base="dms:URL">
-            <xsd:sequence>
-              <xsd:element name="Url" type="dms:ValidUrl" minOccurs="0" nillable="true"/>
-              <xsd:element name="Description" type="xsd:string" nillable="true"/>
-            </xsd:sequence>
-          </xsd:extension>
-        </xsd:complexContent>
-      </xsd:complexType>
-    </xsd:element>
-    <xsd:element name="MediaServiceMetadata" ma:index="8" nillable="true" ma:displayName="MediaServiceMetadata" ma:hidden="true" ma:internalName="MediaServiceMetadata" ma:readOnly="true">
-      <xsd:simpleType>
-        <xsd:restriction base="dms:Note"/>
-      </xsd:simpleType>
-    </xsd:element>
-    <xsd:element name="MediaServiceFastMetadata" ma:index="9" nillable="true" ma:displayName="MediaServiceFastMetadata" ma:hidden="true" ma:internalName="MediaServiceFastMetadata" ma:readOnly="true">
-      <xsd:simpleType>
-        <xsd:restriction base="dms:Note"/>
-      </xsd:simpleType>
-    </xsd:element>
-    <xsd:element name="MediaServiceOCR" ma:index="10" nillable="true" ma:displayName="MediaServiceOCR" ma:hidden="true" ma:internalName="MediaServiceOCR" ma:readOnly="true">
-      <xsd:simpleType>
-        <xsd:restriction base="dms:Note"/>
-      </xsd:simpleType>
-    </xsd:element>
-    <xsd:element name="MediaServiceAutoTags" ma:index="11" nillable="true" ma:displayName="MediaServiceAutoTags" ma:hidden="true" ma:internalName="MediaServiceAutoTags" ma:readOnly="true">
-      <xsd:simpleType>
-        <xsd:restriction base="dms:Text"/>
-      </xsd:simpleType>
-    </xsd:element>
-    <xsd:element name="MediaServiceEventHashCode" ma:index="12" nillable="true" ma:displayName="MediaServiceEventHashCode" ma:hidden="true" ma:internalName="MediaServiceEventHashCode" ma:readOnly="true">
-      <xsd:simpleType>
-        <xsd:restriction base="dms:Text"/>
-      </xsd:simpleType>
-    </xsd:element>
-    <xsd:element name="MediaServiceGenerationTime" ma:index="13" nillable="true" ma:displayName="MediaServiceGenerationTime" ma:hidden="true" ma:internalName="MediaServiceGenerationTime" ma:readOnly="true">
-      <xsd:simpleType>
-        <xsd:restriction base="dms:Text"/>
-      </xsd:simpleType>
-    </xsd:element>
-    <xsd:element name="MediaServiceAutoKeyPoints" ma:index="16" nillable="true" ma:displayName="MediaServiceAutoKeyPoints" ma:hidden="true" ma:internalName="MediaServiceAutoKeyPoints" ma:readOnly="true">
-      <xsd:simpleType>
-        <xsd:restriction base="dms:Note"/>
-      </xsd:simpleType>
-    </xsd:element>
-    <xsd:element name="MediaServiceKeyPoints" ma:index="17" nillable="true" ma:displayName="KeyPoints" ma:hidden="true" ma:internalName="MediaServiceKeyPoints" ma:readOnly="false">
-      <xsd:simpleType>
-        <xsd:restriction base="dms:Note"/>
-      </xsd:simpleType>
-    </xsd:element>
-    <xsd:element name="MediaServiceDateTaken" ma:index="18" nillable="true" ma:displayName="MediaServiceDateTaken" ma:hidden="true" ma:internalName="MediaServiceDateTaken" ma:readOnly="true">
-      <xsd:simpleType>
-        <xsd:restriction base="dms:Text"/>
-      </xsd:simpleType>
-    </xsd:element>
-    <xsd:element name="ImageTagsTaxHTField" ma:index="25" nillable="true" ma:taxonomy="true" ma:internalName="ImageTagsTaxHTField" ma:taxonomyFieldName="MediaServiceImageTags" ma:displayName="Image Tags" ma:readOnly="false" ma:fieldId="{5cf76f15-5ced-4ddc-b409-7134ff3c332f}" ma:taxonomyMulti="true" ma:sspId="e385fb40-52d4-4fae-9c5b-3e8ff8a5878e" ma:termSetId="09814cd3-568e-fe90-9814-8d621ff8fb84" ma:anchorId="fba54fb3-c3e1-fe81-a776-ca4b69148c4d" ma:open="true" ma:isKeyword="false">
-      <xsd:complexType>
-        <xsd:sequence>
-          <xsd:element ref="pc:Terms" minOccurs="0" maxOccurs="1"/>
-        </xsd:sequence>
-      </xsd:complexType>
-    </xsd:element>
-    <xsd:element name="MediaServiceLocation" ma:index="26" nillable="true" ma:displayName="Location" ma:hidden="true" ma:internalName="MediaServiceLocation" ma:readOnly="true">
-      <xsd:simpleType>
-        <xsd:restriction base="dms:Text"/>
-      </xsd:simpleType>
-    </xsd:element>
-    <xsd:element name="MediaLengthInSeconds" ma:index="27" nillable="true" ma:displayName="MediaLengthInSeconds" ma:hidden="true" ma:internalName="MediaLengthInSeconds" ma:readOnly="true">
-      <xsd:simpleType>
-        <xsd:restriction base="dms:Unknown"/>
-      </xsd:simpleType>
-    </xsd:element>
-    <xsd:element name="Background" ma:index="28" nillable="true" ma:displayName="Background" ma:default="0" ma:format="Dropdown" ma:internalName="Background">
-      <xsd:simpleType>
-        <xsd:restriction base="dms:Boolean"/>
-      </xsd:simpleType>
-    </xsd:element>
-    <xsd:element name="MediaServiceSearchProperties" ma:index="29" nillable="true" ma:displayName="MediaServiceSearchProperties" ma:hidden="true" ma:internalName="MediaServiceSearchProperties" ma:readOnly="true">
-      <xsd:simpleType>
-        <xsd:restriction base="dms:Note"/>
-      </xsd:simpleType>
-    </xsd:element>
-    <xsd:element name="MediaServiceDocTags" ma:index="30" nillable="true" ma:displayName="MediaServiceDocTags" ma:hidden="true" ma:internalName="MediaServiceDocTags" ma:readOnly="true">
-      <xsd:simpleType>
-        <xsd:restriction base="dms:Note"/>
-      </xsd:simpleType>
-    </xsd:element>
-  </xsd:schema>
-  <xsd:schema xmlns:xsd="http://www.w3.org/2001/XMLSchema" xmlns:xs="http://www.w3.org/2001/XMLSchema" xmlns:dms="http://schemas.microsoft.com/office/2006/documentManagement/types" xmlns:pc="http://schemas.microsoft.com/office/infopath/2007/PartnerControls" targetNamespace="16c05727-aa75-4e4a-9b5f-8a80a1165891" elementFormDefault="qualified">
-    <xsd:import namespace="http://schemas.microsoft.com/office/2006/documentManagement/types"/>
-    <xsd:import namespace="http://schemas.microsoft.com/office/infopath/2007/PartnerControls"/>
-    <xsd:element name="SharedWithUsers" ma:index="14" nillable="true" ma:displayName="Shared With" ma:hidden="true" ma:internalName="SharedWithUsers" ma:readOnly="true">
-      <xsd:complexType>
-        <xsd:complexContent>
-          <xsd:extension base="dms:UserMulti">
-            <xsd:sequence>
-              <xsd:element name="UserInfo" minOccurs="0" maxOccurs="unbounded">
-                <xsd:complexType>
-                  <xsd:sequence>
-                    <xsd:element name="DisplayName" type="xsd:string" minOccurs="0"/>
-                    <xsd:element name="AccountId" type="dms:UserId" minOccurs="0" nillable="true"/>
-                    <xsd:element name="AccountType" type="xsd:string" minOccurs="0"/>
-                  </xsd:sequence>
-                </xsd:complexType>
-              </xsd:element>
-            </xsd:sequence>
-          </xsd:extension>
-        </xsd:complexContent>
-      </xsd:complexType>
-    </xsd:element>
-    <xsd:element name="SharedWithDetails" ma:index="15" nillable="true" ma:displayName="Shared With Details" ma:hidden="true" ma:internalName="SharedWithDetails" ma:readOnly="true">
-      <xsd:simpleType>
-        <xsd:restriction base="dms:Note"/>
-      </xsd:simpleType>
-    </xsd:element>
-  </xsd:schema>
-  <xsd:schema xmlns:xsd="http://www.w3.org/2001/XMLSchema" xmlns:xs="http://www.w3.org/2001/XMLSchema" xmlns:dms="http://schemas.microsoft.com/office/2006/documentManagement/types" xmlns:pc="http://schemas.microsoft.com/office/infopath/2007/PartnerControls" targetNamespace="230e9df3-be65-4c73-a93b-d1236ebd677e" elementFormDefault="qualified">
-    <xsd:import namespace="http://schemas.microsoft.com/office/2006/documentManagement/types"/>
-    <xsd:import namespace="http://schemas.microsoft.com/office/infopath/2007/PartnerControls"/>
-    <xsd:element name="TaxCatchAll" ma:index="23" nillable="true" ma:displayName="Taxonomy Catch All Column" ma:hidden="true" ma:list="{3f6bfcbc-3db3-4ae6-bd76-326f0798ad28}" ma:internalName="TaxCatchAll" ma:readOnly="false" ma:showField="CatchAllData" ma:web="16c05727-aa75-4e4a-9b5f-8a80a1165891">
-      <xsd:complexType>
-        <xsd:complexContent>
-          <xsd:extension base="dms:MultiChoiceLookup">
-            <xsd:sequence>
-              <xsd:element name="Value" type="dms:Lookup" maxOccurs="unbounded" minOccurs="0" nillable="true"/>
-            </xsd:sequence>
-          </xsd:extension>
-        </xsd:complexContent>
-      </xsd:complexType>
-    </xsd:element>
-  </xsd:schema>
-  <xsd:schema xmlns="http://schemas.openxmlformats.org/package/2006/metadata/core-properties" xmlns:xsd="http://www.w3.org/2001/XMLSchema" xmlns:xsi="http://www.w3.org/2001/XMLSchema-instance" xmlns:dc="http://purl.org/dc/elements/1.1/" xmlns:dcterms="http://purl.org/dc/terms/" xmlns:odoc="http://schemas.microsoft.com/internal/obd" targetNamespace="http://schemas.openxmlformats.org/package/2006/metadata/core-properties" elementFormDefault="qualified" attributeFormDefault="unqualified" blockDefault="#all">
-    <xsd:import namespace="http://purl.org/dc/elements/1.1/" schemaLocation="http://dublincore.org/schemas/xmls/qdc/2003/04/02/dc.xsd"/>
-    <xsd:import namespace="http://purl.org/dc/terms/" schemaLocation="http://dublincore.org/schemas/xmls/qdc/2003/04/02/dcterms.xsd"/>
-    <xsd:element name="coreProperties" type="CT_coreProperties"/>
-    <xsd:complexType name="CT_coreProperties">
-      <xsd:all>
-        <xsd:element ref="dc:creator" minOccurs="0" maxOccurs="1"/>
-        <xsd:element ref="dcterms:created" minOccurs="0" maxOccurs="1"/>
-        <xsd:element ref="dc:identifier" minOccurs="0" maxOccurs="1"/>
-        <xsd:element name="contentType" minOccurs="0" maxOccurs="1" type="xsd:string" ma:displayName="Content Type"/>
-        <xsd:element ref="dc:title" minOccurs="0" maxOccurs="1" ma:index="1" ma:displayName="Title"/>
-        <xsd:element ref="dc:subject" minOccurs="0" maxOccurs="1"/>
-        <xsd:element ref="dc:description" minOccurs="0" maxOccurs="1"/>
-        <xsd:element name="keywords" minOccurs="0" maxOccurs="1" type="xsd:string"/>
-        <xsd:element ref="dc:language" minOccurs="0" maxOccurs="1"/>
-        <xsd:element name="category" minOccurs="0" maxOccurs="1" type="xsd:string"/>
-        <xsd:element name="version" minOccurs="0" maxOccurs="1" type="xsd:string"/>
-        <xsd:element name="revision" minOccurs="0" maxOccurs="1" type="xsd:string">
-          <xsd:annotation>
-            <xsd:documentation>
-                        This value indicates the number of saves or revisions. The application is responsible for updating this value after each revision.
-                    </xsd:documentation>
-          </xsd:annotation>
-        </xsd:element>
-        <xsd:element name="lastModifiedBy" minOccurs="0" maxOccurs="1" type="xsd:string"/>
-        <xsd:element ref="dcterms:modified" minOccurs="0" maxOccurs="1"/>
-        <xsd:element name="contentStatus" minOccurs="0" maxOccurs="1" type="xsd:string"/>
-      </xsd:all>
-    </xsd:complexType>
-  </xsd:schema>
-  <xs:schema xmlns:pc="http://schemas.microsoft.com/office/infopath/2007/PartnerControls" xmlns:xs="http://www.w3.org/2001/XMLSchema" targetNamespace="http://schemas.microsoft.com/office/infopath/2007/PartnerControls" elementFormDefault="qualified" attributeFormDefault="unqualified">
-    <xs:element name="Person">
-      <xs:complexType>
-        <xs:sequence>
-          <xs:element ref="pc:DisplayName" minOccurs="0"/>
-          <xs:element ref="pc:AccountId" minOccurs="0"/>
-          <xs:element ref="pc:AccountType" minOccurs="0"/>
-        </xs:sequence>
-      </xs:complexType>
-    </xs:element>
-    <xs:element name="DisplayName" type="xs:string"/>
-    <xs:element name="AccountId" type="xs:string"/>
-    <xs:element name="AccountType" type="xs:string"/>
-    <xs:element name="BDCAssociatedEntity">
-      <xs:complexType>
-        <xs:sequence>
-          <xs:element ref="pc:BDCEntity" minOccurs="0" maxOccurs="unbounded"/>
-        </xs:sequence>
-        <xs:attribute ref="pc:EntityNamespace"/>
-        <xs:attribute ref="pc:EntityName"/>
-        <xs:attribute ref="pc:SystemInstanceName"/>
-        <xs:attribute ref="pc:AssociationName"/>
-      </xs:complexType>
-    </xs:element>
-    <xs:attribute name="EntityNamespace" type="xs:string"/>
-    <xs:attribute name="EntityName" type="xs:string"/>
-    <xs:attribute name="SystemInstanceName" type="xs:string"/>
-    <xs:attribute name="AssociationName" type="xs:string"/>
-    <xs:element name="BDCEntity">
-      <xs:complexType>
-        <xs:sequence>
-          <xs:element ref="pc:EntityDisplayName" minOccurs="0"/>
-          <xs:element ref="pc:EntityInstanceReference" minOccurs="0"/>
-          <xs:element ref="pc:EntityId1" minOccurs="0"/>
-          <xs:element ref="pc:EntityId2" minOccurs="0"/>
-          <xs:element ref="pc:EntityId3" minOccurs="0"/>
-          <xs:element ref="pc:EntityId4" minOccurs="0"/>
-          <xs:element ref="pc:EntityId5" minOccurs="0"/>
-        </xs:sequence>
-      </xs:complexType>
-    </xs:element>
-    <xs:element name="EntityDisplayName" type="xs:string"/>
-    <xs:element name="EntityInstanceReference" type="xs:string"/>
-    <xs:element name="EntityId1" type="xs:string"/>
-    <xs:element name="EntityId2" type="xs:string"/>
-    <xs:element name="EntityId3" type="xs:string"/>
-    <xs:element name="EntityId4" type="xs:string"/>
-    <xs:element name="EntityId5" type="xs:string"/>
-    <xs:element name="Terms">
-      <xs:complexType>
-        <xs:sequence>
-          <xs:element ref="pc:TermInfo" minOccurs="0" maxOccurs="unbounded"/>
-        </xs:sequence>
-      </xs:complexType>
-    </xs:element>
-    <xs:element name="TermInfo">
-      <xs:complexType>
-        <xs:sequence>
-          <xs:element ref="pc:TermName" minOccurs="0"/>
-          <xs:element ref="pc:TermId" minOccurs="0"/>
-        </xs:sequence>
-      </xs:complexType>
-    </xs:element>
-    <xs:element name="TermName" type="xs:string"/>
-    <xs:element name="TermId" type="xs:string"/>
-  </xs:schema>
-</ct:contentTypeSchema>
-</file>
-
-<file path=customXml/item32.xml><?xml version="1.0" encoding="utf-8"?>
-<?mso-contentType ?>
-<FormTemplates xmlns="http://schemas.microsoft.com/sharepoint/v3/contenttype/forms">
-  <Display>DocumentLibraryForm</Display>
-  <Edit>DocumentLibraryForm</Edit>
-  <New>DocumentLibraryForm</New>
-</FormTemplates>
-</file>
-
-<file path=customXml/item4.xml><?xml version="1.0" encoding="utf-8"?>
-<p:properties xmlns:p="http://schemas.microsoft.com/office/2006/metadata/properties" xmlns:xsi="http://www.w3.org/2001/XMLSchema-instance" xmlns:pc="http://schemas.microsoft.com/office/infopath/2007/PartnerControls">
-  <documentManagement>
-    <Background xmlns="71af3243-3dd4-4a8d-8c0d-dd76da1f02a5">false</Background>
-    <Status xmlns="71af3243-3dd4-4a8d-8c0d-dd76da1f02a5">Not started</Status>
-    <_ip_UnifiedCompliancePolicyUIAction xmlns="http://schemas.microsoft.com/sharepoint/v3" xsi:nil="true"/>
-    <Image xmlns="71af3243-3dd4-4a8d-8c0d-dd76da1f02a5">
-      <Url xsi:nil="true"/>
-      <Description xsi:nil="true"/>
-    </Image>
-    <_ip_UnifiedCompliancePolicyProperties xmlns="http://schemas.microsoft.com/sharepoint/v3" xsi:nil="true"/>
-    <ImageTagsTaxHTField xmlns="71af3243-3dd4-4a8d-8c0d-dd76da1f02a5">
-      <Terms xmlns="http://schemas.microsoft.com/office/infopath/2007/PartnerControls"/>
-    </ImageTagsTaxHTField>
-    <TaxCatchAll xmlns="230e9df3-be65-4c73-a93b-d1236ebd677e" xsi:nil="true"/>
-    <MediaServiceKeyPoints xmlns="71af3243-3dd4-4a8d-8c0d-dd76da1f02a5" xsi:nil="true"/>
-  </documentManagement>
-</p:properties>
-</file>
-
-<file path=customXml/itemProps13.xml><?xml version="1.0" encoding="utf-8"?>
-<ds:datastoreItem xmlns:ds="http://schemas.openxmlformats.org/officeDocument/2006/customXml" ds:itemID="{4340EFE2-4790-4963-A265-5A55FE09B729}">
-  <ds:schemaRefs>
-    <ds:schemaRef ds:uri="http://schemas.openxmlformats.org/officeDocument/2006/bibliography"/>
-  </ds:schemaRefs>
-</ds:datastoreItem>
-</file>
-
-<file path=customXml/itemProps24.xml><?xml version="1.0" encoding="utf-8"?>
-<ds:datastoreItem xmlns:ds="http://schemas.openxmlformats.org/officeDocument/2006/customXml" ds:itemID="{E9E1B831-473E-4216-A45E-58D46BDACEE1}"/>
-</file>
-
-<file path=customXml/itemProps32.xml><?xml version="1.0" encoding="utf-8"?>
-<ds:datastoreItem xmlns:ds="http://schemas.openxmlformats.org/officeDocument/2006/customXml" ds:itemID="{E41E8C2D-74E7-4FA6-A628-E1D211022C5C}"/>
-</file>
-
-<file path=customXml/itemProps41.xml><?xml version="1.0" encoding="utf-8"?>
-<ds:datastoreItem xmlns:ds="http://schemas.openxmlformats.org/officeDocument/2006/customXml" ds:itemID="{C16B7056-2466-4AA1-A4C4-E365F353E8AA}"/>
-</file>
-
 <file path=docMetadata/LabelInfo.xml><?xml version="1.0" encoding="utf-8"?>
 <clbl:labelList xmlns:clbl="http://schemas.microsoft.com/office/2020/mipLabelMetadata"/>
 </file>